--- a/新泰週報20260329[2613]B4F.docx
+++ b/新泰週報20260329[2613]B4F.docx
@@ -1,6 +1,6 @@
 
 <file path=word/document.xml><?xml version="1.0" encoding="utf-8"?>
-<w:document xmlns:wpc="http://schemas.microsoft.com/office/word/2010/wordprocessingCanvas" xmlns:mc="http://schemas.openxmlformats.org/markup-compatibility/2006" xmlns:o="urn:schemas-microsoft-com:office:office" xmlns:r="http://schemas.openxmlformats.org/officeDocument/2006/relationships" xmlns:m="http://schemas.openxmlformats.org/officeDocument/2006/math" xmlns:v="urn:schemas-microsoft-com:vml" xmlns:wp14="http://schemas.microsoft.com/office/word/2010/wordprocessingDrawing" xmlns:wp="http://schemas.openxmlformats.org/drawingml/2006/wordprocessingDrawing" xmlns:w10="urn:schemas-microsoft-com:office:word" xmlns:w="http://schemas.openxmlformats.org/wordprocessingml/2006/main" xmlns:w14="http://schemas.microsoft.com/office/word/2010/wordml" xmlns:w15="http://schemas.microsoft.com/office/word/2012/wordml" xmlns:wpg="http://schemas.microsoft.com/office/word/2010/wordprocessingGroup" xmlns:wpi="http://schemas.microsoft.com/office/word/2010/wordprocessingInk" xmlns:wne="http://schemas.microsoft.com/office/word/2006/wordml" xmlns:wps="http://schemas.microsoft.com/office/word/2010/wordprocessingShape" mc:Ignorable="w14 w15 wp14">
+<w:document xmlns:wpc="http://schemas.microsoft.com/office/word/2010/wordprocessingCanvas" xmlns:cx="http://schemas.microsoft.com/office/drawing/2014/chartex" xmlns:cx1="http://schemas.microsoft.com/office/drawing/2015/9/8/chartex" xmlns:cx2="http://schemas.microsoft.com/office/drawing/2015/10/21/chartex" xmlns:cx3="http://schemas.microsoft.com/office/drawing/2016/5/9/chartex" xmlns:cx4="http://schemas.microsoft.com/office/drawing/2016/5/10/chartex" xmlns:cx5="http://schemas.microsoft.com/office/drawing/2016/5/11/chartex" xmlns:cx6="http://schemas.microsoft.com/office/drawing/2016/5/12/chartex" xmlns:cx7="http://schemas.microsoft.com/office/drawing/2016/5/13/chartex" xmlns:cx8="http://schemas.microsoft.com/office/drawing/2016/5/14/chartex" xmlns:mc="http://schemas.openxmlformats.org/markup-compatibility/2006" xmlns:aink="http://schemas.microsoft.com/office/drawing/2016/ink" xmlns:am3d="http://schemas.microsoft.com/office/drawing/2017/model3d" xmlns:o="urn:schemas-microsoft-com:office:office" xmlns:oel="http://schemas.microsoft.com/office/2019/extlst" xmlns:r="http://schemas.openxmlformats.org/officeDocument/2006/relationships" xmlns:m="http://schemas.openxmlformats.org/officeDocument/2006/math" xmlns:v="urn:schemas-microsoft-com:vml" xmlns:wp14="http://schemas.microsoft.com/office/word/2010/wordprocessingDrawing" xmlns:wp="http://schemas.openxmlformats.org/drawingml/2006/wordprocessingDrawing" xmlns:w10="urn:schemas-microsoft-com:office:word" xmlns:w="http://schemas.openxmlformats.org/wordprocessingml/2006/main" xmlns:w14="http://schemas.microsoft.com/office/word/2010/wordml" xmlns:w15="http://schemas.microsoft.com/office/word/2012/wordml" xmlns:w16cex="http://schemas.microsoft.com/office/word/2018/wordml/cex" xmlns:w16cid="http://schemas.microsoft.com/office/word/2016/wordml/cid" xmlns:w16="http://schemas.microsoft.com/office/word/2018/wordml" xmlns:w16sdtdh="http://schemas.microsoft.com/office/word/2020/wordml/sdtdatahash" xmlns:w16se="http://schemas.microsoft.com/office/word/2015/wordml/symex" xmlns:wpg="http://schemas.microsoft.com/office/word/2010/wordprocessingGroup" xmlns:wpi="http://schemas.microsoft.com/office/word/2010/wordprocessingInk" xmlns:wne="http://schemas.microsoft.com/office/word/2006/wordml" xmlns:wps="http://schemas.microsoft.com/office/word/2010/wordprocessingShape" mc:Ignorable="w14 w15 w16se w16cid w16 w16cex w16sdtdh wp14">
   <w:body>
     <w:p>
       <w:pPr>
@@ -114,7 +114,7 @@
           <w:sz w:val="20"/>
           <w:szCs w:val="20"/>
         </w:rPr>
-        <w:instrText>2</w:instrText>
+        <w:instrText>3</w:instrText>
       </w:r>
       <w:r>
         <w:rPr>
@@ -153,7 +153,7 @@
           <w:sz w:val="20"/>
           <w:szCs w:val="20"/>
         </w:rPr>
-        <w:t>612</w:t>
+        <w:t>613</w:t>
       </w:r>
       <w:bookmarkEnd w:id="0"/>
       <w:r>
@@ -332,7 +332,16 @@
           <w:sz w:val="20"/>
           <w:szCs w:val="20"/>
         </w:rPr>
-        <w:instrText>22</w:instrText>
+        <w:instrText>2</w:instrText>
+      </w:r>
+      <w:r>
+        <w:rPr>
+          <w:rFonts w:ascii="Barlow Condensed Medium" w:hAnsi="Barlow Condensed Medium" w:cs="Tahoma" w:hint="eastAsia"/>
+          <w:color w:val="404040" w:themeColor="text1" w:themeTint="BF"/>
+          <w:sz w:val="20"/>
+          <w:szCs w:val="20"/>
+        </w:rPr>
+        <w:instrText>9</w:instrText>
       </w:r>
       <w:r>
         <w:rPr>
@@ -361,7 +370,7 @@
           <w:sz w:val="20"/>
           <w:szCs w:val="20"/>
         </w:rPr>
-        <w:t>22</w:t>
+        <w:t>29</w:t>
       </w:r>
       <w:bookmarkEnd w:id="3"/>
       <w:r>
@@ -3173,25 +3182,7 @@
           <w:sz w:val="26"/>
           <w:szCs w:val="26"/>
         </w:rPr>
-        <w:t>【</w:t>
-      </w:r>
-      <w:r>
-        <w:rPr>
-          <w:rFonts w:ascii="標楷體" w:eastAsia="標楷體" w:hAnsi="標楷體" w:cs="Arial" w:hint="eastAsia"/>
-          <w:b/>
-          <w:sz w:val="26"/>
-          <w:szCs w:val="26"/>
-        </w:rPr>
-        <w:t>請賜福給我</w:t>
-      </w:r>
-      <w:r>
-        <w:rPr>
-          <w:rFonts w:ascii="標楷體" w:eastAsia="標楷體" w:hAnsi="標楷體" w:cs="Arial" w:hint="eastAsia"/>
-          <w:b/>
-          <w:sz w:val="26"/>
-          <w:szCs w:val="26"/>
-        </w:rPr>
-        <w:t>】</w:t>
+        <w:t>【】</w:t>
       </w:r>
     </w:p>
     <w:p>
@@ -3207,856 +3198,6 @@
           <w:szCs w:val="26"/>
         </w:rPr>
       </w:pPr>
-      <w:r>
-        <w:rPr>
-          <w:rFonts w:ascii="標楷體" w:eastAsia="標楷體" w:hAnsi="標楷體" w:cs="Arial" w:hint="eastAsia"/>
-          <w:bCs/>
-          <w:w w:val="80"/>
-          <w:sz w:val="26"/>
-          <w:szCs w:val="26"/>
-        </w:rPr>
-        <w:t>我的上帝，我的君王，</w:t>
-      </w:r>
-    </w:p>
-    <w:p>
-      <w:pPr>
-        <w:snapToGrid w:val="0"/>
-        <w:spacing w:line="300" w:lineRule="exact"/>
-        <w:ind w:leftChars="-59" w:left="-142"/>
-        <w:rPr>
-          <w:rFonts w:ascii="標楷體" w:eastAsia="標楷體" w:hAnsi="標楷體" w:cs="Arial"/>
-          <w:bCs/>
-          <w:w w:val="80"/>
-          <w:sz w:val="26"/>
-          <w:szCs w:val="26"/>
-        </w:rPr>
-      </w:pPr>
-      <w:r>
-        <w:rPr>
-          <w:rFonts w:ascii="標楷體" w:eastAsia="標楷體" w:hAnsi="標楷體" w:cs="Arial" w:hint="eastAsia"/>
-          <w:bCs/>
-          <w:w w:val="80"/>
-          <w:sz w:val="26"/>
-          <w:szCs w:val="26"/>
-        </w:rPr>
-        <w:t xml:space="preserve">　</w:t>
-      </w:r>
-      <w:r>
-        <w:rPr>
-          <w:rFonts w:ascii="標楷體" w:eastAsia="標楷體" w:hAnsi="標楷體" w:cs="Arial" w:hint="eastAsia"/>
-          <w:bCs/>
-          <w:w w:val="80"/>
-          <w:sz w:val="26"/>
-          <w:szCs w:val="26"/>
-        </w:rPr>
-        <w:t>請祢聽我求，</w:t>
-      </w:r>
-    </w:p>
-    <w:p>
-      <w:pPr>
-        <w:snapToGrid w:val="0"/>
-        <w:spacing w:line="300" w:lineRule="exact"/>
-        <w:ind w:leftChars="-59" w:left="-142"/>
-        <w:rPr>
-          <w:rFonts w:ascii="標楷體" w:eastAsia="標楷體" w:hAnsi="標楷體" w:cs="Arial"/>
-          <w:bCs/>
-          <w:w w:val="80"/>
-          <w:sz w:val="26"/>
-          <w:szCs w:val="26"/>
-        </w:rPr>
-      </w:pPr>
-      <w:r>
-        <w:rPr>
-          <w:rFonts w:ascii="標楷體" w:eastAsia="標楷體" w:hAnsi="標楷體" w:cs="Arial" w:hint="eastAsia"/>
-          <w:bCs/>
-          <w:w w:val="80"/>
-          <w:sz w:val="26"/>
-          <w:szCs w:val="26"/>
-        </w:rPr>
-        <w:t>我真軟弱我無勇健，</w:t>
-      </w:r>
-    </w:p>
-    <w:p>
-      <w:pPr>
-        <w:snapToGrid w:val="0"/>
-        <w:spacing w:line="300" w:lineRule="exact"/>
-        <w:ind w:leftChars="-59" w:left="-142"/>
-        <w:rPr>
-          <w:rFonts w:ascii="標楷體" w:eastAsia="標楷體" w:hAnsi="標楷體" w:cs="Arial"/>
-          <w:bCs/>
-          <w:w w:val="80"/>
-          <w:sz w:val="26"/>
-          <w:szCs w:val="26"/>
-        </w:rPr>
-      </w:pPr>
-      <w:r>
-        <w:rPr>
-          <w:rFonts w:ascii="標楷體" w:eastAsia="標楷體" w:hAnsi="標楷體" w:cs="Arial" w:hint="eastAsia"/>
-          <w:bCs/>
-          <w:w w:val="80"/>
-          <w:sz w:val="26"/>
-          <w:szCs w:val="26"/>
-        </w:rPr>
-        <w:t xml:space="preserve">　</w:t>
-      </w:r>
-      <w:r>
-        <w:rPr>
-          <w:rFonts w:ascii="標楷體" w:eastAsia="標楷體" w:hAnsi="標楷體" w:cs="Arial" w:hint="eastAsia"/>
-          <w:bCs/>
-          <w:w w:val="80"/>
-          <w:sz w:val="26"/>
-          <w:szCs w:val="26"/>
-        </w:rPr>
-        <w:t>請祢賜福互我。</w:t>
-      </w:r>
-    </w:p>
-    <w:p>
-      <w:pPr>
-        <w:snapToGrid w:val="0"/>
-        <w:spacing w:line="300" w:lineRule="exact"/>
-        <w:ind w:leftChars="-59" w:left="-142"/>
-        <w:rPr>
-          <w:rFonts w:ascii="標楷體" w:eastAsia="標楷體" w:hAnsi="標楷體" w:cs="Arial"/>
-          <w:bCs/>
-          <w:w w:val="80"/>
-          <w:sz w:val="26"/>
-          <w:szCs w:val="26"/>
-        </w:rPr>
-      </w:pPr>
-      <w:r>
-        <w:rPr>
-          <w:rFonts w:ascii="標楷體" w:eastAsia="標楷體" w:hAnsi="標楷體" w:cs="Arial" w:hint="eastAsia"/>
-          <w:bCs/>
-          <w:w w:val="80"/>
-          <w:sz w:val="26"/>
-          <w:szCs w:val="26"/>
-        </w:rPr>
-        <w:t>我的上帝，我的君王，</w:t>
-      </w:r>
-    </w:p>
-    <w:p>
-      <w:pPr>
-        <w:snapToGrid w:val="0"/>
-        <w:spacing w:line="300" w:lineRule="exact"/>
-        <w:ind w:leftChars="-59" w:left="-142"/>
-        <w:rPr>
-          <w:rFonts w:ascii="標楷體" w:eastAsia="標楷體" w:hAnsi="標楷體" w:cs="Arial"/>
-          <w:bCs/>
-          <w:w w:val="80"/>
-          <w:sz w:val="26"/>
-          <w:szCs w:val="26"/>
-        </w:rPr>
-      </w:pPr>
-      <w:r>
-        <w:rPr>
-          <w:rFonts w:ascii="標楷體" w:eastAsia="標楷體" w:hAnsi="標楷體" w:cs="Arial" w:hint="eastAsia"/>
-          <w:bCs/>
-          <w:w w:val="80"/>
-          <w:sz w:val="26"/>
-          <w:szCs w:val="26"/>
-        </w:rPr>
-        <w:t xml:space="preserve">　</w:t>
-      </w:r>
-      <w:r>
-        <w:rPr>
-          <w:rFonts w:ascii="標楷體" w:eastAsia="標楷體" w:hAnsi="標楷體" w:cs="Arial" w:hint="eastAsia"/>
-          <w:bCs/>
-          <w:w w:val="80"/>
-          <w:sz w:val="26"/>
-          <w:szCs w:val="26"/>
-        </w:rPr>
-        <w:t>我愛跟隨祢，</w:t>
-      </w:r>
-    </w:p>
-    <w:p>
-      <w:pPr>
-        <w:snapToGrid w:val="0"/>
-        <w:spacing w:line="300" w:lineRule="exact"/>
-        <w:ind w:leftChars="-59" w:left="-142"/>
-        <w:rPr>
-          <w:rFonts w:ascii="標楷體" w:eastAsia="標楷體" w:hAnsi="標楷體" w:cs="Arial"/>
-          <w:bCs/>
-          <w:w w:val="80"/>
-          <w:sz w:val="26"/>
-          <w:szCs w:val="26"/>
-        </w:rPr>
-      </w:pPr>
-      <w:r>
-        <w:rPr>
-          <w:rFonts w:ascii="標楷體" w:eastAsia="標楷體" w:hAnsi="標楷體" w:cs="Arial" w:hint="eastAsia"/>
-          <w:bCs/>
-          <w:w w:val="80"/>
-          <w:sz w:val="26"/>
-          <w:szCs w:val="26"/>
-        </w:rPr>
-        <w:t>祢有氣力閣賜幫助，</w:t>
-      </w:r>
-    </w:p>
-    <w:p>
-      <w:pPr>
-        <w:snapToGrid w:val="0"/>
-        <w:spacing w:line="300" w:lineRule="exact"/>
-        <w:ind w:leftChars="-59" w:left="-142"/>
-        <w:rPr>
-          <w:rFonts w:ascii="標楷體" w:eastAsia="標楷體" w:hAnsi="標楷體" w:cs="Arial"/>
-          <w:bCs/>
-          <w:w w:val="80"/>
-          <w:sz w:val="26"/>
-          <w:szCs w:val="26"/>
-        </w:rPr>
-      </w:pPr>
-      <w:r>
-        <w:rPr>
-          <w:rFonts w:ascii="標楷體" w:eastAsia="標楷體" w:hAnsi="標楷體" w:cs="Arial" w:hint="eastAsia"/>
-          <w:bCs/>
-          <w:w w:val="80"/>
-          <w:sz w:val="26"/>
-          <w:szCs w:val="26"/>
-        </w:rPr>
-        <w:t xml:space="preserve">　</w:t>
-      </w:r>
-      <w:r>
-        <w:rPr>
-          <w:rFonts w:ascii="標楷體" w:eastAsia="標楷體" w:hAnsi="標楷體" w:cs="Arial" w:hint="eastAsia"/>
-          <w:bCs/>
-          <w:w w:val="80"/>
-          <w:sz w:val="26"/>
-          <w:szCs w:val="26"/>
-        </w:rPr>
-        <w:t>請你賜福互我；</w:t>
-      </w:r>
-    </w:p>
-    <w:p>
-      <w:pPr>
-        <w:snapToGrid w:val="0"/>
-        <w:spacing w:line="300" w:lineRule="exact"/>
-        <w:ind w:leftChars="-59" w:left="-142"/>
-        <w:rPr>
-          <w:rFonts w:ascii="標楷體" w:eastAsia="標楷體" w:hAnsi="標楷體" w:cs="Arial"/>
-          <w:bCs/>
-          <w:w w:val="80"/>
-          <w:sz w:val="26"/>
-          <w:szCs w:val="26"/>
-        </w:rPr>
-      </w:pPr>
-      <w:r>
-        <w:rPr>
-          <w:rFonts w:ascii="標楷體" w:eastAsia="標楷體" w:hAnsi="標楷體" w:cs="Arial" w:hint="eastAsia"/>
-          <w:bCs/>
-          <w:w w:val="80"/>
-          <w:sz w:val="26"/>
-          <w:szCs w:val="26"/>
-        </w:rPr>
-        <w:t>主！我的生命願祢照顧引導，</w:t>
-      </w:r>
-    </w:p>
-    <w:p>
-      <w:pPr>
-        <w:snapToGrid w:val="0"/>
-        <w:spacing w:line="300" w:lineRule="exact"/>
-        <w:ind w:leftChars="-59" w:left="-142"/>
-        <w:rPr>
-          <w:rFonts w:ascii="標楷體" w:eastAsia="標楷體" w:hAnsi="標楷體" w:cs="Arial"/>
-          <w:bCs/>
-          <w:w w:val="80"/>
-          <w:sz w:val="26"/>
-          <w:szCs w:val="26"/>
-        </w:rPr>
-      </w:pPr>
-      <w:r>
-        <w:rPr>
-          <w:rFonts w:ascii="標楷體" w:eastAsia="標楷體" w:hAnsi="標楷體" w:cs="Arial" w:hint="eastAsia"/>
-          <w:bCs/>
-          <w:w w:val="80"/>
-          <w:sz w:val="26"/>
-          <w:szCs w:val="26"/>
-        </w:rPr>
-        <w:t xml:space="preserve">　</w:t>
-      </w:r>
-      <w:r>
-        <w:rPr>
-          <w:rFonts w:ascii="標楷體" w:eastAsia="標楷體" w:hAnsi="標楷體" w:cs="Arial" w:hint="eastAsia"/>
-          <w:bCs/>
-          <w:w w:val="80"/>
-          <w:sz w:val="26"/>
-          <w:szCs w:val="26"/>
-        </w:rPr>
-        <w:t>閣用祢的柺來安慰扶持我，</w:t>
-      </w:r>
-    </w:p>
-    <w:p>
-      <w:pPr>
-        <w:snapToGrid w:val="0"/>
-        <w:spacing w:line="300" w:lineRule="exact"/>
-        <w:ind w:leftChars="-59" w:left="-142"/>
-        <w:rPr>
-          <w:rFonts w:ascii="標楷體" w:eastAsia="標楷體" w:hAnsi="標楷體" w:cs="Arial"/>
-          <w:bCs/>
-          <w:w w:val="80"/>
-          <w:sz w:val="26"/>
-          <w:szCs w:val="26"/>
-        </w:rPr>
-      </w:pPr>
-      <w:r>
-        <w:rPr>
-          <w:rFonts w:ascii="標楷體" w:eastAsia="標楷體" w:hAnsi="標楷體" w:cs="Arial" w:hint="eastAsia"/>
-          <w:bCs/>
-          <w:w w:val="80"/>
-          <w:sz w:val="26"/>
-          <w:szCs w:val="26"/>
-        </w:rPr>
-        <w:t>主用祢的光，照光我，保護我，</w:t>
-      </w:r>
-    </w:p>
-    <w:p>
-      <w:pPr>
-        <w:snapToGrid w:val="0"/>
-        <w:spacing w:line="300" w:lineRule="exact"/>
-        <w:ind w:leftChars="-59" w:left="-142"/>
-        <w:rPr>
-          <w:rFonts w:ascii="標楷體" w:eastAsia="標楷體" w:hAnsi="標楷體" w:cs="Arial"/>
-          <w:bCs/>
-          <w:w w:val="80"/>
-          <w:sz w:val="26"/>
-          <w:szCs w:val="26"/>
-        </w:rPr>
-      </w:pPr>
-      <w:r>
-        <w:rPr>
-          <w:rFonts w:ascii="標楷體" w:eastAsia="標楷體" w:hAnsi="標楷體" w:cs="Arial" w:hint="eastAsia"/>
-          <w:bCs/>
-          <w:w w:val="80"/>
-          <w:sz w:val="26"/>
-          <w:szCs w:val="26"/>
-        </w:rPr>
-        <w:t xml:space="preserve">　</w:t>
-      </w:r>
-      <w:r>
-        <w:rPr>
-          <w:rFonts w:ascii="標楷體" w:eastAsia="標楷體" w:hAnsi="標楷體" w:cs="Arial" w:hint="eastAsia"/>
-          <w:bCs/>
-          <w:w w:val="80"/>
-          <w:sz w:val="26"/>
-          <w:szCs w:val="26"/>
-        </w:rPr>
-        <w:t>我的救主我欲感謝祢。</w:t>
-      </w:r>
-    </w:p>
-    <w:p>
-      <w:pPr>
-        <w:snapToGrid w:val="0"/>
-        <w:spacing w:line="300" w:lineRule="exact"/>
-        <w:ind w:leftChars="-59" w:left="-142"/>
-        <w:rPr>
-          <w:rFonts w:ascii="標楷體" w:eastAsia="標楷體" w:hAnsi="標楷體" w:cs="Arial"/>
-          <w:bCs/>
-          <w:w w:val="80"/>
-          <w:sz w:val="26"/>
-          <w:szCs w:val="26"/>
-        </w:rPr>
-      </w:pPr>
-    </w:p>
-    <w:p>
-      <w:pPr>
-        <w:snapToGrid w:val="0"/>
-        <w:spacing w:line="300" w:lineRule="exact"/>
-        <w:ind w:leftChars="-59" w:left="-142"/>
-        <w:rPr>
-          <w:rFonts w:ascii="標楷體" w:eastAsia="標楷體" w:hAnsi="標楷體" w:cs="Arial"/>
-          <w:bCs/>
-          <w:w w:val="80"/>
-          <w:sz w:val="26"/>
-          <w:szCs w:val="26"/>
-        </w:rPr>
-      </w:pPr>
-      <w:r>
-        <w:rPr>
-          <w:rFonts w:ascii="標楷體" w:eastAsia="標楷體" w:hAnsi="標楷體" w:cs="Arial" w:hint="eastAsia"/>
-          <w:bCs/>
-          <w:w w:val="80"/>
-          <w:sz w:val="26"/>
-          <w:szCs w:val="26"/>
-        </w:rPr>
-        <w:t>我的上帝，我的君王，</w:t>
-      </w:r>
-    </w:p>
-    <w:p>
-      <w:pPr>
-        <w:snapToGrid w:val="0"/>
-        <w:spacing w:line="300" w:lineRule="exact"/>
-        <w:ind w:leftChars="-59" w:left="-142"/>
-        <w:rPr>
-          <w:rFonts w:ascii="標楷體" w:eastAsia="標楷體" w:hAnsi="標楷體" w:cs="Arial"/>
-          <w:bCs/>
-          <w:w w:val="80"/>
-          <w:sz w:val="26"/>
-          <w:szCs w:val="26"/>
-        </w:rPr>
-      </w:pPr>
-      <w:r>
-        <w:rPr>
-          <w:rFonts w:ascii="標楷體" w:eastAsia="標楷體" w:hAnsi="標楷體" w:cs="Arial" w:hint="eastAsia"/>
-          <w:bCs/>
-          <w:w w:val="80"/>
-          <w:sz w:val="26"/>
-          <w:szCs w:val="26"/>
-        </w:rPr>
-        <w:t xml:space="preserve">　</w:t>
-      </w:r>
-      <w:r>
-        <w:rPr>
-          <w:rFonts w:ascii="標楷體" w:eastAsia="標楷體" w:hAnsi="標楷體" w:cs="Arial" w:hint="eastAsia"/>
-          <w:bCs/>
-          <w:w w:val="80"/>
-          <w:sz w:val="26"/>
-          <w:szCs w:val="26"/>
-        </w:rPr>
-        <w:t>請你聽我求，</w:t>
-      </w:r>
-    </w:p>
-    <w:p>
-      <w:pPr>
-        <w:snapToGrid w:val="0"/>
-        <w:spacing w:line="300" w:lineRule="exact"/>
-        <w:ind w:leftChars="-59" w:left="-142"/>
-        <w:rPr>
-          <w:rFonts w:ascii="標楷體" w:eastAsia="標楷體" w:hAnsi="標楷體" w:cs="Arial"/>
-          <w:bCs/>
-          <w:w w:val="80"/>
-          <w:sz w:val="26"/>
-          <w:szCs w:val="26"/>
-        </w:rPr>
-      </w:pPr>
-      <w:r>
-        <w:rPr>
-          <w:rFonts w:ascii="標楷體" w:eastAsia="標楷體" w:hAnsi="標楷體" w:cs="Arial" w:hint="eastAsia"/>
-          <w:bCs/>
-          <w:w w:val="80"/>
-          <w:sz w:val="26"/>
-          <w:szCs w:val="26"/>
-        </w:rPr>
-        <w:t>我真軟弱我無勇健，</w:t>
-      </w:r>
-    </w:p>
-    <w:p>
-      <w:pPr>
-        <w:snapToGrid w:val="0"/>
-        <w:spacing w:line="300" w:lineRule="exact"/>
-        <w:ind w:leftChars="-59" w:left="-142"/>
-        <w:rPr>
-          <w:rFonts w:ascii="標楷體" w:eastAsia="標楷體" w:hAnsi="標楷體" w:cs="Arial"/>
-          <w:bCs/>
-          <w:w w:val="80"/>
-          <w:sz w:val="26"/>
-          <w:szCs w:val="26"/>
-        </w:rPr>
-      </w:pPr>
-      <w:r>
-        <w:rPr>
-          <w:rFonts w:ascii="標楷體" w:eastAsia="標楷體" w:hAnsi="標楷體" w:cs="Arial" w:hint="eastAsia"/>
-          <w:bCs/>
-          <w:w w:val="80"/>
-          <w:sz w:val="26"/>
-          <w:szCs w:val="26"/>
-        </w:rPr>
-        <w:t xml:space="preserve">　</w:t>
-      </w:r>
-      <w:r>
-        <w:rPr>
-          <w:rFonts w:ascii="標楷體" w:eastAsia="標楷體" w:hAnsi="標楷體" w:cs="Arial" w:hint="eastAsia"/>
-          <w:bCs/>
-          <w:w w:val="80"/>
-          <w:sz w:val="26"/>
-          <w:szCs w:val="26"/>
-        </w:rPr>
-        <w:t>請祢賜福互我。</w:t>
-      </w:r>
-    </w:p>
-    <w:p>
-      <w:pPr>
-        <w:snapToGrid w:val="0"/>
-        <w:spacing w:line="300" w:lineRule="exact"/>
-        <w:ind w:leftChars="-59" w:left="-142"/>
-        <w:rPr>
-          <w:rFonts w:ascii="標楷體" w:eastAsia="標楷體" w:hAnsi="標楷體" w:cs="Arial"/>
-          <w:bCs/>
-          <w:w w:val="80"/>
-          <w:sz w:val="26"/>
-          <w:szCs w:val="26"/>
-        </w:rPr>
-      </w:pPr>
-      <w:r>
-        <w:rPr>
-          <w:rFonts w:ascii="標楷體" w:eastAsia="標楷體" w:hAnsi="標楷體" w:cs="Arial" w:hint="eastAsia"/>
-          <w:bCs/>
-          <w:w w:val="80"/>
-          <w:sz w:val="26"/>
-          <w:szCs w:val="26"/>
-        </w:rPr>
-        <w:t>我的上帝，我的君王，</w:t>
-      </w:r>
-    </w:p>
-    <w:p>
-      <w:pPr>
-        <w:snapToGrid w:val="0"/>
-        <w:spacing w:line="300" w:lineRule="exact"/>
-        <w:ind w:leftChars="-59" w:left="-142"/>
-        <w:rPr>
-          <w:rFonts w:ascii="標楷體" w:eastAsia="標楷體" w:hAnsi="標楷體" w:cs="Arial"/>
-          <w:bCs/>
-          <w:w w:val="80"/>
-          <w:sz w:val="26"/>
-          <w:szCs w:val="26"/>
-        </w:rPr>
-      </w:pPr>
-      <w:r>
-        <w:rPr>
-          <w:rFonts w:ascii="標楷體" w:eastAsia="標楷體" w:hAnsi="標楷體" w:cs="Arial" w:hint="eastAsia"/>
-          <w:bCs/>
-          <w:w w:val="80"/>
-          <w:sz w:val="26"/>
-          <w:szCs w:val="26"/>
-        </w:rPr>
-        <w:t xml:space="preserve">　</w:t>
-      </w:r>
-      <w:r>
-        <w:rPr>
-          <w:rFonts w:ascii="標楷體" w:eastAsia="標楷體" w:hAnsi="標楷體" w:cs="Arial" w:hint="eastAsia"/>
-          <w:bCs/>
-          <w:w w:val="80"/>
-          <w:sz w:val="26"/>
-          <w:szCs w:val="26"/>
-        </w:rPr>
-        <w:t>我愛跟隨祢，</w:t>
-      </w:r>
-    </w:p>
-    <w:p>
-      <w:pPr>
-        <w:snapToGrid w:val="0"/>
-        <w:spacing w:line="300" w:lineRule="exact"/>
-        <w:ind w:leftChars="-59" w:left="-142"/>
-        <w:rPr>
-          <w:rFonts w:ascii="標楷體" w:eastAsia="標楷體" w:hAnsi="標楷體" w:cs="Arial"/>
-          <w:bCs/>
-          <w:w w:val="80"/>
-          <w:sz w:val="26"/>
-          <w:szCs w:val="26"/>
-        </w:rPr>
-      </w:pPr>
-      <w:r>
-        <w:rPr>
-          <w:rFonts w:ascii="標楷體" w:eastAsia="標楷體" w:hAnsi="標楷體" w:cs="Arial" w:hint="eastAsia"/>
-          <w:bCs/>
-          <w:w w:val="80"/>
-          <w:sz w:val="26"/>
-          <w:szCs w:val="26"/>
-        </w:rPr>
-        <w:t>祢有氣力閣賜幫助，</w:t>
-      </w:r>
-    </w:p>
-    <w:p>
-      <w:pPr>
-        <w:snapToGrid w:val="0"/>
-        <w:spacing w:line="300" w:lineRule="exact"/>
-        <w:ind w:leftChars="-59" w:left="-142"/>
-        <w:rPr>
-          <w:rFonts w:ascii="標楷體" w:eastAsia="標楷體" w:hAnsi="標楷體" w:cs="Arial"/>
-          <w:bCs/>
-          <w:w w:val="80"/>
-          <w:sz w:val="26"/>
-          <w:szCs w:val="26"/>
-        </w:rPr>
-      </w:pPr>
-      <w:r>
-        <w:rPr>
-          <w:rFonts w:ascii="標楷體" w:eastAsia="標楷體" w:hAnsi="標楷體" w:cs="Arial" w:hint="eastAsia"/>
-          <w:bCs/>
-          <w:w w:val="80"/>
-          <w:sz w:val="26"/>
-          <w:szCs w:val="26"/>
-        </w:rPr>
-        <w:t xml:space="preserve">　</w:t>
-      </w:r>
-      <w:r>
-        <w:rPr>
-          <w:rFonts w:ascii="標楷體" w:eastAsia="標楷體" w:hAnsi="標楷體" w:cs="Arial" w:hint="eastAsia"/>
-          <w:bCs/>
-          <w:w w:val="80"/>
-          <w:sz w:val="26"/>
-          <w:szCs w:val="26"/>
-        </w:rPr>
-        <w:t>請你賜福互我；</w:t>
-      </w:r>
-    </w:p>
-    <w:p>
-      <w:pPr>
-        <w:snapToGrid w:val="0"/>
-        <w:spacing w:line="300" w:lineRule="exact"/>
-        <w:ind w:leftChars="-59" w:left="-142"/>
-        <w:rPr>
-          <w:rFonts w:ascii="標楷體" w:eastAsia="標楷體" w:hAnsi="標楷體" w:cs="Arial"/>
-          <w:bCs/>
-          <w:w w:val="80"/>
-          <w:sz w:val="26"/>
-          <w:szCs w:val="26"/>
-        </w:rPr>
-      </w:pPr>
-      <w:r>
-        <w:rPr>
-          <w:rFonts w:ascii="標楷體" w:eastAsia="標楷體" w:hAnsi="標楷體" w:cs="Arial" w:hint="eastAsia"/>
-          <w:bCs/>
-          <w:w w:val="80"/>
-          <w:sz w:val="26"/>
-          <w:szCs w:val="26"/>
-        </w:rPr>
-        <w:t>主！我的生命願祢照顧引導，</w:t>
-      </w:r>
-    </w:p>
-    <w:p>
-      <w:pPr>
-        <w:snapToGrid w:val="0"/>
-        <w:spacing w:line="300" w:lineRule="exact"/>
-        <w:ind w:leftChars="-59" w:left="-142"/>
-        <w:rPr>
-          <w:rFonts w:ascii="標楷體" w:eastAsia="標楷體" w:hAnsi="標楷體" w:cs="Arial"/>
-          <w:bCs/>
-          <w:w w:val="80"/>
-          <w:sz w:val="26"/>
-          <w:szCs w:val="26"/>
-        </w:rPr>
-      </w:pPr>
-      <w:r>
-        <w:rPr>
-          <w:rFonts w:ascii="標楷體" w:eastAsia="標楷體" w:hAnsi="標楷體" w:cs="Arial" w:hint="eastAsia"/>
-          <w:bCs/>
-          <w:w w:val="80"/>
-          <w:sz w:val="26"/>
-          <w:szCs w:val="26"/>
-        </w:rPr>
-        <w:t xml:space="preserve">　</w:t>
-      </w:r>
-      <w:r>
-        <w:rPr>
-          <w:rFonts w:ascii="標楷體" w:eastAsia="標楷體" w:hAnsi="標楷體" w:cs="Arial" w:hint="eastAsia"/>
-          <w:bCs/>
-          <w:w w:val="80"/>
-          <w:sz w:val="26"/>
-          <w:szCs w:val="26"/>
-        </w:rPr>
-        <w:t>閣用的柺來安慰扶持我，</w:t>
-      </w:r>
-    </w:p>
-    <w:p>
-      <w:pPr>
-        <w:snapToGrid w:val="0"/>
-        <w:spacing w:line="300" w:lineRule="exact"/>
-        <w:ind w:leftChars="-59" w:left="-142"/>
-        <w:rPr>
-          <w:rFonts w:ascii="標楷體" w:eastAsia="標楷體" w:hAnsi="標楷體" w:cs="Arial"/>
-          <w:bCs/>
-          <w:w w:val="80"/>
-          <w:sz w:val="26"/>
-          <w:szCs w:val="26"/>
-        </w:rPr>
-      </w:pPr>
-      <w:r>
-        <w:rPr>
-          <w:rFonts w:ascii="標楷體" w:eastAsia="標楷體" w:hAnsi="標楷體" w:cs="Arial" w:hint="eastAsia"/>
-          <w:bCs/>
-          <w:w w:val="80"/>
-          <w:sz w:val="26"/>
-          <w:szCs w:val="26"/>
-        </w:rPr>
-        <w:t>主用祢的光，照光我，保護我，</w:t>
-      </w:r>
-    </w:p>
-    <w:p>
-      <w:pPr>
-        <w:snapToGrid w:val="0"/>
-        <w:spacing w:line="300" w:lineRule="exact"/>
-        <w:ind w:leftChars="-59" w:left="-142"/>
-        <w:rPr>
-          <w:rFonts w:ascii="標楷體" w:eastAsia="標楷體" w:hAnsi="標楷體" w:cs="Arial"/>
-          <w:bCs/>
-          <w:w w:val="80"/>
-          <w:sz w:val="26"/>
-          <w:szCs w:val="26"/>
-        </w:rPr>
-      </w:pPr>
-      <w:r>
-        <w:rPr>
-          <w:rFonts w:ascii="標楷體" w:eastAsia="標楷體" w:hAnsi="標楷體" w:cs="Arial" w:hint="eastAsia"/>
-          <w:bCs/>
-          <w:w w:val="80"/>
-          <w:sz w:val="26"/>
-          <w:szCs w:val="26"/>
-        </w:rPr>
-        <w:t xml:space="preserve">　</w:t>
-      </w:r>
-      <w:r>
-        <w:rPr>
-          <w:rFonts w:ascii="標楷體" w:eastAsia="標楷體" w:hAnsi="標楷體" w:cs="Arial" w:hint="eastAsia"/>
-          <w:bCs/>
-          <w:w w:val="80"/>
-          <w:sz w:val="26"/>
-          <w:szCs w:val="26"/>
-        </w:rPr>
-        <w:t>我的救主我欲感謝祢。</w:t>
-      </w:r>
-    </w:p>
-    <w:p>
-      <w:pPr>
-        <w:snapToGrid w:val="0"/>
-        <w:spacing w:line="300" w:lineRule="exact"/>
-        <w:ind w:leftChars="-59" w:left="-142"/>
-        <w:rPr>
-          <w:rFonts w:ascii="標楷體" w:eastAsia="標楷體" w:hAnsi="標楷體" w:cs="Arial"/>
-          <w:bCs/>
-          <w:w w:val="80"/>
-          <w:sz w:val="26"/>
-          <w:szCs w:val="26"/>
-        </w:rPr>
-      </w:pPr>
-    </w:p>
-    <w:p>
-      <w:pPr>
-        <w:snapToGrid w:val="0"/>
-        <w:spacing w:line="300" w:lineRule="exact"/>
-        <w:ind w:leftChars="-59" w:left="-142"/>
-        <w:rPr>
-          <w:rFonts w:ascii="標楷體" w:eastAsia="標楷體" w:hAnsi="標楷體" w:cs="Arial"/>
-          <w:bCs/>
-          <w:w w:val="80"/>
-          <w:sz w:val="26"/>
-          <w:szCs w:val="26"/>
-        </w:rPr>
-      </w:pPr>
-      <w:r>
-        <w:rPr>
-          <w:rFonts w:ascii="標楷體" w:eastAsia="標楷體" w:hAnsi="標楷體" w:cs="Arial" w:hint="eastAsia"/>
-          <w:bCs/>
-          <w:w w:val="80"/>
-          <w:sz w:val="26"/>
-          <w:szCs w:val="26"/>
-        </w:rPr>
-        <w:t>主！我的生命願祢照顧引導，</w:t>
-      </w:r>
-    </w:p>
-    <w:p>
-      <w:pPr>
-        <w:snapToGrid w:val="0"/>
-        <w:spacing w:line="300" w:lineRule="exact"/>
-        <w:ind w:leftChars="-59" w:left="-142"/>
-        <w:rPr>
-          <w:rFonts w:ascii="標楷體" w:eastAsia="標楷體" w:hAnsi="標楷體" w:cs="Arial"/>
-          <w:bCs/>
-          <w:w w:val="80"/>
-          <w:sz w:val="26"/>
-          <w:szCs w:val="26"/>
-        </w:rPr>
-      </w:pPr>
-      <w:r>
-        <w:rPr>
-          <w:rFonts w:ascii="標楷體" w:eastAsia="標楷體" w:hAnsi="標楷體" w:cs="Arial" w:hint="eastAsia"/>
-          <w:bCs/>
-          <w:w w:val="80"/>
-          <w:sz w:val="26"/>
-          <w:szCs w:val="26"/>
-        </w:rPr>
-        <w:t xml:space="preserve">　</w:t>
-      </w:r>
-      <w:r>
-        <w:rPr>
-          <w:rFonts w:ascii="標楷體" w:eastAsia="標楷體" w:hAnsi="標楷體" w:cs="Arial" w:hint="eastAsia"/>
-          <w:bCs/>
-          <w:w w:val="80"/>
-          <w:sz w:val="26"/>
-          <w:szCs w:val="26"/>
-        </w:rPr>
-        <w:t>閣用的柺來安慰扶持我，</w:t>
-      </w:r>
-    </w:p>
-    <w:p>
-      <w:pPr>
-        <w:snapToGrid w:val="0"/>
-        <w:spacing w:line="300" w:lineRule="exact"/>
-        <w:ind w:leftChars="-59" w:left="-142"/>
-        <w:rPr>
-          <w:rFonts w:ascii="標楷體" w:eastAsia="標楷體" w:hAnsi="標楷體" w:cs="Arial"/>
-          <w:bCs/>
-          <w:w w:val="80"/>
-          <w:sz w:val="26"/>
-          <w:szCs w:val="26"/>
-        </w:rPr>
-      </w:pPr>
-      <w:r>
-        <w:rPr>
-          <w:rFonts w:ascii="標楷體" w:eastAsia="標楷體" w:hAnsi="標楷體" w:cs="Arial" w:hint="eastAsia"/>
-          <w:bCs/>
-          <w:w w:val="80"/>
-          <w:sz w:val="26"/>
-          <w:szCs w:val="26"/>
-        </w:rPr>
-        <w:t>主用祢的光，照光我，保護我，</w:t>
-      </w:r>
-    </w:p>
-    <w:p>
-      <w:pPr>
-        <w:snapToGrid w:val="0"/>
-        <w:spacing w:line="300" w:lineRule="exact"/>
-        <w:ind w:leftChars="-59" w:left="-142"/>
-        <w:rPr>
-          <w:rFonts w:ascii="標楷體" w:eastAsia="標楷體" w:hAnsi="標楷體" w:cs="Arial"/>
-          <w:bCs/>
-          <w:w w:val="80"/>
-          <w:sz w:val="26"/>
-          <w:szCs w:val="26"/>
-        </w:rPr>
-      </w:pPr>
-      <w:r>
-        <w:rPr>
-          <w:rFonts w:ascii="標楷體" w:eastAsia="標楷體" w:hAnsi="標楷體" w:cs="Arial" w:hint="eastAsia"/>
-          <w:bCs/>
-          <w:w w:val="80"/>
-          <w:sz w:val="26"/>
-          <w:szCs w:val="26"/>
-        </w:rPr>
-        <w:t xml:space="preserve">　</w:t>
-      </w:r>
-      <w:r>
-        <w:rPr>
-          <w:rFonts w:ascii="標楷體" w:eastAsia="標楷體" w:hAnsi="標楷體" w:cs="Arial" w:hint="eastAsia"/>
-          <w:bCs/>
-          <w:w w:val="80"/>
-          <w:sz w:val="26"/>
-          <w:szCs w:val="26"/>
-        </w:rPr>
-        <w:t>我的救主我欲感謝祢。</w:t>
-      </w:r>
-    </w:p>
-    <w:p>
-      <w:pPr>
-        <w:snapToGrid w:val="0"/>
-        <w:spacing w:line="300" w:lineRule="exact"/>
-        <w:ind w:leftChars="-59" w:left="-142"/>
-        <w:rPr>
-          <w:rFonts w:ascii="標楷體" w:eastAsia="標楷體" w:hAnsi="標楷體" w:cs="Arial"/>
-          <w:bCs/>
-          <w:w w:val="80"/>
-          <w:sz w:val="26"/>
-          <w:szCs w:val="26"/>
-        </w:rPr>
-      </w:pPr>
-      <w:r>
-        <w:rPr>
-          <w:rFonts w:ascii="標楷體" w:eastAsia="標楷體" w:hAnsi="標楷體" w:cs="Arial" w:hint="eastAsia"/>
-          <w:bCs/>
-          <w:w w:val="80"/>
-          <w:sz w:val="26"/>
-          <w:szCs w:val="26"/>
-        </w:rPr>
-        <w:t>我的救主我欲感謝祢。</w:t>
-      </w:r>
     </w:p>
     <w:p>
       <w:pPr>
@@ -4244,7 +3385,7 @@
           </mc:Choice>
           <mc:Fallback>
             <w:pict>
-              <v:group w14:anchorId="789743EB" id="群組 21" o:spid="_x0000_s1026" style="position:absolute;margin-left:538.15pt;margin-top:28.9pt;width:134.65pt;height:261.65pt;z-index:251663872;mso-position-horizontal-relative:page;mso-position-vertical-relative:page;mso-width-relative:margin;mso-height-relative:margin" coordsize="17094,33223" o:gfxdata="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">
+              <v:group w14:anchorId="789743EB" id="群組 21" o:spid="_x0000_s1026" style="position:absolute;margin-left:538.15pt;margin-top:28.9pt;width:134.65pt;height:261.65pt;z-index:251663872;mso-position-horizontal-relative:page;mso-position-vertical-relative:page;mso-width-relative:margin;mso-height-relative:margin" coordsize="17094,33223" o:gfxdata="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">
                 <v:shapetype id="_x0000_t75" coordsize="21600,21600" o:spt="75" o:preferrelative="t" path="m@4@5l@4@11@9@11@9@5xe" filled="f" stroked="f">
                   <v:stroke joinstyle="miter"/>
                   <v:formulas>
@@ -4264,11 +3405,10 @@
                   <v:path o:extrusionok="f" gradientshapeok="t" o:connecttype="rect"/>
                   <o:lock v:ext="edit" aspectratio="t"/>
                 </v:shapetype>
-                <v:shape id="圖片 18" o:spid="_x0000_s1027" type="#_x0000_t75" style="position:absolute;left:-8065;top:8065;width:33223;height:17094;rotation:90;visibility:visible;mso-wrap-style:square" o:gfxdata="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">
+                <v:shape id="圖片 18" o:spid="_x0000_s1027" type="#_x0000_t75" style="position:absolute;left:-8065;top:8065;width:33223;height:17094;rotation:90;visibility:visible;mso-wrap-style:square" o:gfxdata="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">
                   <v:imagedata r:id="rId10" o:title=""/>
-                  <v:path arrowok="t"/>
                 </v:shape>
-                <v:roundrect id="圓角矩形 7" o:spid="_x0000_s1028" style="position:absolute;left:1666;top:2875;width:14086;height:28296;visibility:visible;mso-wrap-style:square;v-text-anchor:top" arcsize="3131f" o:gfxdata="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" filled="f" stroked="f" strokeweight="2.5pt">
+                <v:roundrect id="圓角矩形 7" o:spid="_x0000_s1028" style="position:absolute;left:1666;top:2875;width:14086;height:28296;visibility:visible;mso-wrap-style:square;v-text-anchor:top" arcsize="3131f" o:gfxdata="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" filled="f" stroked="f" strokeweight="2.5pt">
                   <v:stroke joinstyle="miter"/>
                   <v:textbox style="layout-flow:vertical-ideographic" inset="1mm,1mm,1mm,1mm">
                     <w:txbxContent>
@@ -4330,7 +3470,7 @@
           <w:noProof/>
         </w:rPr>
         <w:drawing>
-          <wp:anchor distT="0" distB="0" distL="114300" distR="114300" simplePos="0" relativeHeight="251659776" behindDoc="0" locked="0" layoutInCell="1" allowOverlap="1" wp14:anchorId="0030E694" wp14:editId="4877C0AD">
+          <wp:anchor distT="0" distB="0" distL="114300" distR="114300" simplePos="0" relativeHeight="251659776" behindDoc="0" locked="0" layoutInCell="1" allowOverlap="1" wp14:anchorId="0030E694" wp14:editId="73D47BDE">
             <wp:simplePos x="0" y="0"/>
             <wp:positionH relativeFrom="column">
               <wp:posOffset>2160905</wp:posOffset>
@@ -6272,12 +5412,12 @@
           </mc:Choice>
           <mc:Fallback>
             <w:pict>
-              <v:group w14:anchorId="5DF93223" id="群組 24" o:spid="_x0000_s1029" style="position:absolute;margin-left:533.85pt;margin-top:298.55pt;width:140.3pt;height:259.35pt;z-index:251661824;mso-position-horizontal-relative:page;mso-position-vertical-relative:page;mso-width-relative:margin;mso-height-relative:margin" coordsize="17818,32941" o:gfxdata="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">
+              <v:group w14:anchorId="5DF93223" id="群組 24" o:spid="_x0000_s1029" style="position:absolute;margin-left:533.85pt;margin-top:298.55pt;width:140.3pt;height:259.35pt;z-index:251661824;mso-position-horizontal-relative:page;mso-position-vertical-relative:page;mso-width-relative:margin;mso-height-relative:margin" coordsize="17818,32941" o:gfxdata="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">
                 <v:shapetype id="_x0000_t202" coordsize="21600,21600" o:spt="202" path="m,l,21600r21600,l21600,xe">
                   <v:stroke joinstyle="miter"/>
                   <v:path gradientshapeok="t" o:connecttype="rect"/>
                 </v:shapetype>
-                <v:shape id="_x0000_s1030" type="#_x0000_t202" style="position:absolute;left:351;top:293;width:17279;height:32590;visibility:visible;mso-wrap-style:square;v-text-anchor:top" o:gfxdata="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" stroked="f">
+                <v:shape id="_x0000_s1030" type="#_x0000_t202" style="position:absolute;left:351;top:293;width:17279;height:32590;visibility:visible;mso-wrap-style:square;v-text-anchor:top" o:gfxdata="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" stroked="f">
                   <v:textbox inset="0,0,0,0">
                     <w:txbxContent>
                       <w:p>
@@ -7967,7 +7107,7 @@
                     </w:txbxContent>
                   </v:textbox>
                 </v:shape>
-                <v:roundrect id="圓角矩形 5" o:spid="_x0000_s1031" style="position:absolute;width:17818;height:32941;visibility:visible;mso-wrap-style:square;v-text-anchor:middle" arcsize="2169f" o:gfxdata="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" filled="f" strokecolor="#5a5a5a [2109]" strokeweight="2.5pt">
+                <v:roundrect id="圓角矩形 5" o:spid="_x0000_s1031" style="position:absolute;width:17818;height:32941;visibility:visible;mso-wrap-style:square;v-text-anchor:middle" arcsize="2169f" o:gfxdata="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" filled="f" strokecolor="#5a5a5a [2109]" strokeweight="2.5pt">
                   <v:stroke joinstyle="miter"/>
                 </v:roundrect>
                 <w10:wrap anchorx="page" anchory="page"/>
@@ -8133,7 +7273,7 @@
                                   <w:color w:val="000000"/>
                                   <w:w w:val="90"/>
                                 </w:rPr>
-                                <w:t>3</w:t>
+                                <w:t>4</w:t>
                               </w:r>
                               <w:r>
                                 <w:rPr>
@@ -8182,7 +7322,7 @@
                                   <w:color w:val="000000"/>
                                   <w:w w:val="90"/>
                                 </w:rPr>
-                                <w:t>29</w:t>
+                                <w:t>5</w:t>
                               </w:r>
                               <w:r>
                                 <w:rPr>
@@ -8307,7 +7447,7 @@
                                         <w:sz w:val="26"/>
                                         <w:szCs w:val="26"/>
                                       </w:rPr>
-                                      <w:t>神為祂僕人復仇</w:t>
+                                      <w:t>繼承先王的罪</w:t>
                                     </w:r>
                                   </w:p>
                                 </w:tc>
@@ -8400,7 +7540,7 @@
                                         <w:sz w:val="26"/>
                                         <w:szCs w:val="26"/>
                                       </w:rPr>
-                                      <w:t>以利沙的眼淚</w:t>
+                                      <w:t>驕傲的心惹禍</w:t>
                                     </w:r>
                                   </w:p>
                                 </w:tc>
@@ -8521,7 +7661,7 @@
                                         <w:sz w:val="26"/>
                                         <w:szCs w:val="26"/>
                                       </w:rPr>
-                                      <w:t>8:7-15</w:t>
+                                      <w:t>14:1-14</w:t>
                                     </w:r>
                                   </w:p>
                                 </w:tc>
@@ -8635,13 +7775,13 @@
                                     </w:r>
                                     <w:r>
                                       <w:rPr>
-                                        <w:rFonts w:ascii="Barlow Condensed Medium" w:eastAsia="華康儷楷書" w:hAnsi="Barlow Condensed Medium" w:cs="華康儷楷書" w:hint="eastAsia"/>
+                                        <w:rFonts w:ascii="Barlow Condensed Medium" w:eastAsia="華康儷楷書" w:hAnsi="Barlow Condensed Medium" w:cs="華康儷楷書"/>
                                         <w:color w:val="000000" w:themeColor="text1"/>
                                         <w:w w:val="90"/>
                                         <w:sz w:val="26"/>
                                         <w:szCs w:val="26"/>
                                       </w:rPr>
-                                      <w:t>12:15</w:t>
+                                      <w:t>12:16</w:t>
                                     </w:r>
                                   </w:p>
                                 </w:tc>
@@ -8723,7 +7863,7 @@
                                         <w:sz w:val="26"/>
                                         <w:szCs w:val="26"/>
                                       </w:rPr>
-                                      <w:t>使徒信經</w:t>
+                                      <w:t>十誡</w:t>
                                     </w:r>
                                     <w:r>
                                       <w:rPr>
@@ -8812,16 +7952,7 @@
                                         <w:sz w:val="26"/>
                                         <w:szCs w:val="26"/>
                                       </w:rPr>
-                                      <w:t>1</w:t>
-                                    </w:r>
-                                    <w:r>
-                                      <w:rPr>
-                                        <w:rFonts w:ascii="Barlow Condensed Medium" w:eastAsia="華康中黑體" w:hAnsi="Barlow Condensed Medium" w:hint="eastAsia"/>
-                                        <w:w w:val="90"/>
-                                        <w:sz w:val="26"/>
-                                        <w:szCs w:val="26"/>
-                                      </w:rPr>
-                                      <w:t>1</w:t>
+                                      <w:t>12</w:t>
                                     </w:r>
                                   </w:p>
                                 </w:tc>
@@ -8931,7 +8062,7 @@
                                         <w:sz w:val="26"/>
                                         <w:szCs w:val="26"/>
                                       </w:rPr>
-                                      <w:t>8,103A,514</w:t>
+                                      <w:t>115,123B,515</w:t>
                                     </w:r>
                                   </w:p>
                                 </w:tc>
@@ -9004,8 +8135,8 @@
           </mc:Choice>
           <mc:Fallback>
             <w:pict>
-              <v:group w14:anchorId="0AB0FEB2" id="群組 19" o:spid="_x0000_s1032" style="position:absolute;left:0;text-align:left;margin-left:534.4pt;margin-top:567.3pt;width:140.6pt;height:130.1pt;z-index:251651584;mso-position-horizontal-relative:page;mso-position-vertical-relative:page;mso-width-relative:margin;mso-height-relative:margin" coordorigin="108" coordsize="17868,16510" o:gfxdata="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">
-                <v:shape id="_x0000_s1033" type="#_x0000_t202" style="position:absolute;left:317;top:444;width:17634;height:15621;visibility:visible;mso-wrap-style:square;v-text-anchor:top" o:gfxdata="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" stroked="f">
+              <v:group w14:anchorId="0AB0FEB2" id="群組 19" o:spid="_x0000_s1032" style="position:absolute;left:0;text-align:left;margin-left:534.4pt;margin-top:567.3pt;width:140.6pt;height:130.1pt;z-index:251651584;mso-position-horizontal-relative:page;mso-position-vertical-relative:page;mso-width-relative:margin;mso-height-relative:margin" coordorigin="108" coordsize="17868,16510" o:gfxdata="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">
+                <v:shape id="_x0000_s1033" type="#_x0000_t202" style="position:absolute;left:317;top:444;width:17634;height:15621;visibility:visible;mso-wrap-style:square;v-text-anchor:top" o:gfxdata="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" stroked="f">
                   <v:textbox inset="0,0,0,0">
                     <w:txbxContent>
                       <w:p>
@@ -9063,7 +8194,7 @@
                             <w:color w:val="000000"/>
                             <w:w w:val="90"/>
                           </w:rPr>
-                          <w:t>3</w:t>
+                          <w:t>4</w:t>
                         </w:r>
                         <w:r>
                           <w:rPr>
@@ -9112,7 +8243,7 @@
                             <w:color w:val="000000"/>
                             <w:w w:val="90"/>
                           </w:rPr>
-                          <w:t>29</w:t>
+                          <w:t>5</w:t>
                         </w:r>
                         <w:r>
                           <w:rPr>
@@ -9237,7 +8368,7 @@
                                   <w:sz w:val="26"/>
                                   <w:szCs w:val="26"/>
                                 </w:rPr>
-                                <w:t>神為祂僕人復仇</w:t>
+                                <w:t>繼承先王的罪</w:t>
                               </w:r>
                             </w:p>
                           </w:tc>
@@ -9330,7 +8461,7 @@
                                   <w:sz w:val="26"/>
                                   <w:szCs w:val="26"/>
                                 </w:rPr>
-                                <w:t>以利沙的眼淚</w:t>
+                                <w:t>驕傲的心惹禍</w:t>
                               </w:r>
                             </w:p>
                           </w:tc>
@@ -9451,7 +8582,7 @@
                                   <w:sz w:val="26"/>
                                   <w:szCs w:val="26"/>
                                 </w:rPr>
-                                <w:t>8:7-15</w:t>
+                                <w:t>14:1-14</w:t>
                               </w:r>
                             </w:p>
                           </w:tc>
@@ -9565,13 +8696,13 @@
                               </w:r>
                               <w:r>
                                 <w:rPr>
-                                  <w:rFonts w:ascii="Barlow Condensed Medium" w:eastAsia="華康儷楷書" w:hAnsi="Barlow Condensed Medium" w:cs="華康儷楷書" w:hint="eastAsia"/>
+                                  <w:rFonts w:ascii="Barlow Condensed Medium" w:eastAsia="華康儷楷書" w:hAnsi="Barlow Condensed Medium" w:cs="華康儷楷書"/>
                                   <w:color w:val="000000" w:themeColor="text1"/>
                                   <w:w w:val="90"/>
                                   <w:sz w:val="26"/>
                                   <w:szCs w:val="26"/>
                                 </w:rPr>
-                                <w:t>12:15</w:t>
+                                <w:t>12:16</w:t>
                               </w:r>
                             </w:p>
                           </w:tc>
@@ -9653,7 +8784,7 @@
                                   <w:sz w:val="26"/>
                                   <w:szCs w:val="26"/>
                                 </w:rPr>
-                                <w:t>使徒信經</w:t>
+                                <w:t>十誡</w:t>
                               </w:r>
                               <w:r>
                                 <w:rPr>
@@ -9742,16 +8873,7 @@
                                   <w:sz w:val="26"/>
                                   <w:szCs w:val="26"/>
                                 </w:rPr>
-                                <w:t>1</w:t>
-                              </w:r>
-                              <w:r>
-                                <w:rPr>
-                                  <w:rFonts w:ascii="Barlow Condensed Medium" w:eastAsia="華康中黑體" w:hAnsi="Barlow Condensed Medium" w:hint="eastAsia"/>
-                                  <w:w w:val="90"/>
-                                  <w:sz w:val="26"/>
-                                  <w:szCs w:val="26"/>
-                                </w:rPr>
-                                <w:t>1</w:t>
+                                <w:t>12</w:t>
                               </w:r>
                             </w:p>
                           </w:tc>
@@ -9861,7 +8983,7 @@
                                   <w:sz w:val="26"/>
                                   <w:szCs w:val="26"/>
                                 </w:rPr>
-                                <w:t>8,103A,514</w:t>
+                                <w:t>115,123B,515</w:t>
                               </w:r>
                             </w:p>
                           </w:tc>
@@ -9871,7 +8993,7 @@
                     </w:txbxContent>
                   </v:textbox>
                 </v:shape>
-                <v:roundrect id="圓角矩形 25" o:spid="_x0000_s1034" style="position:absolute;left:108;width:17869;height:16510;visibility:visible;mso-wrap-style:square;v-text-anchor:middle" arcsize="4542f" o:gfxdata="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" filled="f" strokecolor="#5a5a5a [2109]" strokeweight="2.5pt">
+                <v:roundrect id="圓角矩形 25" o:spid="_x0000_s1034" style="position:absolute;left:108;width:17869;height:16510;visibility:visible;mso-wrap-style:square;v-text-anchor:middle" arcsize="4542f" o:gfxdata="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" filled="f" strokecolor="#5a5a5a [2109]" strokeweight="2.5pt">
                   <v:stroke joinstyle="miter"/>
                 </v:roundrect>
                 <w10:wrap anchorx="page" anchory="page"/>
@@ -10039,7 +9161,7 @@
           </mc:Choice>
           <mc:Fallback>
             <w:pict>
-              <v:shape w14:anchorId="76BD7DFF" id="文字方塊 2" o:spid="_x0000_s1035" type="#_x0000_t202" style="position:absolute;margin-left:31.4pt;margin-top:-54.1pt;width:109.8pt;height:110.6pt;z-index:251666944;visibility:visible;mso-wrap-style:square;mso-width-percent:0;mso-height-percent:200;mso-wrap-distance-left:9pt;mso-wrap-distance-top:3.6pt;mso-wrap-distance-right:9pt;mso-wrap-distance-bottom:3.6pt;mso-position-horizontal:absolute;mso-position-horizontal-relative:text;mso-position-vertical:absolute;mso-position-vertical-relative:text;mso-width-percent:0;mso-height-percent:200;mso-width-relative:margin;mso-height-relative:margin;v-text-anchor:top" o:gfxdata="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" filled="f" stroked="f">
+              <v:shape w14:anchorId="76BD7DFF" id="文字方塊 2" o:spid="_x0000_s1035" type="#_x0000_t202" style="position:absolute;margin-left:31.4pt;margin-top:-54.1pt;width:109.8pt;height:110.6pt;z-index:251666944;visibility:visible;mso-wrap-style:square;mso-width-percent:0;mso-height-percent:200;mso-wrap-distance-left:9pt;mso-wrap-distance-top:3.6pt;mso-wrap-distance-right:9pt;mso-wrap-distance-bottom:3.6pt;mso-position-horizontal:absolute;mso-position-horizontal-relative:text;mso-position-vertical:absolute;mso-position-vertical-relative:text;mso-width-percent:0;mso-height-percent:200;mso-width-relative:margin;mso-height-relative:margin;v-text-anchor:top" o:gfxdata="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" filled="f" stroked="f">
                 <v:textbox style="mso-fit-shape-to-text:t" inset="1mm,1mm,1mm,1mm">
                   <w:txbxContent>
                     <w:p>
@@ -10238,7 +9360,7 @@
           </mc:Choice>
           <mc:Fallback>
             <w:pict>
-              <v:roundrect w14:anchorId="4775AEF3" id="圓角矩形 12" o:spid="_x0000_s1036" style="position:absolute;margin-left:-.9pt;margin-top:16.35pt;width:49.3pt;height:15.45pt;z-index:251647488;visibility:visible;mso-wrap-style:square;mso-width-percent:0;mso-height-percent:0;mso-wrap-distance-left:9pt;mso-wrap-distance-top:0;mso-wrap-distance-right:9pt;mso-wrap-distance-bottom:0;mso-position-horizontal:absolute;mso-position-horizontal-relative:text;mso-position-vertical:absolute;mso-position-vertical-relative:text;mso-width-percent:0;mso-height-percent:0;mso-width-relative:margin;mso-height-relative:margin;v-text-anchor:middle" arcsize="10923f" o:gfxdata="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" fillcolor="#5a5a5a [2109]" stroked="f" strokeweight="1pt">
+              <v:roundrect w14:anchorId="4775AEF3" id="圓角矩形 12" o:spid="_x0000_s1036" style="position:absolute;margin-left:-.9pt;margin-top:16.35pt;width:49.3pt;height:15.45pt;z-index:251647488;visibility:visible;mso-wrap-style:square;mso-width-percent:0;mso-height-percent:0;mso-wrap-distance-left:9pt;mso-wrap-distance-top:0;mso-wrap-distance-right:9pt;mso-wrap-distance-bottom:0;mso-position-horizontal:absolute;mso-position-horizontal-relative:text;mso-position-vertical:absolute;mso-position-vertical-relative:text;mso-width-percent:0;mso-height-percent:0;mso-width-relative:margin;mso-height-relative:margin;v-text-anchor:middle" arcsize="10923f" o:gfxdata="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" fillcolor="#5a5a5a [2109]" stroked="f" strokeweight="1pt">
                 <v:stroke joinstyle="miter"/>
                 <v:textbox inset=".5mm,0,.5mm,0">
                   <w:txbxContent>
@@ -10378,7 +9500,7 @@
           </mc:Choice>
           <mc:Fallback>
             <w:pict>
-              <v:roundrect w14:anchorId="196DC3BF" id="圓角矩形 14" o:spid="_x0000_s1037" style="position:absolute;margin-left:-1.25pt;margin-top:16.7pt;width:83.6pt;height:15.3pt;z-index:251648512;visibility:visible;mso-wrap-style:square;mso-width-percent:0;mso-height-percent:0;mso-wrap-distance-left:9pt;mso-wrap-distance-top:0;mso-wrap-distance-right:9pt;mso-wrap-distance-bottom:0;mso-position-horizontal:absolute;mso-position-horizontal-relative:text;mso-position-vertical:absolute;mso-position-vertical-relative:text;mso-width-percent:0;mso-height-percent:0;mso-width-relative:margin;mso-height-relative:margin;v-text-anchor:middle" arcsize="10923f" o:gfxdata="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" fillcolor="#5a5a5a [2109]" stroked="f" strokeweight="1pt">
+              <v:roundrect w14:anchorId="196DC3BF" id="圓角矩形 14" o:spid="_x0000_s1037" style="position:absolute;margin-left:-1.25pt;margin-top:16.7pt;width:83.6pt;height:15.3pt;z-index:251648512;visibility:visible;mso-wrap-style:square;mso-width-percent:0;mso-height-percent:0;mso-wrap-distance-left:9pt;mso-wrap-distance-top:0;mso-wrap-distance-right:9pt;mso-wrap-distance-bottom:0;mso-position-horizontal:absolute;mso-position-horizontal-relative:text;mso-position-vertical:absolute;mso-position-vertical-relative:text;mso-width-percent:0;mso-height-percent:0;mso-width-relative:margin;mso-height-relative:margin;v-text-anchor:middle" arcsize="10923f" o:gfxdata="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" fillcolor="#5a5a5a [2109]" stroked="f" strokeweight="1pt">
                 <v:stroke joinstyle="miter"/>
                 <v:textbox inset=".5mm,0,.5mm,0">
                   <w:txbxContent>
@@ -10574,7 +9696,7 @@
           </mc:Choice>
           <mc:Fallback>
             <w:pict>
-              <v:roundrect w14:anchorId="1A4DC044" id="圓角矩形 9" o:spid="_x0000_s1038" style="position:absolute;margin-left:-.6pt;margin-top:16.6pt;width:30.35pt;height:15.3pt;z-index:251649536;visibility:visible;mso-wrap-style:square;mso-width-percent:0;mso-height-percent:0;mso-wrap-distance-left:9pt;mso-wrap-distance-top:0;mso-wrap-distance-right:9pt;mso-wrap-distance-bottom:0;mso-position-horizontal:absolute;mso-position-horizontal-relative:text;mso-position-vertical:absolute;mso-position-vertical-relative:text;mso-width-percent:0;mso-height-percent:0;mso-width-relative:margin;mso-height-relative:margin;v-text-anchor:middle" arcsize="10923f" o:gfxdata="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" fillcolor="#5a5a5a [2109]" stroked="f" strokeweight="1pt">
+              <v:roundrect w14:anchorId="1A4DC044" id="圓角矩形 9" o:spid="_x0000_s1038" style="position:absolute;margin-left:-.6pt;margin-top:16.6pt;width:30.35pt;height:15.3pt;z-index:251649536;visibility:visible;mso-wrap-style:square;mso-width-percent:0;mso-height-percent:0;mso-wrap-distance-left:9pt;mso-wrap-distance-top:0;mso-wrap-distance-right:9pt;mso-wrap-distance-bottom:0;mso-position-horizontal:absolute;mso-position-horizontal-relative:text;mso-position-vertical:absolute;mso-position-vertical-relative:text;mso-width-percent:0;mso-height-percent:0;mso-width-relative:margin;mso-height-relative:margin;v-text-anchor:middle" arcsize="10923f" o:gfxdata="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" fillcolor="#5a5a5a [2109]" stroked="f" strokeweight="1pt">
                 <v:stroke joinstyle="miter"/>
                 <v:textbox inset=".5mm,0,.5mm,0">
                   <w:txbxContent>
@@ -10838,7 +9960,7 @@
           </mc:Choice>
           <mc:Fallback>
             <w:pict>
-              <v:roundrect w14:anchorId="03BFD3A3" id="圓角矩形 13" o:spid="_x0000_s1039" style="position:absolute;margin-left:-.4pt;margin-top:16.65pt;width:49.3pt;height:15.3pt;z-index:251650560;visibility:visible;mso-wrap-style:square;mso-width-percent:0;mso-height-percent:0;mso-wrap-distance-left:9pt;mso-wrap-distance-top:0;mso-wrap-distance-right:9pt;mso-wrap-distance-bottom:0;mso-position-horizontal:absolute;mso-position-horizontal-relative:text;mso-position-vertical:absolute;mso-position-vertical-relative:text;mso-width-percent:0;mso-height-percent:0;mso-width-relative:margin;mso-height-relative:margin;v-text-anchor:middle" arcsize="10923f" o:gfxdata="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" fillcolor="#5a5a5a [2109]" stroked="f" strokeweight="1pt">
+              <v:roundrect w14:anchorId="03BFD3A3" id="圓角矩形 13" o:spid="_x0000_s1039" style="position:absolute;margin-left:-.4pt;margin-top:16.65pt;width:49.3pt;height:15.3pt;z-index:251650560;visibility:visible;mso-wrap-style:square;mso-width-percent:0;mso-height-percent:0;mso-wrap-distance-left:9pt;mso-wrap-distance-top:0;mso-wrap-distance-right:9pt;mso-wrap-distance-bottom:0;mso-position-horizontal:absolute;mso-position-horizontal-relative:text;mso-position-vertical:absolute;mso-position-vertical-relative:text;mso-width-percent:0;mso-height-percent:0;mso-width-relative:margin;mso-height-relative:margin;v-text-anchor:middle" arcsize="10923f" o:gfxdata="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" fillcolor="#5a5a5a [2109]" stroked="f" strokeweight="1pt">
                 <v:stroke joinstyle="miter"/>
                 <v:textbox inset=".5mm,0,.5mm,0">
                   <w:txbxContent>
@@ -11074,7 +10196,7 @@
           </mc:Choice>
           <mc:Fallback>
             <w:pict>
-              <v:shape w14:anchorId="77C1E33A" id="_x0000_s1040" type="#_x0000_t202" style="position:absolute;margin-left:107.25pt;margin-top:6.2pt;width:125.55pt;height:16.3pt;z-index:251665920;visibility:visible;mso-wrap-style:square;mso-width-percent:0;mso-height-percent:0;mso-wrap-distance-left:9pt;mso-wrap-distance-top:3.6pt;mso-wrap-distance-right:9pt;mso-wrap-distance-bottom:3.6pt;mso-position-horizontal:absolute;mso-position-horizontal-relative:text;mso-position-vertical:absolute;mso-position-vertical-relative:text;mso-width-percent:0;mso-height-percent:0;mso-width-relative:margin;mso-height-relative:margin;v-text-anchor:top" o:gfxdata="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" filled="f" stroked="f">
+              <v:shape w14:anchorId="77C1E33A" id="_x0000_s1040" type="#_x0000_t202" style="position:absolute;margin-left:107.25pt;margin-top:6.2pt;width:125.55pt;height:16.3pt;z-index:251665920;visibility:visible;mso-wrap-style:square;mso-width-percent:0;mso-height-percent:0;mso-wrap-distance-left:9pt;mso-wrap-distance-top:3.6pt;mso-wrap-distance-right:9pt;mso-wrap-distance-bottom:3.6pt;mso-position-horizontal:absolute;mso-position-horizontal-relative:text;mso-position-vertical:absolute;mso-position-vertical-relative:text;mso-width-percent:0;mso-height-percent:0;mso-width-relative:margin;mso-height-relative:margin;v-text-anchor:top" o:gfxdata="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" filled="f" stroked="f">
                 <v:textbox inset="0,0,0,0">
                   <w:txbxContent>
                     <w:p>
@@ -11354,7 +10476,7 @@
                 <w:sz w:val="20"/>
                 <w:szCs w:val="20"/>
               </w:rPr>
-              <w:t>林惠娟</w:t>
+              <w:t>張麗君</w:t>
             </w:r>
             <w:r>
               <w:rPr>
@@ -11362,15 +10484,7 @@
                 <w:sz w:val="20"/>
                 <w:szCs w:val="20"/>
               </w:rPr>
-              <w:t xml:space="preserve"> </w:t>
-            </w:r>
-            <w:r>
-              <w:rPr>
-                <w:rFonts w:ascii="標楷體" w:eastAsia="標楷體" w:hAnsi="標楷體" w:hint="eastAsia"/>
-                <w:sz w:val="20"/>
-                <w:szCs w:val="20"/>
-              </w:rPr>
-              <w:t>執事</w:t>
+              <w:t xml:space="preserve"> 長老</w:t>
             </w:r>
           </w:p>
         </w:tc>
@@ -11430,7 +10544,7 @@
                 <w:sz w:val="20"/>
                 <w:szCs w:val="20"/>
               </w:rPr>
-              <w:t>黃聖耀</w:t>
+              <w:t>張怡婷</w:t>
             </w:r>
             <w:r>
               <w:rPr>
@@ -12038,7 +11152,7 @@
                 </mc:Choice>
                 <mc:Fallback>
                   <w:pict>
-                    <v:rect w14:anchorId="343BC9BA" id="矩形 8" o:spid="_x0000_s1041" style="position:absolute;left:0;text-align:left;margin-left:-.7pt;margin-top:2.7pt;width:18.75pt;height:92.3pt;z-index:251662848;visibility:visible;mso-wrap-style:square;mso-width-percent:0;mso-height-percent:0;mso-wrap-distance-left:9pt;mso-wrap-distance-top:0;mso-wrap-distance-right:9pt;mso-wrap-distance-bottom:0;mso-position-horizontal:absolute;mso-position-horizontal-relative:text;mso-position-vertical:absolute;mso-position-vertical-relative:text;mso-width-percent:0;mso-height-percent:0;mso-width-relative:margin;mso-height-relative:margin;v-text-anchor:middle" o:gfxdata="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" fillcolor="#5a5a5a [2109]" stroked="f" strokeweight="1pt">
+                    <v:rect w14:anchorId="343BC9BA" id="矩形 8" o:spid="_x0000_s1041" style="position:absolute;left:0;text-align:left;margin-left:-.7pt;margin-top:2.7pt;width:18.75pt;height:92.3pt;z-index:251662848;visibility:visible;mso-wrap-style:square;mso-width-percent:0;mso-height-percent:0;mso-wrap-distance-left:9pt;mso-wrap-distance-top:0;mso-wrap-distance-right:9pt;mso-wrap-distance-bottom:0;mso-position-horizontal:absolute;mso-position-horizontal-relative:text;mso-position-vertical:absolute;mso-position-vertical-relative:text;mso-width-percent:0;mso-height-percent:0;mso-width-relative:margin;mso-height-relative:margin;v-text-anchor:middle" o:gfxdata="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" fillcolor="#5a5a5a [2109]" stroked="f" strokeweight="1pt">
                       <v:textbox style="layout-flow:vertical-ideographic" inset="1mm,1mm,1mm,1mm">
                         <w:txbxContent>
                           <w:p>
@@ -12443,7 +11557,7 @@
                 <w:sz w:val="20"/>
                 <w:szCs w:val="20"/>
               </w:rPr>
-              <w:t>13</w:t>
+              <w:t>8</w:t>
             </w:r>
             <w:r>
               <w:rPr>
@@ -12608,7 +11722,7 @@
                 <w:sz w:val="20"/>
                 <w:szCs w:val="20"/>
               </w:rPr>
-              <w:t>新的誡命</w:t>
+              <w:t>使徒信經</w:t>
             </w:r>
           </w:p>
         </w:tc>
@@ -12763,7 +11877,7 @@
                 <w:sz w:val="20"/>
                 <w:szCs w:val="20"/>
               </w:rPr>
-              <w:t>16</w:t>
+              <w:t>11</w:t>
             </w:r>
             <w:r>
               <w:rPr>
@@ -12962,8 +12076,8 @@
       <w:tblGrid>
         <w:gridCol w:w="636"/>
         <w:gridCol w:w="1127"/>
-        <w:gridCol w:w="2942"/>
-        <w:gridCol w:w="1132"/>
+        <w:gridCol w:w="3114"/>
+        <w:gridCol w:w="960"/>
       </w:tblGrid>
       <w:tr>
         <w:tc>
@@ -13100,7 +12214,7 @@
                 </mc:Choice>
                 <mc:Fallback>
                   <w:pict>
-                    <v:rect w14:anchorId="363672F5" id="矩形 10" o:spid="_x0000_s1042" style="position:absolute;left:0;text-align:left;margin-left:-.7pt;margin-top:12.9pt;width:19.25pt;height:42.9pt;z-index:251658752;visibility:visible;mso-wrap-style:square;mso-width-percent:0;mso-height-percent:0;mso-wrap-distance-left:9pt;mso-wrap-distance-top:0;mso-wrap-distance-right:9pt;mso-wrap-distance-bottom:0;mso-position-horizontal:absolute;mso-position-horizontal-relative:text;mso-position-vertical:absolute;mso-position-vertical-relative:text;mso-width-percent:0;mso-height-percent:0;mso-width-relative:margin;mso-height-relative:margin;v-text-anchor:middle" o:gfxdata="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" fillcolor="#5a5a5a [2109]" stroked="f" strokeweight="1pt">
+                    <v:rect w14:anchorId="363672F5" id="矩形 10" o:spid="_x0000_s1042" style="position:absolute;left:0;text-align:left;margin-left:-.7pt;margin-top:12.9pt;width:19.25pt;height:42.9pt;z-index:251658752;visibility:visible;mso-wrap-style:square;mso-width-percent:0;mso-height-percent:0;mso-wrap-distance-left:9pt;mso-wrap-distance-top:0;mso-wrap-distance-right:9pt;mso-wrap-distance-bottom:0;mso-position-horizontal:absolute;mso-position-horizontal-relative:text;mso-position-vertical:absolute;mso-position-vertical-relative:text;mso-width-percent:0;mso-height-percent:0;mso-width-relative:margin;mso-height-relative:margin;v-text-anchor:middle" o:gfxdata="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" fillcolor="#5a5a5a [2109]" stroked="f" strokeweight="1pt">
                       <v:textbox style="layout-flow:vertical-ideographic" inset="1mm,1mm,1mm,1mm">
                         <w:txbxContent>
                           <w:p>
@@ -13172,7 +12286,7 @@
         </w:tc>
         <w:tc>
           <w:tcPr>
-            <w:tcW w:w="2942" w:type="dxa"/>
+            <w:tcW w:w="3114" w:type="dxa"/>
             <w:tcBorders>
               <w:top w:val="nil"/>
               <w:left w:val="nil"/>
@@ -13199,21 +12313,11 @@
                 <w:szCs w:val="20"/>
               </w:rPr>
             </w:pPr>
-            <w:r>
-              <w:rPr>
-                <w:rFonts w:ascii="Bahnschrift SemiBold Condensed" w:eastAsia="標楷體" w:hAnsi="Bahnschrift SemiBold Condensed" w:cstheme="minorHAnsi" w:hint="eastAsia"/>
-                <w:bCs/>
-                <w:w w:val="150"/>
-                <w:sz w:val="20"/>
-                <w:szCs w:val="20"/>
-              </w:rPr>
-              <w:t>請賜福給我</w:t>
-            </w:r>
-          </w:p>
-        </w:tc>
-        <w:tc>
-          <w:tcPr>
-            <w:tcW w:w="1132" w:type="dxa"/>
+          </w:p>
+        </w:tc>
+        <w:tc>
+          <w:tcPr>
+            <w:tcW w:w="960" w:type="dxa"/>
             <w:tcBorders>
               <w:top w:val="nil"/>
               <w:left w:val="nil"/>
@@ -13247,7 +12351,7 @@
                 <w:sz w:val="20"/>
                 <w:szCs w:val="20"/>
               </w:rPr>
-              <w:t>敬拜團契</w:t>
+              <w:t>聖歌隊</w:t>
             </w:r>
           </w:p>
         </w:tc>
@@ -13373,22 +12477,22 @@
             </w:r>
             <w:r>
               <w:rPr>
+                <w:rFonts w:ascii="Bahnschrift SemiBold Condensed" w:eastAsia="標楷體" w:hAnsi="Bahnschrift SemiBold Condensed" w:cs="Calibri"/>
+                <w:color w:val="000000"/>
+                <w:w w:val="115"/>
+                <w:sz w:val="20"/>
+                <w:szCs w:val="20"/>
+              </w:rPr>
+              <w:t>8</w:t>
+            </w:r>
+            <w:r>
+              <w:rPr>
                 <w:rFonts w:ascii="Bahnschrift SemiBold Condensed" w:eastAsia="標楷體" w:hAnsi="Bahnschrift SemiBold Condensed" w:cs="Calibri" w:hint="eastAsia"/>
                 <w:color w:val="000000"/>
                 <w:w w:val="115"/>
                 <w:sz w:val="20"/>
                 <w:szCs w:val="20"/>
               </w:rPr>
-              <w:t>2</w:t>
-            </w:r>
-            <w:r>
-              <w:rPr>
-                <w:rFonts w:ascii="Bahnschrift SemiBold Condensed" w:eastAsia="標楷體" w:hAnsi="Bahnschrift SemiBold Condensed" w:cs="Calibri" w:hint="eastAsia"/>
-                <w:color w:val="000000"/>
-                <w:w w:val="115"/>
-                <w:sz w:val="20"/>
-                <w:szCs w:val="20"/>
-              </w:rPr>
               <w:t>章</w:t>
             </w:r>
             <w:r>
@@ -13399,7 +12503,7 @@
                 <w:sz w:val="20"/>
                 <w:szCs w:val="20"/>
               </w:rPr>
-              <w:t>1-15</w:t>
+              <w:t>7-15</w:t>
             </w:r>
             <w:r>
               <w:rPr>
@@ -13556,7 +12660,7 @@
                 <w:sz w:val="20"/>
                 <w:szCs w:val="20"/>
               </w:rPr>
-              <w:t>雙倍地臨到我</w:t>
+              <w:t>以利沙的眼淚</w:t>
             </w:r>
           </w:p>
         </w:tc>
@@ -13874,7 +12978,7 @@
                 </mc:Choice>
                 <mc:Fallback>
                   <w:pict>
-                    <v:rect w14:anchorId="4D37C684" id="矩形 11" o:spid="_x0000_s1043" style="position:absolute;left:0;text-align:left;margin-left:-.7pt;margin-top:1.65pt;width:19.25pt;height:111.25pt;z-index:251656704;visibility:visible;mso-wrap-style:square;mso-width-percent:0;mso-height-percent:0;mso-wrap-distance-left:9pt;mso-wrap-distance-top:0;mso-wrap-distance-right:9pt;mso-wrap-distance-bottom:0;mso-position-horizontal:absolute;mso-position-horizontal-relative:text;mso-position-vertical:absolute;mso-position-vertical-relative:text;mso-width-percent:0;mso-height-percent:0;mso-width-relative:margin;mso-height-relative:margin;v-text-anchor:middle" o:gfxdata="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" fillcolor="#5a5a5a [2109]" stroked="f" strokeweight="1pt">
+                    <v:rect w14:anchorId="4D37C684" id="矩形 11" o:spid="_x0000_s1043" style="position:absolute;left:0;text-align:left;margin-left:-.7pt;margin-top:1.65pt;width:19.25pt;height:111.25pt;z-index:251656704;visibility:visible;mso-wrap-style:square;mso-width-percent:0;mso-height-percent:0;mso-wrap-distance-left:9pt;mso-wrap-distance-top:0;mso-wrap-distance-right:9pt;mso-wrap-distance-bottom:0;mso-position-horizontal:absolute;mso-position-horizontal-relative:text;mso-position-vertical:absolute;mso-position-vertical-relative:text;mso-width-percent:0;mso-height-percent:0;mso-width-relative:margin;mso-height-relative:margin;v-text-anchor:middle" o:gfxdata="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" fillcolor="#5a5a5a [2109]" stroked="f" strokeweight="1pt">
                       <v:textbox style="layout-flow:vertical-ideographic" inset="1mm,1mm,1mm,1mm">
                         <w:txbxContent>
                           <w:p>
@@ -14007,7 +13111,7 @@
                 <w:sz w:val="20"/>
                 <w:szCs w:val="20"/>
               </w:rPr>
-              <w:t>261</w:t>
+              <w:t>103A</w:t>
             </w:r>
             <w:r>
               <w:rPr>
@@ -14262,7 +13366,7 @@
                 <w:sz w:val="20"/>
                 <w:szCs w:val="20"/>
               </w:rPr>
-              <w:t>張怡婷</w:t>
+              <w:t>黃阿絹</w:t>
             </w:r>
             <w:r>
               <w:rPr>
@@ -14284,7 +13388,7 @@
                 <w:sz w:val="20"/>
                 <w:szCs w:val="20"/>
               </w:rPr>
-              <w:t>林美惠</w:t>
+              <w:t>林惠娟</w:t>
             </w:r>
           </w:p>
         </w:tc>
@@ -14816,17 +13920,7 @@
                 <w:sz w:val="20"/>
                 <w:szCs w:val="20"/>
               </w:rPr>
-              <w:t>51</w:t>
-            </w:r>
-            <w:r>
-              <w:rPr>
-                <w:rFonts w:ascii="Bahnschrift SemiBold Condensed" w:eastAsia="標楷體" w:hAnsi="Bahnschrift SemiBold Condensed" w:cstheme="minorHAnsi" w:hint="eastAsia"/>
-                <w:color w:val="000000" w:themeColor="text1"/>
-                <w:w w:val="125"/>
-                <w:sz w:val="20"/>
-                <w:szCs w:val="20"/>
-              </w:rPr>
-              <w:t>3</w:t>
+              <w:t>514</w:t>
             </w:r>
             <w:r>
               <w:rPr>
@@ -15640,7 +14734,7 @@
           </mc:Choice>
           <mc:Fallback>
             <w:pict>
-              <v:line w14:anchorId="6C341A04" id="直線接點 2" o:spid="_x0000_s1026" style="position:absolute;z-index:251653632;visibility:visible;mso-wrap-style:square;mso-height-percent:0;mso-wrap-distance-left:9pt;mso-wrap-distance-top:0;mso-wrap-distance-right:9pt;mso-wrap-distance-bottom:0;mso-position-horizontal:absolute;mso-position-horizontal-relative:page;mso-position-vertical:absolute;mso-position-vertical-relative:page;mso-height-percent:0;mso-height-relative:margin" from="687.75pt,19.85pt" to="687.75pt,709.8pt" o:gfxdata="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" strokecolor="black [3213]" strokeweight=".5pt">
+              <v:line w14:anchorId="40A8C216" id="直線接點 2" o:spid="_x0000_s1026" style="position:absolute;z-index:251653632;visibility:visible;mso-wrap-style:square;mso-height-percent:0;mso-wrap-distance-left:9pt;mso-wrap-distance-top:0;mso-wrap-distance-right:9pt;mso-wrap-distance-bottom:0;mso-position-horizontal:absolute;mso-position-horizontal-relative:page;mso-position-vertical:absolute;mso-position-vertical-relative:page;mso-height-percent:0;mso-height-relative:margin" from="687.75pt,19.85pt" to="687.75pt,709.8pt" o:gfxdata="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" strokecolor="black [3213]" strokeweight=".5pt">
                 <v:stroke dashstyle="3 1" joinstyle="miter"/>
                 <w10:wrap anchorx="page" anchory="page"/>
               </v:line>
@@ -15670,7 +14764,15 @@
           <w:color w:val="000000"/>
           <w:szCs w:val="24"/>
         </w:rPr>
-        <w:t>馬太福音</w:t>
+        <w:t>羅</w:t>
+      </w:r>
+      <w:r>
+        <w:rPr>
+          <w:rFonts w:ascii="Barlow Condensed Medium" w:eastAsia="華康中黑體" w:hAnsi="Barlow Condensed Medium" w:cs="Calibri" w:hint="eastAsia"/>
+          <w:color w:val="000000"/>
+          <w:szCs w:val="24"/>
+        </w:rPr>
+        <w:t>馬書</w:t>
       </w:r>
       <w:r>
         <w:rPr>
@@ -15678,7 +14780,7 @@
           <w:color w:val="000000"/>
           <w:szCs w:val="24"/>
         </w:rPr>
-        <w:t>7</w:t>
+        <w:t>12</w:t>
       </w:r>
       <w:r>
         <w:rPr>
@@ -15694,7 +14796,7 @@
           <w:color w:val="000000"/>
           <w:szCs w:val="24"/>
         </w:rPr>
-        <w:t>11</w:t>
+        <w:t>15</w:t>
       </w:r>
       <w:r>
         <w:rPr>
@@ -15777,7 +14879,7 @@
           <w:sz w:val="26"/>
           <w:szCs w:val="26"/>
         </w:rPr>
-        <w:t>恁諸個雖然歹，猶久會曉得用好物互恁的子兒，何況恁佇天裡的父，豈無欲用好物互求伊的人嗎？</w:t>
+        <w:t>及歡喜的人相及歡喜；及啼哭的人相及啼哭。</w:t>
       </w:r>
     </w:p>
     <w:p>
@@ -15858,7 +14960,7 @@
           <w:sz w:val="26"/>
           <w:szCs w:val="26"/>
         </w:rPr>
-        <w:t>你們雖然不好、尚且知道拿好東西給兒女、何況你們在天上的父、豈不更把好東西給求他的人麼</w:t>
+        <w:t>與喜樂的人要同樂．與哀哭的人要同哭</w:t>
       </w:r>
       <w:r>
         <w:rPr>
@@ -16097,7 +15199,7 @@
                 <w:noProof/>
                 <w:w w:val="80"/>
               </w:rPr>
-              <w:t>22</w:t>
+              <w:t>29</w:t>
             </w:r>
             <w:r>
               <w:rPr>
@@ -16165,7 +15267,7 @@
                 <w:noProof/>
                 <w:w w:val="80"/>
               </w:rPr>
-              <w:t>3</w:t>
+              <w:t>4</w:t>
             </w:r>
             <w:r>
               <w:rPr>
@@ -16208,7 +15310,7 @@
                 <w:noProof/>
                 <w:w w:val="80"/>
               </w:rPr>
-              <w:t>29</w:t>
+              <w:t>5</w:t>
             </w:r>
             <w:r>
               <w:rPr>
@@ -16348,6 +15450,7 @@
               <w:top w:val="single" w:sz="4" w:space="0" w:color="auto"/>
               <w:bottom w:val="single" w:sz="4" w:space="0" w:color="auto"/>
             </w:tcBorders>
+            <w:shd w:val="clear" w:color="auto" w:fill="auto"/>
             <w:tcMar>
               <w:left w:w="57" w:type="dxa"/>
               <w:right w:w="57" w:type="dxa"/>
@@ -16376,6 +15479,7 @@
             <w:tcBorders>
               <w:top w:val="single" w:sz="4" w:space="0" w:color="auto"/>
               <w:bottom w:val="single" w:sz="4" w:space="0" w:color="auto"/>
+              <w:right w:val="single" w:sz="18" w:space="0" w:color="auto"/>
             </w:tcBorders>
             <w:shd w:val="clear" w:color="auto" w:fill="auto"/>
             <w:tcMar>
@@ -16519,7 +15623,7 @@
                 <w:noProof/>
                 <w:w w:val="75"/>
               </w:rPr>
-              <w:t>15</w:t>
+              <w:t>22</w:t>
             </w:r>
             <w:r>
               <w:rPr>
@@ -16688,6 +15792,7 @@
             <w:tcBorders>
               <w:top w:val="single" w:sz="4" w:space="0" w:color="auto"/>
               <w:bottom w:val="single" w:sz="4" w:space="0" w:color="auto"/>
+              <w:right w:val="single" w:sz="18" w:space="0" w:color="auto"/>
             </w:tcBorders>
             <w:shd w:val="clear" w:color="auto" w:fill="auto"/>
             <w:tcMar>
@@ -16831,7 +15936,7 @@
                 <w:noProof/>
                 <w:w w:val="75"/>
               </w:rPr>
-              <w:t>15</w:t>
+              <w:t>22</w:t>
             </w:r>
             <w:r>
               <w:rPr>
@@ -16951,7 +16056,7 @@
               <w:rPr>
                 <w:rFonts w:ascii="標楷體" w:eastAsia="標楷體" w:hAnsi="標楷體" w:hint="eastAsia"/>
               </w:rPr>
-              <w:t>林惠娟</w:t>
+              <w:t>張麗君</w:t>
             </w:r>
           </w:p>
         </w:tc>
@@ -16961,6 +16066,7 @@
             <w:tcBorders>
               <w:top w:val="single" w:sz="4" w:space="0" w:color="auto"/>
               <w:bottom w:val="single" w:sz="4" w:space="0" w:color="auto"/>
+              <w:right w:val="single" w:sz="18" w:space="0" w:color="auto"/>
             </w:tcBorders>
             <w:shd w:val="clear" w:color="auto" w:fill="auto"/>
             <w:tcMar>
@@ -16981,7 +16087,7 @@
               <w:rPr>
                 <w:rFonts w:ascii="標楷體" w:eastAsia="標楷體" w:hAnsi="標楷體" w:hint="eastAsia"/>
               </w:rPr>
-              <w:t>張麗君</w:t>
+              <w:t>蕭國鎮</w:t>
             </w:r>
           </w:p>
         </w:tc>
@@ -17111,7 +16217,7 @@
                 <w:noProof/>
                 <w:w w:val="75"/>
               </w:rPr>
-              <w:t>15</w:t>
+              <w:t>22</w:t>
             </w:r>
             <w:r>
               <w:rPr>
@@ -17232,7 +16338,7 @@
                 <w:rFonts w:ascii="標楷體" w:eastAsia="標楷體" w:hAnsi="標楷體" w:hint="eastAsia"/>
                 <w:szCs w:val="24"/>
               </w:rPr>
-              <w:t>黃聖耀</w:t>
+              <w:t>張怡婷</w:t>
             </w:r>
           </w:p>
         </w:tc>
@@ -17242,6 +16348,7 @@
             <w:tcBorders>
               <w:top w:val="single" w:sz="4" w:space="0" w:color="auto"/>
               <w:bottom w:val="single" w:sz="4" w:space="0" w:color="auto"/>
+              <w:right w:val="single" w:sz="18" w:space="0" w:color="auto"/>
             </w:tcBorders>
             <w:shd w:val="clear" w:color="auto" w:fill="auto"/>
             <w:tcMar>
@@ -17263,7 +16370,7 @@
                 <w:rFonts w:ascii="標楷體" w:eastAsia="標楷體" w:hAnsi="標楷體" w:hint="eastAsia"/>
                 <w:szCs w:val="24"/>
               </w:rPr>
-              <w:t>張怡婷</w:t>
+              <w:t>楊崇隆</w:t>
             </w:r>
           </w:p>
         </w:tc>
@@ -17385,7 +16492,7 @@
                 <w:noProof/>
                 <w:w w:val="75"/>
               </w:rPr>
-              <w:t>15</w:t>
+              <w:t>22</w:t>
             </w:r>
             <w:r>
               <w:rPr>
@@ -17507,7 +16614,7 @@
                 <w:rFonts w:ascii="標楷體" w:eastAsia="標楷體" w:hAnsi="標楷體" w:hint="eastAsia"/>
                 <w:szCs w:val="24"/>
               </w:rPr>
-              <w:t>周艶林</w:t>
+              <w:t>周艶貳</w:t>
             </w:r>
           </w:p>
         </w:tc>
@@ -17517,6 +16624,7 @@
             <w:tcBorders>
               <w:top w:val="single" w:sz="4" w:space="0" w:color="auto"/>
               <w:bottom w:val="single" w:sz="4" w:space="0" w:color="auto"/>
+              <w:right w:val="single" w:sz="18" w:space="0" w:color="auto"/>
             </w:tcBorders>
             <w:shd w:val="clear" w:color="auto" w:fill="auto"/>
             <w:tcMar>
@@ -17538,7 +16646,7 @@
                 <w:rFonts w:ascii="標楷體" w:eastAsia="標楷體" w:hAnsi="標楷體" w:hint="eastAsia"/>
                 <w:szCs w:val="24"/>
               </w:rPr>
-              <w:t>周艶貳</w:t>
+              <w:t>張宗雄</w:t>
             </w:r>
           </w:p>
         </w:tc>
@@ -17667,7 +16775,7 @@
                 <w:noProof/>
                 <w:w w:val="75"/>
               </w:rPr>
-              <w:t>15</w:t>
+              <w:t>22</w:t>
             </w:r>
             <w:r>
               <w:rPr>
@@ -17790,7 +16898,7 @@
               <w:rPr>
                 <w:rFonts w:ascii="標楷體" w:eastAsia="標楷體" w:hAnsi="標楷體" w:hint="eastAsia"/>
               </w:rPr>
-              <w:t>張怡婷</w:t>
+              <w:t>黃阿絹</w:t>
             </w:r>
           </w:p>
         </w:tc>
@@ -17800,6 +16908,7 @@
             <w:tcBorders>
               <w:top w:val="single" w:sz="4" w:space="0" w:color="auto"/>
               <w:bottom w:val="single" w:sz="4" w:space="0" w:color="auto"/>
+              <w:right w:val="single" w:sz="18" w:space="0" w:color="auto"/>
             </w:tcBorders>
             <w:shd w:val="clear" w:color="auto" w:fill="auto"/>
             <w:tcMar>
@@ -17821,7 +16930,7 @@
               <w:rPr>
                 <w:rFonts w:ascii="標楷體" w:eastAsia="標楷體" w:hAnsi="標楷體" w:hint="eastAsia"/>
               </w:rPr>
-              <w:t>黃阿絹</w:t>
+              <w:t>林惠娟</w:t>
             </w:r>
           </w:p>
         </w:tc>
@@ -17943,7 +17052,7 @@
                 <w:noProof/>
                 <w:w w:val="75"/>
               </w:rPr>
-              <w:t>15</w:t>
+              <w:t>22</w:t>
             </w:r>
             <w:r>
               <w:rPr>
@@ -18059,7 +17168,7 @@
               <w:rPr>
                 <w:rFonts w:ascii="標楷體" w:eastAsia="標楷體" w:hAnsi="標楷體" w:hint="eastAsia"/>
               </w:rPr>
-              <w:t>林美惠</w:t>
+              <w:t>林惠娟</w:t>
             </w:r>
           </w:p>
         </w:tc>
@@ -18069,6 +17178,7 @@
             <w:tcBorders>
               <w:top w:val="single" w:sz="4" w:space="0" w:color="auto"/>
               <w:bottom w:val="single" w:sz="4" w:space="0" w:color="auto"/>
+              <w:right w:val="single" w:sz="18" w:space="0" w:color="auto"/>
             </w:tcBorders>
             <w:shd w:val="clear" w:color="auto" w:fill="auto"/>
             <w:tcMar>
@@ -18090,7 +17200,7 @@
               <w:rPr>
                 <w:rFonts w:ascii="標楷體" w:eastAsia="標楷體" w:hAnsi="標楷體" w:hint="eastAsia"/>
               </w:rPr>
-              <w:t>林惠娟</w:t>
+              <w:t>林美惠</w:t>
             </w:r>
           </w:p>
         </w:tc>
@@ -18212,7 +17322,7 @@
                 <w:noProof/>
                 <w:w w:val="75"/>
               </w:rPr>
-              <w:t>15</w:t>
+              <w:t>22</w:t>
             </w:r>
             <w:r>
               <w:rPr>
@@ -18335,7 +17445,7 @@
               <w:rPr>
                 <w:rFonts w:ascii="標楷體" w:eastAsia="標楷體" w:hAnsi="標楷體" w:hint="eastAsia"/>
               </w:rPr>
-              <w:t>游富宗</w:t>
+              <w:t>卓滿惠</w:t>
             </w:r>
           </w:p>
         </w:tc>
@@ -18345,6 +17455,7 @@
             <w:tcBorders>
               <w:top w:val="single" w:sz="4" w:space="0" w:color="auto"/>
               <w:bottom w:val="single" w:sz="4" w:space="0" w:color="auto"/>
+              <w:right w:val="single" w:sz="18" w:space="0" w:color="auto"/>
             </w:tcBorders>
             <w:shd w:val="clear" w:color="auto" w:fill="auto"/>
             <w:tcMar>
@@ -18366,7 +17477,7 @@
               <w:rPr>
                 <w:rFonts w:ascii="標楷體" w:eastAsia="標楷體" w:hAnsi="標楷體" w:hint="eastAsia"/>
               </w:rPr>
-              <w:t>卓滿惠</w:t>
+              <w:t>葉文蒂</w:t>
             </w:r>
           </w:p>
         </w:tc>
@@ -18514,7 +17625,7 @@
               <w:rPr>
                 <w:rFonts w:ascii="標楷體" w:eastAsia="標楷體" w:hAnsi="標楷體" w:hint="eastAsia"/>
               </w:rPr>
-              <w:t>張淑敏</w:t>
+              <w:t>張燕芬</w:t>
             </w:r>
           </w:p>
         </w:tc>
@@ -18524,6 +17635,7 @@
             <w:tcBorders>
               <w:top w:val="single" w:sz="4" w:space="0" w:color="auto"/>
               <w:bottom w:val="single" w:sz="4" w:space="0" w:color="auto"/>
+              <w:right w:val="single" w:sz="18" w:space="0" w:color="auto"/>
             </w:tcBorders>
             <w:shd w:val="clear" w:color="auto" w:fill="auto"/>
             <w:tcMar>
@@ -18545,7 +17657,7 @@
               <w:rPr>
                 <w:rFonts w:ascii="標楷體" w:eastAsia="標楷體" w:hAnsi="標楷體" w:hint="eastAsia"/>
               </w:rPr>
-              <w:t>張燕芬</w:t>
+              <w:t>高玉華</w:t>
             </w:r>
           </w:p>
         </w:tc>
@@ -18667,7 +17779,7 @@
                 <w:noProof/>
                 <w:w w:val="75"/>
               </w:rPr>
-              <w:t>17</w:t>
+              <w:t>24</w:t>
             </w:r>
             <w:r>
               <w:rPr>
@@ -18815,7 +17927,7 @@
               <w:rPr>
                 <w:rFonts w:ascii="標楷體" w:eastAsia="標楷體" w:hAnsi="標楷體" w:hint="eastAsia"/>
               </w:rPr>
-              <w:t>盧輝昌</w:t>
+              <w:t>黃耀宗</w:t>
             </w:r>
           </w:p>
         </w:tc>
@@ -18848,7 +17960,7 @@
               <w:rPr>
                 <w:rFonts w:ascii="標楷體" w:eastAsia="標楷體" w:hAnsi="標楷體" w:hint="eastAsia"/>
               </w:rPr>
-              <w:t>黃耀宗</w:t>
+              <w:t>楊錫昌</w:t>
             </w:r>
           </w:p>
         </w:tc>
@@ -18970,7 +18082,7 @@
                 <w:noProof/>
                 <w:w w:val="75"/>
               </w:rPr>
-              <w:t>17</w:t>
+              <w:t>24</w:t>
             </w:r>
             <w:r>
               <w:rPr>
@@ -19107,7 +18219,7 @@
               <w:top w:val="single" w:sz="4" w:space="0" w:color="auto"/>
               <w:left w:val="single" w:sz="4" w:space="0" w:color="auto"/>
               <w:bottom w:val="single" w:sz="4" w:space="0" w:color="auto"/>
-              <w:right w:val="single" w:sz="4" w:space="0" w:color="auto"/>
+              <w:right w:val="single" w:sz="18" w:space="0" w:color="000000"/>
             </w:tcBorders>
             <w:shd w:val="clear" w:color="auto" w:fill="auto"/>
             <w:tcMar>
@@ -19129,7 +18241,7 @@
               <w:rPr>
                 <w:rFonts w:ascii="標楷體" w:eastAsia="標楷體" w:hAnsi="標楷體" w:hint="eastAsia"/>
               </w:rPr>
-              <w:t>劉容榕</w:t>
+              <w:t>張怡婷</w:t>
             </w:r>
           </w:p>
         </w:tc>
@@ -19251,7 +18363,7 @@
                 <w:noProof/>
                 <w:w w:val="75"/>
               </w:rPr>
-              <w:t>19</w:t>
+              <w:t>26</w:t>
             </w:r>
             <w:r>
               <w:rPr>
@@ -19367,7 +18479,7 @@
               <w:rPr>
                 <w:rFonts w:ascii="標楷體" w:eastAsia="標楷體" w:hAnsi="標楷體" w:hint="eastAsia"/>
               </w:rPr>
-              <w:t>張思婗</w:t>
+              <w:t>張燕芬</w:t>
             </w:r>
           </w:p>
         </w:tc>
@@ -19378,7 +18490,7 @@
               <w:top w:val="single" w:sz="4" w:space="0" w:color="auto"/>
               <w:left w:val="single" w:sz="4" w:space="0" w:color="auto"/>
               <w:bottom w:val="single" w:sz="4" w:space="0" w:color="auto"/>
-              <w:right w:val="single" w:sz="4" w:space="0" w:color="auto"/>
+              <w:right w:val="single" w:sz="18" w:space="0" w:color="000000"/>
             </w:tcBorders>
             <w:shd w:val="clear" w:color="auto" w:fill="auto"/>
             <w:tcMar>
@@ -19400,7 +18512,7 @@
               <w:rPr>
                 <w:rFonts w:ascii="標楷體" w:eastAsia="標楷體" w:hAnsi="標楷體" w:hint="eastAsia"/>
               </w:rPr>
-              <w:t>張燕芬</w:t>
+              <w:t>卓滿惠</w:t>
             </w:r>
           </w:p>
         </w:tc>
@@ -19523,7 +18635,7 @@
                 <w:noProof/>
                 <w:w w:val="75"/>
               </w:rPr>
-              <w:t>19</w:t>
+              <w:t>26</w:t>
             </w:r>
             <w:r>
               <w:rPr>
@@ -19646,9 +18758,9 @@
             <w:r>
               <w:rPr>
                 <w:rFonts w:ascii="標楷體" w:eastAsia="標楷體" w:hAnsi="標楷體" w:hint="eastAsia"/>
-                <w:sz w:val="22"/>
-              </w:rPr>
-              <w:t>敬拜團契</w:t>
+                <w:szCs w:val="24"/>
+              </w:rPr>
+              <w:t>聖歌隊</w:t>
             </w:r>
           </w:p>
         </w:tc>
@@ -19659,7 +18771,7 @@
               <w:top w:val="single" w:sz="4" w:space="0" w:color="auto"/>
               <w:left w:val="single" w:sz="4" w:space="0" w:color="000000"/>
               <w:bottom w:val="single" w:sz="4" w:space="0" w:color="000000"/>
-              <w:right w:val="single" w:sz="4" w:space="0" w:color="000000"/>
+              <w:right w:val="single" w:sz="18" w:space="0" w:color="000000"/>
             </w:tcBorders>
             <w:shd w:val="clear" w:color="auto" w:fill="auto"/>
             <w:tcMar>
@@ -19805,7 +18917,7 @@
                 <w:noProof/>
                 <w:w w:val="75"/>
               </w:rPr>
-              <w:t>19</w:t>
+              <w:t>26</w:t>
             </w:r>
             <w:r>
               <w:rPr>
@@ -19930,7 +19042,7 @@
               <w:rPr>
                 <w:rFonts w:ascii="標楷體" w:eastAsia="標楷體" w:hAnsi="標楷體" w:hint="eastAsia"/>
               </w:rPr>
-              <w:t>章台珠</w:t>
+              <w:t>劉奕樑</w:t>
             </w:r>
           </w:p>
         </w:tc>
@@ -19941,7 +19053,7 @@
               <w:top w:val="single" w:sz="4" w:space="0" w:color="000000"/>
               <w:left w:val="single" w:sz="4" w:space="0" w:color="000000"/>
               <w:bottom w:val="single" w:sz="4" w:space="0" w:color="000000"/>
-              <w:right w:val="single" w:sz="4" w:space="0" w:color="000000"/>
+              <w:right w:val="single" w:sz="18" w:space="0" w:color="000000"/>
             </w:tcBorders>
             <w:shd w:val="clear" w:color="auto" w:fill="auto"/>
             <w:tcMar>
@@ -19963,7 +19075,7 @@
               <w:rPr>
                 <w:rFonts w:ascii="標楷體" w:eastAsia="標楷體" w:hAnsi="標楷體" w:hint="eastAsia"/>
               </w:rPr>
-              <w:t>劉奕樑</w:t>
+              <w:t>盧輝昌</w:t>
             </w:r>
           </w:p>
         </w:tc>
@@ -20085,7 +19197,7 @@
                 <w:noProof/>
                 <w:w w:val="75"/>
               </w:rPr>
-              <w:t>14</w:t>
+              <w:t>21</w:t>
             </w:r>
             <w:r>
               <w:rPr>
@@ -20190,6 +19302,7 @@
               <w:top w:val="single" w:sz="4" w:space="0" w:color="auto"/>
               <w:bottom w:val="single" w:sz="4" w:space="0" w:color="auto"/>
             </w:tcBorders>
+            <w:shd w:val="clear" w:color="auto" w:fill="auto"/>
             <w:tcMar>
               <w:left w:w="57" w:type="dxa"/>
               <w:right w:w="57" w:type="dxa"/>
@@ -20210,7 +19323,7 @@
               <w:rPr>
                 <w:rFonts w:ascii="標楷體" w:eastAsia="標楷體" w:hAnsi="標楷體" w:hint="eastAsia"/>
               </w:rPr>
-              <w:t>張昭立</w:t>
+              <w:t>蕭國鎮</w:t>
             </w:r>
           </w:p>
         </w:tc>
@@ -20220,8 +19333,8 @@
             <w:tcBorders>
               <w:top w:val="single" w:sz="4" w:space="0" w:color="auto"/>
               <w:bottom w:val="single" w:sz="4" w:space="0" w:color="auto"/>
+              <w:right w:val="single" w:sz="18" w:space="0" w:color="auto"/>
             </w:tcBorders>
-            <w:shd w:val="clear" w:color="auto" w:fill="auto"/>
             <w:tcMar>
               <w:left w:w="57" w:type="dxa"/>
               <w:right w:w="57" w:type="dxa"/>
@@ -20242,7 +19355,7 @@
               <w:rPr>
                 <w:rFonts w:ascii="標楷體" w:eastAsia="標楷體" w:hAnsi="標楷體" w:hint="eastAsia"/>
               </w:rPr>
-              <w:t>蕭國鎮</w:t>
+              <w:t>張昭立</w:t>
             </w:r>
           </w:p>
         </w:tc>
@@ -20367,7 +19480,7 @@
                 <w:noProof/>
                 <w:w w:val="75"/>
               </w:rPr>
-              <w:t>14</w:t>
+              <w:t>21</w:t>
             </w:r>
             <w:r>
               <w:rPr>
@@ -20463,6 +19576,7 @@
             <w:tcBorders>
               <w:bottom w:val="single" w:sz="4" w:space="0" w:color="auto"/>
             </w:tcBorders>
+            <w:shd w:val="clear" w:color="auto" w:fill="auto"/>
             <w:tcMar>
               <w:left w:w="57" w:type="dxa"/>
               <w:right w:w="57" w:type="dxa"/>
@@ -20482,7 +19596,7 @@
               <w:rPr>
                 <w:rFonts w:ascii="標楷體" w:eastAsia="標楷體" w:hAnsi="標楷體" w:hint="eastAsia"/>
               </w:rPr>
-              <w:t>蕭國鎮</w:t>
+              <w:t>林金城</w:t>
             </w:r>
           </w:p>
         </w:tc>
@@ -20491,8 +19605,8 @@
             <w:tcW w:w="1001" w:type="dxa"/>
             <w:tcBorders>
               <w:bottom w:val="single" w:sz="4" w:space="0" w:color="auto"/>
+              <w:right w:val="single" w:sz="18" w:space="0" w:color="auto"/>
             </w:tcBorders>
-            <w:shd w:val="clear" w:color="auto" w:fill="auto"/>
             <w:tcMar>
               <w:left w:w="57" w:type="dxa"/>
               <w:right w:w="57" w:type="dxa"/>
@@ -20512,7 +19626,7 @@
               <w:rPr>
                 <w:rFonts w:ascii="標楷體" w:eastAsia="標楷體" w:hAnsi="標楷體" w:hint="eastAsia"/>
               </w:rPr>
-              <w:t>林金城</w:t>
+              <w:t>黃彥彬</w:t>
             </w:r>
           </w:p>
         </w:tc>
@@ -20659,7 +19773,7 @@
                 <w:noProof/>
                 <w:w w:val="75"/>
               </w:rPr>
-              <w:t>14</w:t>
+              <w:t>21</w:t>
             </w:r>
             <w:r>
               <w:rPr>
@@ -20785,7 +19899,7 @@
                 <w:rFonts w:ascii="標楷體" w:eastAsia="標楷體" w:hAnsi="標楷體" w:cs="華康儷楷書" w:hint="eastAsia"/>
                 <w:szCs w:val="24"/>
               </w:rPr>
-              <w:t>葉文蒂</w:t>
+              <w:t>宋素珠</w:t>
             </w:r>
           </w:p>
         </w:tc>
@@ -20816,7 +19930,7 @@
                 <w:rFonts w:ascii="標楷體" w:eastAsia="標楷體" w:hAnsi="標楷體" w:cs="華康儷楷書" w:hint="eastAsia"/>
                 <w:szCs w:val="24"/>
               </w:rPr>
-              <w:t>宋素珠</w:t>
+              <w:t>黃耀宗</w:t>
             </w:r>
           </w:p>
         </w:tc>
@@ -20955,7 +20069,7 @@
                 <w:rFonts w:ascii="標楷體" w:eastAsia="標楷體" w:hAnsi="標楷體" w:cs="華康儷楷書" w:hint="eastAsia"/>
                 <w:szCs w:val="24"/>
               </w:rPr>
-              <w:t>張佩瀅</w:t>
+              <w:t>林秀蘭</w:t>
             </w:r>
           </w:p>
         </w:tc>
@@ -20985,7 +20099,7 @@
                 <w:rFonts w:ascii="標楷體" w:eastAsia="標楷體" w:hAnsi="標楷體" w:cs="華康儷楷書" w:hint="eastAsia"/>
                 <w:szCs w:val="24"/>
               </w:rPr>
-              <w:t>林秀蘭</w:t>
+              <w:t>張淑敏</w:t>
             </w:r>
           </w:p>
         </w:tc>
@@ -21104,7 +20218,7 @@
                 <w:rFonts w:ascii="標楷體" w:eastAsia="標楷體" w:hAnsi="標楷體" w:cs="華康儷楷書" w:hint="eastAsia"/>
                 <w:szCs w:val="24"/>
               </w:rPr>
-              <w:t>黃花香</w:t>
+              <w:t>孫翠璘</w:t>
             </w:r>
           </w:p>
         </w:tc>
@@ -21134,7 +20248,7 @@
                 <w:rFonts w:ascii="標楷體" w:eastAsia="標楷體" w:hAnsi="標楷體" w:cs="華康儷楷書" w:hint="eastAsia"/>
                 <w:szCs w:val="24"/>
               </w:rPr>
-              <w:t>孫翠璘</w:t>
+              <w:t>卓滿惠</w:t>
             </w:r>
           </w:p>
         </w:tc>
@@ -21219,7 +20333,7 @@
                 <w:rFonts w:ascii="Barlow Condensed Medium" w:eastAsia="標楷體" w:hAnsi="Barlow Condensed Medium" w:cs="華康儷楷書" w:hint="eastAsia"/>
                 <w:szCs w:val="24"/>
               </w:rPr>
-              <w:t>劉奕樑</w:t>
+              <w:t>机忠三</w:t>
             </w:r>
           </w:p>
         </w:tc>
@@ -21249,14 +20363,7 @@
                 <w:rFonts w:ascii="Barlow Condensed Medium" w:eastAsia="標楷體" w:hAnsi="Barlow Condensed Medium" w:cs="華康儷楷書" w:hint="eastAsia"/>
                 <w:szCs w:val="24"/>
               </w:rPr>
-              <w:t>机</w:t>
-            </w:r>
-            <w:r>
-              <w:rPr>
-                <w:rFonts w:ascii="Barlow Condensed Medium" w:eastAsia="標楷體" w:hAnsi="Barlow Condensed Medium" w:cs="華康儷楷書" w:hint="eastAsia"/>
-                <w:szCs w:val="24"/>
-              </w:rPr>
-              <w:t>忠三</w:t>
+              <w:t>胡瑞榮</w:t>
             </w:r>
           </w:p>
         </w:tc>
@@ -21406,7 +20513,7 @@
           <w:rFonts w:ascii="Barlow Condensed SemiBold" w:eastAsia="華康正顏楷體W9" w:hAnsi="Barlow Condensed SemiBold" w:cstheme="minorHAnsi"/>
           <w:noProof/>
         </w:rPr>
-        <w:t>15</w:t>
+        <w:t>22</w:t>
       </w:r>
       <w:r>
         <w:rPr>
@@ -22745,8 +21852,6 @@
               </w:rPr>
               <w:t>,000</w:t>
             </w:r>
-            <w:bookmarkStart w:id="6" w:name="_GoBack"/>
-            <w:bookmarkEnd w:id="6"/>
           </w:p>
         </w:tc>
         <w:tc>
@@ -24278,7 +23383,7 @@
                 <w:sz w:val="20"/>
                 <w:szCs w:val="20"/>
               </w:rPr>
-              <w:t>22</w:t>
+              <w:t>29</w:t>
             </w:r>
             <w:r>
               <w:rPr>
@@ -24474,7 +23579,7 @@
                 <w:sz w:val="20"/>
                 <w:szCs w:val="20"/>
               </w:rPr>
-              <w:t>23</w:t>
+              <w:t>30</w:t>
             </w:r>
             <w:r>
               <w:rPr>
@@ -24659,7 +23764,7 @@
                 <w:sz w:val="20"/>
                 <w:szCs w:val="20"/>
               </w:rPr>
-              <w:t>24</w:t>
+              <w:t>31</w:t>
             </w:r>
             <w:r>
               <w:rPr>
@@ -24780,7 +23885,7 @@
                 <w:sz w:val="20"/>
                 <w:szCs w:val="20"/>
               </w:rPr>
-              <w:t>3</w:t>
+              <w:t>4</w:t>
             </w:r>
             <w:r>
               <w:rPr>
@@ -24835,7 +23940,7 @@
                 <w:sz w:val="20"/>
                 <w:szCs w:val="20"/>
               </w:rPr>
-              <w:t>25</w:t>
+              <w:t>1</w:t>
             </w:r>
             <w:r>
               <w:rPr>
@@ -24956,7 +24061,7 @@
                 <w:sz w:val="20"/>
                 <w:szCs w:val="20"/>
               </w:rPr>
-              <w:t>3</w:t>
+              <w:t>4</w:t>
             </w:r>
             <w:r>
               <w:rPr>
@@ -25011,7 +24116,7 @@
                 <w:sz w:val="20"/>
                 <w:szCs w:val="20"/>
               </w:rPr>
-              <w:t>26</w:t>
+              <w:t>2</w:t>
             </w:r>
             <w:r>
               <w:rPr>
@@ -25132,7 +24237,7 @@
                 <w:sz w:val="20"/>
                 <w:szCs w:val="20"/>
               </w:rPr>
-              <w:t>3</w:t>
+              <w:t>4</w:t>
             </w:r>
             <w:r>
               <w:rPr>
@@ -25187,7 +24292,7 @@
                 <w:sz w:val="20"/>
                 <w:szCs w:val="20"/>
               </w:rPr>
-              <w:t>27</w:t>
+              <w:t>3</w:t>
             </w:r>
             <w:r>
               <w:rPr>
@@ -25308,7 +24413,7 @@
                 <w:sz w:val="20"/>
                 <w:szCs w:val="20"/>
               </w:rPr>
-              <w:t>3</w:t>
+              <w:t>4</w:t>
             </w:r>
             <w:r>
               <w:rPr>
@@ -25363,7 +24468,7 @@
                 <w:sz w:val="20"/>
                 <w:szCs w:val="20"/>
               </w:rPr>
-              <w:t>28</w:t>
+              <w:t>4</w:t>
             </w:r>
             <w:r>
               <w:rPr>
@@ -26765,7 +25870,7 @@
           </mc:Choice>
           <mc:Fallback>
             <w:pict>
-              <v:line w14:anchorId="7510C80F" id="直線接點 6" o:spid="_x0000_s1026" style="position:absolute;z-index:251664896;visibility:visible;mso-wrap-style:square;mso-width-percent:0;mso-height-percent:0;mso-wrap-distance-left:9pt;mso-wrap-distance-top:0;mso-wrap-distance-right:9pt;mso-wrap-distance-bottom:0;mso-position-horizontal:absolute;mso-position-horizontal-relative:page;mso-position-vertical:absolute;mso-position-vertical-relative:page;mso-width-percent:0;mso-height-percent:0;mso-width-relative:margin;mso-height-relative:margin" from="343.9pt,19.85pt" to="345.05pt,710.95pt" o:gfxdata="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" strokecolor="black [3213]" strokeweight=".5pt">
+              <v:line w14:anchorId="07FE9626" id="直線接點 6" o:spid="_x0000_s1026" style="position:absolute;z-index:251664896;visibility:visible;mso-wrap-style:square;mso-width-percent:0;mso-height-percent:0;mso-wrap-distance-left:9pt;mso-wrap-distance-top:0;mso-wrap-distance-right:9pt;mso-wrap-distance-bottom:0;mso-position-horizontal:absolute;mso-position-horizontal-relative:page;mso-position-vertical:absolute;mso-position-vertical-relative:page;mso-width-percent:0;mso-height-percent:0;mso-width-relative:margin;mso-height-relative:margin" from="343.9pt,19.85pt" to="345.05pt,710.95pt" o:gfxdata="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" strokecolor="black [3213]" strokeweight=".5pt">
                 <v:stroke dashstyle="3 1" joinstyle="miter"/>
                 <w10:wrap anchorx="page" anchory="page"/>
               </v:line>
@@ -26842,7 +25947,7 @@
           </mc:Choice>
           <mc:Fallback>
             <w:pict>
-              <v:line w14:anchorId="7C14DC58" id="直線接點 4" o:spid="_x0000_s1026" style="position:absolute;z-index:251660800;visibility:visible;mso-wrap-style:square;mso-width-percent:0;mso-height-percent:0;mso-wrap-distance-left:9pt;mso-wrap-distance-top:0;mso-wrap-distance-right:9pt;mso-wrap-distance-bottom:0;mso-position-horizontal:absolute;mso-position-horizontal-relative:page;mso-position-vertical:absolute;mso-position-vertical-relative:page;mso-width-percent:0;mso-height-percent:0;mso-width-relative:margin;mso-height-relative:margin" from="343.9pt,19.85pt" to="345.05pt,710.95pt" o:gfxdata="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" strokecolor="black [3213]" strokeweight=".5pt">
+              <v:line w14:anchorId="162E667D" id="直線接點 4" o:spid="_x0000_s1026" style="position:absolute;z-index:251660800;visibility:visible;mso-wrap-style:square;mso-width-percent:0;mso-height-percent:0;mso-wrap-distance-left:9pt;mso-wrap-distance-top:0;mso-wrap-distance-right:9pt;mso-wrap-distance-bottom:0;mso-position-horizontal:absolute;mso-position-horizontal-relative:page;mso-position-vertical:absolute;mso-position-vertical-relative:page;mso-width-percent:0;mso-height-percent:0;mso-width-relative:margin;mso-height-relative:margin" from="343.9pt,19.85pt" to="345.05pt,710.95pt" o:gfxdata="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" strokecolor="black [3213]" strokeweight=".5pt">
                 <v:stroke dashstyle="3 1" joinstyle="miter"/>
                 <w10:wrap anchorx="page" anchory="page"/>
               </v:line>
@@ -26992,7 +26097,7 @@
           <w:rFonts w:ascii="Barlow Condensed Medium" w:eastAsia="華康正顏楷體W9" w:hAnsi="Barlow Condensed Medium" w:cstheme="minorHAnsi"/>
           <w:noProof/>
         </w:rPr>
-        <w:t>22</w:t>
+        <w:t>29</w:t>
       </w:r>
       <w:r>
         <w:rPr>
@@ -27526,7 +26631,7 @@
 </file>
 
 <file path=word/endnotes.xml><?xml version="1.0" encoding="utf-8"?>
-<w:endnotes xmlns:wpc="http://schemas.microsoft.com/office/word/2010/wordprocessingCanvas" xmlns:mc="http://schemas.openxmlformats.org/markup-compatibility/2006" xmlns:o="urn:schemas-microsoft-com:office:office" xmlns:r="http://schemas.openxmlformats.org/officeDocument/2006/relationships" xmlns:m="http://schemas.openxmlformats.org/officeDocument/2006/math" xmlns:v="urn:schemas-microsoft-com:vml" xmlns:wp14="http://schemas.microsoft.com/office/word/2010/wordprocessingDrawing" xmlns:wp="http://schemas.openxmlformats.org/drawingml/2006/wordprocessingDrawing" xmlns:w10="urn:schemas-microsoft-com:office:word" xmlns:w="http://schemas.openxmlformats.org/wordprocessingml/2006/main" xmlns:w14="http://schemas.microsoft.com/office/word/2010/wordml" xmlns:w15="http://schemas.microsoft.com/office/word/2012/wordml" xmlns:wpg="http://schemas.microsoft.com/office/word/2010/wordprocessingGroup" xmlns:wpi="http://schemas.microsoft.com/office/word/2010/wordprocessingInk" xmlns:wne="http://schemas.microsoft.com/office/word/2006/wordml" xmlns:wps="http://schemas.microsoft.com/office/word/2010/wordprocessingShape" mc:Ignorable="w14 w15 wp14">
+<w:endnotes xmlns:wpc="http://schemas.microsoft.com/office/word/2010/wordprocessingCanvas" xmlns:cx="http://schemas.microsoft.com/office/drawing/2014/chartex" xmlns:cx1="http://schemas.microsoft.com/office/drawing/2015/9/8/chartex" xmlns:cx2="http://schemas.microsoft.com/office/drawing/2015/10/21/chartex" xmlns:cx3="http://schemas.microsoft.com/office/drawing/2016/5/9/chartex" xmlns:cx4="http://schemas.microsoft.com/office/drawing/2016/5/10/chartex" xmlns:cx5="http://schemas.microsoft.com/office/drawing/2016/5/11/chartex" xmlns:cx6="http://schemas.microsoft.com/office/drawing/2016/5/12/chartex" xmlns:cx7="http://schemas.microsoft.com/office/drawing/2016/5/13/chartex" xmlns:cx8="http://schemas.microsoft.com/office/drawing/2016/5/14/chartex" xmlns:mc="http://schemas.openxmlformats.org/markup-compatibility/2006" xmlns:aink="http://schemas.microsoft.com/office/drawing/2016/ink" xmlns:am3d="http://schemas.microsoft.com/office/drawing/2017/model3d" xmlns:o="urn:schemas-microsoft-com:office:office" xmlns:oel="http://schemas.microsoft.com/office/2019/extlst" xmlns:r="http://schemas.openxmlformats.org/officeDocument/2006/relationships" xmlns:m="http://schemas.openxmlformats.org/officeDocument/2006/math" xmlns:v="urn:schemas-microsoft-com:vml" xmlns:wp14="http://schemas.microsoft.com/office/word/2010/wordprocessingDrawing" xmlns:wp="http://schemas.openxmlformats.org/drawingml/2006/wordprocessingDrawing" xmlns:w10="urn:schemas-microsoft-com:office:word" xmlns:w="http://schemas.openxmlformats.org/wordprocessingml/2006/main" xmlns:w14="http://schemas.microsoft.com/office/word/2010/wordml" xmlns:w15="http://schemas.microsoft.com/office/word/2012/wordml" xmlns:w16cex="http://schemas.microsoft.com/office/word/2018/wordml/cex" xmlns:w16cid="http://schemas.microsoft.com/office/word/2016/wordml/cid" xmlns:w16="http://schemas.microsoft.com/office/word/2018/wordml" xmlns:w16sdtdh="http://schemas.microsoft.com/office/word/2020/wordml/sdtdatahash" xmlns:w16se="http://schemas.microsoft.com/office/word/2015/wordml/symex" xmlns:wpg="http://schemas.microsoft.com/office/word/2010/wordprocessingGroup" xmlns:wpi="http://schemas.microsoft.com/office/word/2010/wordprocessingInk" xmlns:wne="http://schemas.microsoft.com/office/word/2006/wordml" xmlns:wps="http://schemas.microsoft.com/office/word/2010/wordprocessingShape" mc:Ignorable="w14 w15 w16se w16cid w16 w16cex w16sdtdh wp14">
   <w:endnote w:type="separator" w:id="-1">
     <w:p>
       <w:r>
@@ -27545,7 +26650,7 @@
 </file>
 
 <file path=word/footnotes.xml><?xml version="1.0" encoding="utf-8"?>
-<w:footnotes xmlns:wpc="http://schemas.microsoft.com/office/word/2010/wordprocessingCanvas" xmlns:mc="http://schemas.openxmlformats.org/markup-compatibility/2006" xmlns:o="urn:schemas-microsoft-com:office:office" xmlns:r="http://schemas.openxmlformats.org/officeDocument/2006/relationships" xmlns:m="http://schemas.openxmlformats.org/officeDocument/2006/math" xmlns:v="urn:schemas-microsoft-com:vml" xmlns:wp14="http://schemas.microsoft.com/office/word/2010/wordprocessingDrawing" xmlns:wp="http://schemas.openxmlformats.org/drawingml/2006/wordprocessingDrawing" xmlns:w10="urn:schemas-microsoft-com:office:word" xmlns:w="http://schemas.openxmlformats.org/wordprocessingml/2006/main" xmlns:w14="http://schemas.microsoft.com/office/word/2010/wordml" xmlns:w15="http://schemas.microsoft.com/office/word/2012/wordml" xmlns:wpg="http://schemas.microsoft.com/office/word/2010/wordprocessingGroup" xmlns:wpi="http://schemas.microsoft.com/office/word/2010/wordprocessingInk" xmlns:wne="http://schemas.microsoft.com/office/word/2006/wordml" xmlns:wps="http://schemas.microsoft.com/office/word/2010/wordprocessingShape" mc:Ignorable="w14 w15 wp14">
+<w:footnotes xmlns:wpc="http://schemas.microsoft.com/office/word/2010/wordprocessingCanvas" xmlns:cx="http://schemas.microsoft.com/office/drawing/2014/chartex" xmlns:cx1="http://schemas.microsoft.com/office/drawing/2015/9/8/chartex" xmlns:cx2="http://schemas.microsoft.com/office/drawing/2015/10/21/chartex" xmlns:cx3="http://schemas.microsoft.com/office/drawing/2016/5/9/chartex" xmlns:cx4="http://schemas.microsoft.com/office/drawing/2016/5/10/chartex" xmlns:cx5="http://schemas.microsoft.com/office/drawing/2016/5/11/chartex" xmlns:cx6="http://schemas.microsoft.com/office/drawing/2016/5/12/chartex" xmlns:cx7="http://schemas.microsoft.com/office/drawing/2016/5/13/chartex" xmlns:cx8="http://schemas.microsoft.com/office/drawing/2016/5/14/chartex" xmlns:mc="http://schemas.openxmlformats.org/markup-compatibility/2006" xmlns:aink="http://schemas.microsoft.com/office/drawing/2016/ink" xmlns:am3d="http://schemas.microsoft.com/office/drawing/2017/model3d" xmlns:o="urn:schemas-microsoft-com:office:office" xmlns:oel="http://schemas.microsoft.com/office/2019/extlst" xmlns:r="http://schemas.openxmlformats.org/officeDocument/2006/relationships" xmlns:m="http://schemas.openxmlformats.org/officeDocument/2006/math" xmlns:v="urn:schemas-microsoft-com:vml" xmlns:wp14="http://schemas.microsoft.com/office/word/2010/wordprocessingDrawing" xmlns:wp="http://schemas.openxmlformats.org/drawingml/2006/wordprocessingDrawing" xmlns:w10="urn:schemas-microsoft-com:office:word" xmlns:w="http://schemas.openxmlformats.org/wordprocessingml/2006/main" xmlns:w14="http://schemas.microsoft.com/office/word/2010/wordml" xmlns:w15="http://schemas.microsoft.com/office/word/2012/wordml" xmlns:w16cex="http://schemas.microsoft.com/office/word/2018/wordml/cex" xmlns:w16cid="http://schemas.microsoft.com/office/word/2016/wordml/cid" xmlns:w16="http://schemas.microsoft.com/office/word/2018/wordml" xmlns:w16sdtdh="http://schemas.microsoft.com/office/word/2020/wordml/sdtdatahash" xmlns:w16se="http://schemas.microsoft.com/office/word/2015/wordml/symex" xmlns:wpg="http://schemas.microsoft.com/office/word/2010/wordprocessingGroup" xmlns:wpi="http://schemas.microsoft.com/office/word/2010/wordprocessingInk" xmlns:wne="http://schemas.microsoft.com/office/word/2006/wordml" xmlns:wps="http://schemas.microsoft.com/office/word/2010/wordprocessingShape" mc:Ignorable="w14 w15 w16se w16cid w16 w16cex w16sdtdh wp14">
   <w:footnote w:type="separator" w:id="-1">
     <w:p>
       <w:r>
@@ -27564,7 +26669,7 @@
 </file>
 
 <file path=word/header1.xml><?xml version="1.0" encoding="utf-8"?>
-<w:hdr xmlns:wpc="http://schemas.microsoft.com/office/word/2010/wordprocessingCanvas" xmlns:mc="http://schemas.openxmlformats.org/markup-compatibility/2006" xmlns:o="urn:schemas-microsoft-com:office:office" xmlns:r="http://schemas.openxmlformats.org/officeDocument/2006/relationships" xmlns:m="http://schemas.openxmlformats.org/officeDocument/2006/math" xmlns:v="urn:schemas-microsoft-com:vml" xmlns:wp14="http://schemas.microsoft.com/office/word/2010/wordprocessingDrawing" xmlns:wp="http://schemas.openxmlformats.org/drawingml/2006/wordprocessingDrawing" xmlns:w10="urn:schemas-microsoft-com:office:word" xmlns:w="http://schemas.openxmlformats.org/wordprocessingml/2006/main" xmlns:w14="http://schemas.microsoft.com/office/word/2010/wordml" xmlns:w15="http://schemas.microsoft.com/office/word/2012/wordml" xmlns:wpg="http://schemas.microsoft.com/office/word/2010/wordprocessingGroup" xmlns:wpi="http://schemas.microsoft.com/office/word/2010/wordprocessingInk" xmlns:wne="http://schemas.microsoft.com/office/word/2006/wordml" xmlns:wps="http://schemas.microsoft.com/office/word/2010/wordprocessingShape" mc:Ignorable="w14 w15 wp14">
+<w:hdr xmlns:wpc="http://schemas.microsoft.com/office/word/2010/wordprocessingCanvas" xmlns:cx="http://schemas.microsoft.com/office/drawing/2014/chartex" xmlns:cx1="http://schemas.microsoft.com/office/drawing/2015/9/8/chartex" xmlns:cx2="http://schemas.microsoft.com/office/drawing/2015/10/21/chartex" xmlns:cx3="http://schemas.microsoft.com/office/drawing/2016/5/9/chartex" xmlns:cx4="http://schemas.microsoft.com/office/drawing/2016/5/10/chartex" xmlns:cx5="http://schemas.microsoft.com/office/drawing/2016/5/11/chartex" xmlns:cx6="http://schemas.microsoft.com/office/drawing/2016/5/12/chartex" xmlns:cx7="http://schemas.microsoft.com/office/drawing/2016/5/13/chartex" xmlns:cx8="http://schemas.microsoft.com/office/drawing/2016/5/14/chartex" xmlns:mc="http://schemas.openxmlformats.org/markup-compatibility/2006" xmlns:aink="http://schemas.microsoft.com/office/drawing/2016/ink" xmlns:am3d="http://schemas.microsoft.com/office/drawing/2017/model3d" xmlns:o="urn:schemas-microsoft-com:office:office" xmlns:oel="http://schemas.microsoft.com/office/2019/extlst" xmlns:r="http://schemas.openxmlformats.org/officeDocument/2006/relationships" xmlns:m="http://schemas.openxmlformats.org/officeDocument/2006/math" xmlns:v="urn:schemas-microsoft-com:vml" xmlns:wp14="http://schemas.microsoft.com/office/word/2010/wordprocessingDrawing" xmlns:wp="http://schemas.openxmlformats.org/drawingml/2006/wordprocessingDrawing" xmlns:w10="urn:schemas-microsoft-com:office:word" xmlns:w="http://schemas.openxmlformats.org/wordprocessingml/2006/main" xmlns:w14="http://schemas.microsoft.com/office/word/2010/wordml" xmlns:w15="http://schemas.microsoft.com/office/word/2012/wordml" xmlns:w16cex="http://schemas.microsoft.com/office/word/2018/wordml/cex" xmlns:w16cid="http://schemas.microsoft.com/office/word/2016/wordml/cid" xmlns:w16="http://schemas.microsoft.com/office/word/2018/wordml" xmlns:w16sdtdh="http://schemas.microsoft.com/office/word/2020/wordml/sdtdatahash" xmlns:w16se="http://schemas.microsoft.com/office/word/2015/wordml/symex" xmlns:wpg="http://schemas.microsoft.com/office/word/2010/wordprocessingGroup" xmlns:wpi="http://schemas.microsoft.com/office/word/2010/wordprocessingInk" xmlns:wne="http://schemas.microsoft.com/office/word/2006/wordml" xmlns:wps="http://schemas.microsoft.com/office/word/2010/wordprocessingShape" mc:Ignorable="w14 w15 w16se w16cid w16 w16cex w16sdtdh wp14">
   <w:p>
     <w:pPr>
       <w:pStyle w:val="a4"/>
@@ -28022,7 +27127,7 @@
 </file>
 
 <file path=word/header2.xml><?xml version="1.0" encoding="utf-8"?>
-<w:hdr xmlns:wpc="http://schemas.microsoft.com/office/word/2010/wordprocessingCanvas" xmlns:mc="http://schemas.openxmlformats.org/markup-compatibility/2006" xmlns:o="urn:schemas-microsoft-com:office:office" xmlns:r="http://schemas.openxmlformats.org/officeDocument/2006/relationships" xmlns:m="http://schemas.openxmlformats.org/officeDocument/2006/math" xmlns:v="urn:schemas-microsoft-com:vml" xmlns:wp14="http://schemas.microsoft.com/office/word/2010/wordprocessingDrawing" xmlns:wp="http://schemas.openxmlformats.org/drawingml/2006/wordprocessingDrawing" xmlns:w10="urn:schemas-microsoft-com:office:word" xmlns:w="http://schemas.openxmlformats.org/wordprocessingml/2006/main" xmlns:w14="http://schemas.microsoft.com/office/word/2010/wordml" xmlns:w15="http://schemas.microsoft.com/office/word/2012/wordml" xmlns:wpg="http://schemas.microsoft.com/office/word/2010/wordprocessingGroup" xmlns:wpi="http://schemas.microsoft.com/office/word/2010/wordprocessingInk" xmlns:wne="http://schemas.microsoft.com/office/word/2006/wordml" xmlns:wps="http://schemas.microsoft.com/office/word/2010/wordprocessingShape" mc:Ignorable="w14 w15 wp14">
+<w:hdr xmlns:wpc="http://schemas.microsoft.com/office/word/2010/wordprocessingCanvas" xmlns:cx="http://schemas.microsoft.com/office/drawing/2014/chartex" xmlns:cx1="http://schemas.microsoft.com/office/drawing/2015/9/8/chartex" xmlns:cx2="http://schemas.microsoft.com/office/drawing/2015/10/21/chartex" xmlns:cx3="http://schemas.microsoft.com/office/drawing/2016/5/9/chartex" xmlns:cx4="http://schemas.microsoft.com/office/drawing/2016/5/10/chartex" xmlns:cx5="http://schemas.microsoft.com/office/drawing/2016/5/11/chartex" xmlns:cx6="http://schemas.microsoft.com/office/drawing/2016/5/12/chartex" xmlns:cx7="http://schemas.microsoft.com/office/drawing/2016/5/13/chartex" xmlns:cx8="http://schemas.microsoft.com/office/drawing/2016/5/14/chartex" xmlns:mc="http://schemas.openxmlformats.org/markup-compatibility/2006" xmlns:aink="http://schemas.microsoft.com/office/drawing/2016/ink" xmlns:am3d="http://schemas.microsoft.com/office/drawing/2017/model3d" xmlns:o="urn:schemas-microsoft-com:office:office" xmlns:oel="http://schemas.microsoft.com/office/2019/extlst" xmlns:r="http://schemas.openxmlformats.org/officeDocument/2006/relationships" xmlns:m="http://schemas.openxmlformats.org/officeDocument/2006/math" xmlns:v="urn:schemas-microsoft-com:vml" xmlns:wp14="http://schemas.microsoft.com/office/word/2010/wordprocessingDrawing" xmlns:wp="http://schemas.openxmlformats.org/drawingml/2006/wordprocessingDrawing" xmlns:w10="urn:schemas-microsoft-com:office:word" xmlns:w="http://schemas.openxmlformats.org/wordprocessingml/2006/main" xmlns:w14="http://schemas.microsoft.com/office/word/2010/wordml" xmlns:w15="http://schemas.microsoft.com/office/word/2012/wordml" xmlns:w16cex="http://schemas.microsoft.com/office/word/2018/wordml/cex" xmlns:w16cid="http://schemas.microsoft.com/office/word/2016/wordml/cid" xmlns:w16="http://schemas.microsoft.com/office/word/2018/wordml" xmlns:w16sdtdh="http://schemas.microsoft.com/office/word/2020/wordml/sdtdatahash" xmlns:w16se="http://schemas.microsoft.com/office/word/2015/wordml/symex" xmlns:wpg="http://schemas.microsoft.com/office/word/2010/wordprocessingGroup" xmlns:wpi="http://schemas.microsoft.com/office/word/2010/wordprocessingInk" xmlns:wne="http://schemas.microsoft.com/office/word/2006/wordml" xmlns:wps="http://schemas.microsoft.com/office/word/2010/wordprocessingShape" mc:Ignorable="w14 w15 w16se w16cid w16 w16cex w16sdtdh wp14">
   <w:p>
     <w:pPr>
       <w:pStyle w:val="a4"/>
@@ -28094,7 +27199,7 @@
         <w:b/>
         <w:noProof/>
       </w:rPr>
-      <w:t>2612</w:t>
+      <w:t>2613</w:t>
     </w:r>
     <w:r>
       <w:rPr>
@@ -28231,7 +27336,7 @@
         <w:b/>
         <w:noProof/>
       </w:rPr>
-      <w:t>22</w:t>
+      <w:t>29</w:t>
     </w:r>
     <w:r>
       <w:rPr>
@@ -28303,7 +27408,7 @@
         <w:b/>
         <w:noProof/>
       </w:rPr>
-      <w:t>2612</w:t>
+      <w:t>2613</w:t>
     </w:r>
     <w:r>
       <w:rPr>
@@ -28440,7 +27545,7 @@
         <w:b/>
         <w:noProof/>
       </w:rPr>
-      <w:t>22</w:t>
+      <w:t>29</w:t>
     </w:r>
     <w:r>
       <w:rPr>
@@ -28480,7 +27585,7 @@
 </file>
 
 <file path=word/header3.xml><?xml version="1.0" encoding="utf-8"?>
-<w:hdr xmlns:wpc="http://schemas.microsoft.com/office/word/2010/wordprocessingCanvas" xmlns:mc="http://schemas.openxmlformats.org/markup-compatibility/2006" xmlns:o="urn:schemas-microsoft-com:office:office" xmlns:r="http://schemas.openxmlformats.org/officeDocument/2006/relationships" xmlns:m="http://schemas.openxmlformats.org/officeDocument/2006/math" xmlns:v="urn:schemas-microsoft-com:vml" xmlns:wp14="http://schemas.microsoft.com/office/word/2010/wordprocessingDrawing" xmlns:wp="http://schemas.openxmlformats.org/drawingml/2006/wordprocessingDrawing" xmlns:w10="urn:schemas-microsoft-com:office:word" xmlns:w="http://schemas.openxmlformats.org/wordprocessingml/2006/main" xmlns:w14="http://schemas.microsoft.com/office/word/2010/wordml" xmlns:w15="http://schemas.microsoft.com/office/word/2012/wordml" xmlns:wpg="http://schemas.microsoft.com/office/word/2010/wordprocessingGroup" xmlns:wpi="http://schemas.microsoft.com/office/word/2010/wordprocessingInk" xmlns:wne="http://schemas.microsoft.com/office/word/2006/wordml" xmlns:wps="http://schemas.microsoft.com/office/word/2010/wordprocessingShape" mc:Ignorable="w14 w15 wp14">
+<w:hdr xmlns:wpc="http://schemas.microsoft.com/office/word/2010/wordprocessingCanvas" xmlns:cx="http://schemas.microsoft.com/office/drawing/2014/chartex" xmlns:cx1="http://schemas.microsoft.com/office/drawing/2015/9/8/chartex" xmlns:cx2="http://schemas.microsoft.com/office/drawing/2015/10/21/chartex" xmlns:cx3="http://schemas.microsoft.com/office/drawing/2016/5/9/chartex" xmlns:cx4="http://schemas.microsoft.com/office/drawing/2016/5/10/chartex" xmlns:cx5="http://schemas.microsoft.com/office/drawing/2016/5/11/chartex" xmlns:cx6="http://schemas.microsoft.com/office/drawing/2016/5/12/chartex" xmlns:cx7="http://schemas.microsoft.com/office/drawing/2016/5/13/chartex" xmlns:cx8="http://schemas.microsoft.com/office/drawing/2016/5/14/chartex" xmlns:mc="http://schemas.openxmlformats.org/markup-compatibility/2006" xmlns:aink="http://schemas.microsoft.com/office/drawing/2016/ink" xmlns:am3d="http://schemas.microsoft.com/office/drawing/2017/model3d" xmlns:o="urn:schemas-microsoft-com:office:office" xmlns:oel="http://schemas.microsoft.com/office/2019/extlst" xmlns:r="http://schemas.openxmlformats.org/officeDocument/2006/relationships" xmlns:m="http://schemas.openxmlformats.org/officeDocument/2006/math" xmlns:v="urn:schemas-microsoft-com:vml" xmlns:wp14="http://schemas.microsoft.com/office/word/2010/wordprocessingDrawing" xmlns:wp="http://schemas.openxmlformats.org/drawingml/2006/wordprocessingDrawing" xmlns:w10="urn:schemas-microsoft-com:office:word" xmlns:w="http://schemas.openxmlformats.org/wordprocessingml/2006/main" xmlns:w14="http://schemas.microsoft.com/office/word/2010/wordml" xmlns:w15="http://schemas.microsoft.com/office/word/2012/wordml" xmlns:w16cex="http://schemas.microsoft.com/office/word/2018/wordml/cex" xmlns:w16cid="http://schemas.microsoft.com/office/word/2016/wordml/cid" xmlns:w16="http://schemas.microsoft.com/office/word/2018/wordml" xmlns:w16sdtdh="http://schemas.microsoft.com/office/word/2020/wordml/sdtdatahash" xmlns:w16se="http://schemas.microsoft.com/office/word/2015/wordml/symex" xmlns:wpg="http://schemas.microsoft.com/office/word/2010/wordprocessingGroup" xmlns:wpi="http://schemas.microsoft.com/office/word/2010/wordprocessingInk" xmlns:wne="http://schemas.microsoft.com/office/word/2006/wordml" xmlns:wps="http://schemas.microsoft.com/office/word/2010/wordprocessingShape" mc:Ignorable="w14 w15 w16se w16cid w16 w16cex w16sdtdh wp14">
   <w:p>
     <w:pPr>
       <w:pStyle w:val="a4"/>
@@ -28552,7 +27657,7 @@
         <w:b/>
         <w:noProof/>
       </w:rPr>
-      <w:t>2612</w:t>
+      <w:t>2613</w:t>
     </w:r>
     <w:r>
       <w:rPr>
@@ -28689,7 +27794,7 @@
         <w:b/>
         <w:noProof/>
       </w:rPr>
-      <w:t>22</w:t>
+      <w:t>29</w:t>
     </w:r>
     <w:r>
       <w:rPr>
@@ -28761,7 +27866,7 @@
         <w:b/>
         <w:noProof/>
       </w:rPr>
-      <w:t>2612</w:t>
+      <w:t>2613</w:t>
     </w:r>
     <w:r>
       <w:rPr>
@@ -28898,7 +28003,7 @@
         <w:b/>
         <w:noProof/>
       </w:rPr>
-      <w:t>22</w:t>
+      <w:t>29</w:t>
     </w:r>
     <w:r>
       <w:rPr>
@@ -28938,7 +28043,7 @@
 </file>
 
 <file path=word/header4.xml><?xml version="1.0" encoding="utf-8"?>
-<w:hdr xmlns:wpc="http://schemas.microsoft.com/office/word/2010/wordprocessingCanvas" xmlns:mc="http://schemas.openxmlformats.org/markup-compatibility/2006" xmlns:o="urn:schemas-microsoft-com:office:office" xmlns:r="http://schemas.openxmlformats.org/officeDocument/2006/relationships" xmlns:m="http://schemas.openxmlformats.org/officeDocument/2006/math" xmlns:v="urn:schemas-microsoft-com:vml" xmlns:wp14="http://schemas.microsoft.com/office/word/2010/wordprocessingDrawing" xmlns:wp="http://schemas.openxmlformats.org/drawingml/2006/wordprocessingDrawing" xmlns:w10="urn:schemas-microsoft-com:office:word" xmlns:w="http://schemas.openxmlformats.org/wordprocessingml/2006/main" xmlns:w14="http://schemas.microsoft.com/office/word/2010/wordml" xmlns:w15="http://schemas.microsoft.com/office/word/2012/wordml" xmlns:wpg="http://schemas.microsoft.com/office/word/2010/wordprocessingGroup" xmlns:wpi="http://schemas.microsoft.com/office/word/2010/wordprocessingInk" xmlns:wne="http://schemas.microsoft.com/office/word/2006/wordml" xmlns:wps="http://schemas.microsoft.com/office/word/2010/wordprocessingShape" mc:Ignorable="w14 w15 wp14">
+<w:hdr xmlns:wpc="http://schemas.microsoft.com/office/word/2010/wordprocessingCanvas" xmlns:cx="http://schemas.microsoft.com/office/drawing/2014/chartex" xmlns:cx1="http://schemas.microsoft.com/office/drawing/2015/9/8/chartex" xmlns:cx2="http://schemas.microsoft.com/office/drawing/2015/10/21/chartex" xmlns:cx3="http://schemas.microsoft.com/office/drawing/2016/5/9/chartex" xmlns:cx4="http://schemas.microsoft.com/office/drawing/2016/5/10/chartex" xmlns:cx5="http://schemas.microsoft.com/office/drawing/2016/5/11/chartex" xmlns:cx6="http://schemas.microsoft.com/office/drawing/2016/5/12/chartex" xmlns:cx7="http://schemas.microsoft.com/office/drawing/2016/5/13/chartex" xmlns:cx8="http://schemas.microsoft.com/office/drawing/2016/5/14/chartex" xmlns:mc="http://schemas.openxmlformats.org/markup-compatibility/2006" xmlns:aink="http://schemas.microsoft.com/office/drawing/2016/ink" xmlns:am3d="http://schemas.microsoft.com/office/drawing/2017/model3d" xmlns:o="urn:schemas-microsoft-com:office:office" xmlns:oel="http://schemas.microsoft.com/office/2019/extlst" xmlns:r="http://schemas.openxmlformats.org/officeDocument/2006/relationships" xmlns:m="http://schemas.openxmlformats.org/officeDocument/2006/math" xmlns:v="urn:schemas-microsoft-com:vml" xmlns:wp14="http://schemas.microsoft.com/office/word/2010/wordprocessingDrawing" xmlns:wp="http://schemas.openxmlformats.org/drawingml/2006/wordprocessingDrawing" xmlns:w10="urn:schemas-microsoft-com:office:word" xmlns:w="http://schemas.openxmlformats.org/wordprocessingml/2006/main" xmlns:w14="http://schemas.microsoft.com/office/word/2010/wordml" xmlns:w15="http://schemas.microsoft.com/office/word/2012/wordml" xmlns:w16cex="http://schemas.microsoft.com/office/word/2018/wordml/cex" xmlns:w16cid="http://schemas.microsoft.com/office/word/2016/wordml/cid" xmlns:w16="http://schemas.microsoft.com/office/word/2018/wordml" xmlns:w16sdtdh="http://schemas.microsoft.com/office/word/2020/wordml/sdtdatahash" xmlns:w16se="http://schemas.microsoft.com/office/word/2015/wordml/symex" xmlns:wpg="http://schemas.microsoft.com/office/word/2010/wordprocessingGroup" xmlns:wpi="http://schemas.microsoft.com/office/word/2010/wordprocessingInk" xmlns:wne="http://schemas.microsoft.com/office/word/2006/wordml" xmlns:wps="http://schemas.microsoft.com/office/word/2010/wordprocessingShape" mc:Ignorable="w14 w15 w16se w16cid w16 w16cex w16sdtdh wp14">
   <w:p>
     <w:pPr>
       <w:pStyle w:val="a4"/>
@@ -29396,7 +28501,7 @@
 </file>
 
 <file path=word/numbering.xml><?xml version="1.0" encoding="utf-8"?>
-<w:numbering xmlns:wpc="http://schemas.microsoft.com/office/word/2010/wordprocessingCanvas" xmlns:mc="http://schemas.openxmlformats.org/markup-compatibility/2006" xmlns:o="urn:schemas-microsoft-com:office:office" xmlns:r="http://schemas.openxmlformats.org/officeDocument/2006/relationships" xmlns:m="http://schemas.openxmlformats.org/officeDocument/2006/math" xmlns:v="urn:schemas-microsoft-com:vml" xmlns:wp14="http://schemas.microsoft.com/office/word/2010/wordprocessingDrawing" xmlns:wp="http://schemas.openxmlformats.org/drawingml/2006/wordprocessingDrawing" xmlns:w10="urn:schemas-microsoft-com:office:word" xmlns:w="http://schemas.openxmlformats.org/wordprocessingml/2006/main" xmlns:w14="http://schemas.microsoft.com/office/word/2010/wordml" xmlns:w15="http://schemas.microsoft.com/office/word/2012/wordml" xmlns:wpg="http://schemas.microsoft.com/office/word/2010/wordprocessingGroup" xmlns:wpi="http://schemas.microsoft.com/office/word/2010/wordprocessingInk" xmlns:wne="http://schemas.microsoft.com/office/word/2006/wordml" xmlns:wps="http://schemas.microsoft.com/office/word/2010/wordprocessingShape" mc:Ignorable="w14 w15 wp14">
+<w:numbering xmlns:wpc="http://schemas.microsoft.com/office/word/2010/wordprocessingCanvas" xmlns:cx="http://schemas.microsoft.com/office/drawing/2014/chartex" xmlns:cx1="http://schemas.microsoft.com/office/drawing/2015/9/8/chartex" xmlns:cx2="http://schemas.microsoft.com/office/drawing/2015/10/21/chartex" xmlns:cx3="http://schemas.microsoft.com/office/drawing/2016/5/9/chartex" xmlns:cx4="http://schemas.microsoft.com/office/drawing/2016/5/10/chartex" xmlns:cx5="http://schemas.microsoft.com/office/drawing/2016/5/11/chartex" xmlns:cx6="http://schemas.microsoft.com/office/drawing/2016/5/12/chartex" xmlns:cx7="http://schemas.microsoft.com/office/drawing/2016/5/13/chartex" xmlns:cx8="http://schemas.microsoft.com/office/drawing/2016/5/14/chartex" xmlns:mc="http://schemas.openxmlformats.org/markup-compatibility/2006" xmlns:aink="http://schemas.microsoft.com/office/drawing/2016/ink" xmlns:am3d="http://schemas.microsoft.com/office/drawing/2017/model3d" xmlns:o="urn:schemas-microsoft-com:office:office" xmlns:oel="http://schemas.microsoft.com/office/2019/extlst" xmlns:r="http://schemas.openxmlformats.org/officeDocument/2006/relationships" xmlns:m="http://schemas.openxmlformats.org/officeDocument/2006/math" xmlns:v="urn:schemas-microsoft-com:vml" xmlns:wp14="http://schemas.microsoft.com/office/word/2010/wordprocessingDrawing" xmlns:wp="http://schemas.openxmlformats.org/drawingml/2006/wordprocessingDrawing" xmlns:w10="urn:schemas-microsoft-com:office:word" xmlns:w="http://schemas.openxmlformats.org/wordprocessingml/2006/main" xmlns:w14="http://schemas.microsoft.com/office/word/2010/wordml" xmlns:w15="http://schemas.microsoft.com/office/word/2012/wordml" xmlns:w16cex="http://schemas.microsoft.com/office/word/2018/wordml/cex" xmlns:w16cid="http://schemas.microsoft.com/office/word/2016/wordml/cid" xmlns:w16="http://schemas.microsoft.com/office/word/2018/wordml" xmlns:w16sdtdh="http://schemas.microsoft.com/office/word/2020/wordml/sdtdatahash" xmlns:w16se="http://schemas.microsoft.com/office/word/2015/wordml/symex" xmlns:wpg="http://schemas.microsoft.com/office/word/2010/wordprocessingGroup" xmlns:wpi="http://schemas.microsoft.com/office/word/2010/wordprocessingInk" xmlns:wne="http://schemas.microsoft.com/office/word/2006/wordml" xmlns:wps="http://schemas.microsoft.com/office/word/2010/wordprocessingShape" mc:Ignorable="w14 w15 w16se w16cid w16 w16cex w16sdtdh wp14">
   <w:abstractNum w:abstractNumId="0" w15:restartNumberingAfterBreak="0">
     <w:nsid w:val="0397573A"/>
     <w:multiLevelType w:val="hybridMultilevel"/>
@@ -30821,59 +29926,59 @@
       </w:pPr>
     </w:lvl>
   </w:abstractNum>
-  <w:num w:numId="1">
+  <w:num w:numId="1" w16cid:durableId="300816891">
     <w:abstractNumId w:val="15"/>
   </w:num>
-  <w:num w:numId="2">
+  <w:num w:numId="2" w16cid:durableId="584191129">
     <w:abstractNumId w:val="5"/>
   </w:num>
-  <w:num w:numId="3">
+  <w:num w:numId="3" w16cid:durableId="1740054270">
     <w:abstractNumId w:val="7"/>
   </w:num>
-  <w:num w:numId="4">
+  <w:num w:numId="4" w16cid:durableId="1713724159">
     <w:abstractNumId w:val="3"/>
   </w:num>
-  <w:num w:numId="5">
+  <w:num w:numId="5" w16cid:durableId="361320684">
     <w:abstractNumId w:val="8"/>
   </w:num>
-  <w:num w:numId="6">
+  <w:num w:numId="6" w16cid:durableId="1538659282">
     <w:abstractNumId w:val="14"/>
   </w:num>
-  <w:num w:numId="7">
+  <w:num w:numId="7" w16cid:durableId="2039549527">
     <w:abstractNumId w:val="13"/>
   </w:num>
-  <w:num w:numId="8">
+  <w:num w:numId="8" w16cid:durableId="1560827106">
     <w:abstractNumId w:val="6"/>
   </w:num>
-  <w:num w:numId="9">
+  <w:num w:numId="9" w16cid:durableId="932978073">
     <w:abstractNumId w:val="12"/>
   </w:num>
-  <w:num w:numId="10">
+  <w:num w:numId="10" w16cid:durableId="1297372763">
     <w:abstractNumId w:val="4"/>
   </w:num>
-  <w:num w:numId="11">
+  <w:num w:numId="11" w16cid:durableId="1740901974">
     <w:abstractNumId w:val="9"/>
   </w:num>
-  <w:num w:numId="12">
+  <w:num w:numId="12" w16cid:durableId="95517349">
     <w:abstractNumId w:val="2"/>
   </w:num>
-  <w:num w:numId="13">
+  <w:num w:numId="13" w16cid:durableId="828865069">
     <w:abstractNumId w:val="10"/>
   </w:num>
-  <w:num w:numId="14">
+  <w:num w:numId="14" w16cid:durableId="1751922333">
     <w:abstractNumId w:val="11"/>
   </w:num>
-  <w:num w:numId="15">
+  <w:num w:numId="15" w16cid:durableId="1815101501">
     <w:abstractNumId w:val="1"/>
   </w:num>
-  <w:num w:numId="16">
+  <w:num w:numId="16" w16cid:durableId="1054695040">
     <w:abstractNumId w:val="0"/>
   </w:num>
 </w:numbering>
 </file>
 
 <file path=word/styles.xml><?xml version="1.0" encoding="utf-8"?>
-<w:styles xmlns:mc="http://schemas.openxmlformats.org/markup-compatibility/2006" xmlns:r="http://schemas.openxmlformats.org/officeDocument/2006/relationships" xmlns:w="http://schemas.openxmlformats.org/wordprocessingml/2006/main" xmlns:w14="http://schemas.microsoft.com/office/word/2010/wordml" xmlns:w15="http://schemas.microsoft.com/office/word/2012/wordml" mc:Ignorable="w14 w15">
+<w:styles xmlns:mc="http://schemas.openxmlformats.org/markup-compatibility/2006" xmlns:r="http://schemas.openxmlformats.org/officeDocument/2006/relationships" xmlns:w="http://schemas.openxmlformats.org/wordprocessingml/2006/main" xmlns:w14="http://schemas.microsoft.com/office/word/2010/wordml" xmlns:w15="http://schemas.microsoft.com/office/word/2012/wordml" xmlns:w16cex="http://schemas.microsoft.com/office/word/2018/wordml/cex" xmlns:w16cid="http://schemas.microsoft.com/office/word/2016/wordml/cid" xmlns:w16="http://schemas.microsoft.com/office/word/2018/wordml" xmlns:w16sdtdh="http://schemas.microsoft.com/office/word/2020/wordml/sdtdatahash" xmlns:w16se="http://schemas.microsoft.com/office/word/2015/wordml/symex" mc:Ignorable="w14 w15 w16se w16cid w16 w16cex w16sdtdh">
   <w:docDefaults>
     <w:rPrDefault>
       <w:rPr>
@@ -30886,7 +29991,7 @@
     </w:rPrDefault>
     <w:pPrDefault/>
   </w:docDefaults>
-  <w:latentStyles w:defLockedState="0" w:defUIPriority="99" w:defSemiHidden="0" w:defUnhideWhenUsed="0" w:defQFormat="0" w:count="371">
+  <w:latentStyles w:defLockedState="0" w:defUIPriority="99" w:defSemiHidden="0" w:defUnhideWhenUsed="0" w:defQFormat="0" w:count="376">
     <w:lsdException w:name="Normal" w:uiPriority="0" w:qFormat="1"/>
     <w:lsdException w:name="heading 1" w:uiPriority="9" w:qFormat="1"/>
     <w:lsdException w:name="heading 2" w:semiHidden="1" w:uiPriority="9" w:unhideWhenUsed="1" w:qFormat="1"/>
@@ -31258,6 +30363,11 @@
     <w:lsdException w:name="List Table 5 Dark Accent 6" w:uiPriority="50"/>
     <w:lsdException w:name="List Table 6 Colorful Accent 6" w:uiPriority="51"/>
     <w:lsdException w:name="List Table 7 Colorful Accent 6" w:uiPriority="52"/>
+    <w:lsdException w:name="Mention" w:semiHidden="1" w:unhideWhenUsed="1"/>
+    <w:lsdException w:name="Smart Hyperlink" w:semiHidden="1" w:unhideWhenUsed="1"/>
+    <w:lsdException w:name="Hashtag" w:semiHidden="1" w:unhideWhenUsed="1"/>
+    <w:lsdException w:name="Unresolved Mention" w:semiHidden="1" w:unhideWhenUsed="1"/>
+    <w:lsdException w:name="Smart Link" w:semiHidden="1" w:unhideWhenUsed="1"/>
   </w:latentStyles>
   <w:style w:type="paragraph" w:default="1" w:styleId="a">
     <w:name w:val="Normal"/>

--- a/新泰週報20260329[2613]B4F.docx
+++ b/新泰週報20260329[2613]B4F.docx
@@ -1,6 +1,6 @@
 
 <file path=word/document.xml><?xml version="1.0" encoding="utf-8"?>
-<w:document xmlns:wpc="http://schemas.microsoft.com/office/word/2010/wordprocessingCanvas" xmlns:cx="http://schemas.microsoft.com/office/drawing/2014/chartex" xmlns:cx1="http://schemas.microsoft.com/office/drawing/2015/9/8/chartex" xmlns:cx2="http://schemas.microsoft.com/office/drawing/2015/10/21/chartex" xmlns:cx3="http://schemas.microsoft.com/office/drawing/2016/5/9/chartex" xmlns:cx4="http://schemas.microsoft.com/office/drawing/2016/5/10/chartex" xmlns:cx5="http://schemas.microsoft.com/office/drawing/2016/5/11/chartex" xmlns:cx6="http://schemas.microsoft.com/office/drawing/2016/5/12/chartex" xmlns:cx7="http://schemas.microsoft.com/office/drawing/2016/5/13/chartex" xmlns:cx8="http://schemas.microsoft.com/office/drawing/2016/5/14/chartex" xmlns:mc="http://schemas.openxmlformats.org/markup-compatibility/2006" xmlns:aink="http://schemas.microsoft.com/office/drawing/2016/ink" xmlns:am3d="http://schemas.microsoft.com/office/drawing/2017/model3d" xmlns:o="urn:schemas-microsoft-com:office:office" xmlns:oel="http://schemas.microsoft.com/office/2019/extlst" xmlns:r="http://schemas.openxmlformats.org/officeDocument/2006/relationships" xmlns:m="http://schemas.openxmlformats.org/officeDocument/2006/math" xmlns:v="urn:schemas-microsoft-com:vml" xmlns:wp14="http://schemas.microsoft.com/office/word/2010/wordprocessingDrawing" xmlns:wp="http://schemas.openxmlformats.org/drawingml/2006/wordprocessingDrawing" xmlns:w10="urn:schemas-microsoft-com:office:word" xmlns:w="http://schemas.openxmlformats.org/wordprocessingml/2006/main" xmlns:w14="http://schemas.microsoft.com/office/word/2010/wordml" xmlns:w15="http://schemas.microsoft.com/office/word/2012/wordml" xmlns:w16cex="http://schemas.microsoft.com/office/word/2018/wordml/cex" xmlns:w16cid="http://schemas.microsoft.com/office/word/2016/wordml/cid" xmlns:w16="http://schemas.microsoft.com/office/word/2018/wordml" xmlns:w16sdtdh="http://schemas.microsoft.com/office/word/2020/wordml/sdtdatahash" xmlns:w16se="http://schemas.microsoft.com/office/word/2015/wordml/symex" xmlns:wpg="http://schemas.microsoft.com/office/word/2010/wordprocessingGroup" xmlns:wpi="http://schemas.microsoft.com/office/word/2010/wordprocessingInk" xmlns:wne="http://schemas.microsoft.com/office/word/2006/wordml" xmlns:wps="http://schemas.microsoft.com/office/word/2010/wordprocessingShape" mc:Ignorable="w14 w15 w16se w16cid w16 w16cex w16sdtdh wp14">
+<w:document xmlns:wpc="http://schemas.microsoft.com/office/word/2010/wordprocessingCanvas" xmlns:mc="http://schemas.openxmlformats.org/markup-compatibility/2006" xmlns:o="urn:schemas-microsoft-com:office:office" xmlns:r="http://schemas.openxmlformats.org/officeDocument/2006/relationships" xmlns:m="http://schemas.openxmlformats.org/officeDocument/2006/math" xmlns:v="urn:schemas-microsoft-com:vml" xmlns:wp14="http://schemas.microsoft.com/office/word/2010/wordprocessingDrawing" xmlns:wp="http://schemas.openxmlformats.org/drawingml/2006/wordprocessingDrawing" xmlns:w10="urn:schemas-microsoft-com:office:word" xmlns:w="http://schemas.openxmlformats.org/wordprocessingml/2006/main" xmlns:w14="http://schemas.microsoft.com/office/word/2010/wordml" xmlns:w15="http://schemas.microsoft.com/office/word/2012/wordml" xmlns:wpg="http://schemas.microsoft.com/office/word/2010/wordprocessingGroup" xmlns:wpi="http://schemas.microsoft.com/office/word/2010/wordprocessingInk" xmlns:wne="http://schemas.microsoft.com/office/word/2006/wordml" xmlns:wps="http://schemas.microsoft.com/office/word/2010/wordprocessingShape" mc:Ignorable="w14 w15 wp14">
   <w:body>
     <w:p>
       <w:pPr>
@@ -1047,6 +1047,7 @@
                 <w:w w:val="90"/>
                 <w:sz w:val="26"/>
                 <w:szCs w:val="26"/>
+                <w:lang w:bidi="he-IL"/>
               </w:rPr>
               <w:drawing>
                 <wp:anchor distT="0" distB="0" distL="114300" distR="114300" simplePos="0" relativeHeight="251657728" behindDoc="0" locked="0" layoutInCell="1" allowOverlap="1" wp14:anchorId="77C17976" wp14:editId="7FC5279A">
@@ -1327,7 +1328,7 @@
                 <w:szCs w:val="26"/>
                 <w:lang w:bidi="he-IL"/>
               </w:rPr>
-              <w:t>淡水國語禮拜堂將於</w:t>
+              <w:t>泰山教會將於</w:t>
             </w:r>
             <w:r>
               <w:rPr>
@@ -1338,7 +1339,7 @@
                 <w:szCs w:val="26"/>
                 <w:lang w:bidi="he-IL"/>
               </w:rPr>
-              <w:t>3/22(</w:t>
+              <w:t>3/29(</w:t>
             </w:r>
             <w:r>
               <w:rPr>
@@ -1360,7 +1361,7 @@
                 <w:szCs w:val="26"/>
                 <w:lang w:bidi="he-IL"/>
               </w:rPr>
-              <w:t>)</w:t>
+              <w:t>)15:30</w:t>
             </w:r>
             <w:r>
               <w:rPr>
@@ -1371,29 +1372,7 @@
                 <w:szCs w:val="26"/>
                 <w:lang w:bidi="he-IL"/>
               </w:rPr>
-              <w:t>下午</w:t>
-            </w:r>
-            <w:r>
-              <w:rPr>
-                <w:rFonts w:ascii="Barlow Condensed Medium" w:eastAsia="標楷體" w:hAnsi="Barlow Condensed Medium" w:cs="Segoe UI Symbol" w:hint="eastAsia"/>
-                <w:noProof/>
-                <w:w w:val="90"/>
-                <w:sz w:val="26"/>
-                <w:szCs w:val="26"/>
-                <w:lang w:bidi="he-IL"/>
-              </w:rPr>
-              <w:t>3:30</w:t>
-            </w:r>
-            <w:r>
-              <w:rPr>
-                <w:rFonts w:ascii="Barlow Condensed Medium" w:eastAsia="標楷體" w:hAnsi="Barlow Condensed Medium" w:cs="Segoe UI Symbol" w:hint="eastAsia"/>
-                <w:noProof/>
-                <w:w w:val="90"/>
-                <w:sz w:val="26"/>
-                <w:szCs w:val="26"/>
-                <w:lang w:bidi="he-IL"/>
-              </w:rPr>
-              <w:t>舉行蕭聰穎牧師盡程退休感恩禮拜。</w:t>
+              <w:t>舉行陳俊宏牧師就任第五任牧師授職感恩禮拜。</w:t>
             </w:r>
           </w:p>
         </w:tc>
@@ -1426,15 +1405,6 @@
                 <w:szCs w:val="26"/>
               </w:rPr>
             </w:pPr>
-            <w:r>
-              <w:rPr>
-                <w:rFonts w:ascii="Barlow Condensed Medium" w:eastAsia="華康細黑體" w:hAnsi="Barlow Condensed Medium" w:hint="eastAsia"/>
-                <w:w w:val="90"/>
-                <w:sz w:val="26"/>
-                <w:szCs w:val="26"/>
-              </w:rPr>
-              <w:t>5.</w:t>
-            </w:r>
           </w:p>
         </w:tc>
         <w:tc>
@@ -1464,70 +1434,6 @@
                 <w:szCs w:val="26"/>
               </w:rPr>
             </w:pPr>
-            <w:r>
-              <w:rPr>
-                <w:rFonts w:ascii="Segoe UI Symbol" w:eastAsia="標楷體" w:hAnsi="Segoe UI Symbol" w:cs="Segoe UI Symbol"/>
-                <w:w w:val="90"/>
-                <w:sz w:val="26"/>
-                <w:szCs w:val="26"/>
-              </w:rPr>
-              <w:t>★</w:t>
-            </w:r>
-            <w:r>
-              <w:rPr>
-                <w:rFonts w:ascii="Barlow Condensed Medium" w:eastAsia="標楷體" w:hAnsi="Barlow Condensed Medium" w:cs="Segoe UI Symbol" w:hint="eastAsia"/>
-                <w:noProof/>
-                <w:w w:val="90"/>
-                <w:sz w:val="26"/>
-                <w:szCs w:val="26"/>
-                <w:lang w:bidi="he-IL"/>
-              </w:rPr>
-              <w:t>泰山教會將於</w:t>
-            </w:r>
-            <w:r>
-              <w:rPr>
-                <w:rFonts w:ascii="Barlow Condensed Medium" w:eastAsia="標楷體" w:hAnsi="Barlow Condensed Medium" w:cs="Segoe UI Symbol" w:hint="eastAsia"/>
-                <w:noProof/>
-                <w:w w:val="90"/>
-                <w:sz w:val="26"/>
-                <w:szCs w:val="26"/>
-                <w:lang w:bidi="he-IL"/>
-              </w:rPr>
-              <w:t>3/29(</w:t>
-            </w:r>
-            <w:r>
-              <w:rPr>
-                <w:rFonts w:ascii="Barlow Condensed Medium" w:eastAsia="標楷體" w:hAnsi="Barlow Condensed Medium" w:cs="Segoe UI Symbol" w:hint="eastAsia"/>
-                <w:noProof/>
-                <w:w w:val="90"/>
-                <w:sz w:val="26"/>
-                <w:szCs w:val="26"/>
-                <w:lang w:bidi="he-IL"/>
-              </w:rPr>
-              <w:t>主日</w:t>
-            </w:r>
-            <w:r>
-              <w:rPr>
-                <w:rFonts w:ascii="Barlow Condensed Medium" w:eastAsia="標楷體" w:hAnsi="Barlow Condensed Medium" w:cs="Segoe UI Symbol" w:hint="eastAsia"/>
-                <w:noProof/>
-                <w:w w:val="90"/>
-                <w:sz w:val="26"/>
-                <w:szCs w:val="26"/>
-                <w:lang w:bidi="he-IL"/>
-              </w:rPr>
-              <w:t>)15:30</w:t>
-            </w:r>
-            <w:r>
-              <w:rPr>
-                <w:rFonts w:ascii="Barlow Condensed Medium" w:eastAsia="標楷體" w:hAnsi="Barlow Condensed Medium" w:cs="Segoe UI Symbol" w:hint="eastAsia"/>
-                <w:noProof/>
-                <w:w w:val="90"/>
-                <w:sz w:val="26"/>
-                <w:szCs w:val="26"/>
-                <w:lang w:bidi="he-IL"/>
-              </w:rPr>
-              <w:t>舉行陳俊宏牧師就任第五任牧師授職感恩禮拜。</w:t>
-            </w:r>
           </w:p>
         </w:tc>
       </w:tr>
@@ -1643,7 +1549,7 @@
                 <w:sz w:val="26"/>
                 <w:szCs w:val="26"/>
               </w:rPr>
-              <w:t>下</w:t>
+              <w:t>本</w:t>
             </w:r>
             <w:r>
               <w:rPr>
@@ -1773,7 +1679,7 @@
                 <w:sz w:val="26"/>
                 <w:szCs w:val="26"/>
               </w:rPr>
-              <w:t>4/5(</w:t>
+              <w:t>南二區受難週聯合聖餐禮拜本週</w:t>
             </w:r>
             <w:r>
               <w:rPr>
@@ -1782,7 +1688,7 @@
                 <w:sz w:val="26"/>
                 <w:szCs w:val="26"/>
               </w:rPr>
-              <w:t>主日</w:t>
+              <w:t>4/3(</w:t>
             </w:r>
             <w:r>
               <w:rPr>
@@ -1791,7 +1697,7 @@
                 <w:sz w:val="26"/>
                 <w:szCs w:val="26"/>
               </w:rPr>
-              <w:t>)</w:t>
+              <w:t>五</w:t>
             </w:r>
             <w:r>
               <w:rPr>
@@ -1800,7 +1706,43 @@
                 <w:sz w:val="26"/>
                 <w:szCs w:val="26"/>
               </w:rPr>
-              <w:t>為復活節，邀請兄姊在禮拜中作見證，有感動的人可洽王牧師，原則上每人五分鐘為限。</w:t>
+              <w:t>)</w:t>
+            </w:r>
+            <w:r>
+              <w:rPr>
+                <w:rFonts w:ascii="Barlow Condensed Medium" w:eastAsia="標楷體" w:hAnsi="Barlow Condensed Medium" w:cs="Segoe UI Symbol"/>
+                <w:w w:val="90"/>
+                <w:sz w:val="26"/>
+                <w:szCs w:val="26"/>
+              </w:rPr>
+              <w:t xml:space="preserve"> </w:t>
+            </w:r>
+            <w:r>
+              <w:rPr>
+                <w:rFonts w:ascii="Barlow Condensed Medium" w:eastAsia="標楷體" w:hAnsi="Barlow Condensed Medium" w:cs="Segoe UI Symbol" w:hint="eastAsia"/>
+                <w:w w:val="90"/>
+                <w:sz w:val="26"/>
+                <w:szCs w:val="26"/>
+              </w:rPr>
+              <w:t>晚上</w:t>
+            </w:r>
+            <w:r>
+              <w:rPr>
+                <w:rFonts w:ascii="Barlow Condensed Medium" w:eastAsia="標楷體" w:hAnsi="Barlow Condensed Medium" w:cs="Segoe UI Symbol" w:hint="eastAsia"/>
+                <w:w w:val="90"/>
+                <w:sz w:val="26"/>
+                <w:szCs w:val="26"/>
+              </w:rPr>
+              <w:t>8:00</w:t>
+            </w:r>
+            <w:r>
+              <w:rPr>
+                <w:rFonts w:ascii="Barlow Condensed Medium" w:eastAsia="標楷體" w:hAnsi="Barlow Condensed Medium" w:cs="Segoe UI Symbol" w:hint="eastAsia"/>
+                <w:w w:val="90"/>
+                <w:sz w:val="26"/>
+                <w:szCs w:val="26"/>
+              </w:rPr>
+              <w:t>在新莊教會舉行，敬邀兄姊一同參與。</w:t>
             </w:r>
           </w:p>
         </w:tc>
@@ -1830,7 +1772,7 @@
                 <w:sz w:val="26"/>
                 <w:szCs w:val="26"/>
               </w:rPr>
-              <w:t>2</w:t>
+              <w:t>3</w:t>
             </w:r>
             <w:r>
               <w:rPr>
@@ -1862,12 +1804,21 @@
             </w:pPr>
             <w:r>
               <w:rPr>
+                <w:rFonts w:ascii="Segoe UI Symbol" w:eastAsia="標楷體" w:hAnsi="Segoe UI Symbol" w:cs="Segoe UI Symbol"/>
+                <w:w w:val="90"/>
+                <w:sz w:val="26"/>
+                <w:szCs w:val="26"/>
+              </w:rPr>
+              <w:t>★</w:t>
+            </w:r>
+            <w:r>
+              <w:rPr>
                 <w:rFonts w:ascii="Barlow Condensed Medium" w:eastAsia="標楷體" w:hAnsi="Barlow Condensed Medium" w:cs="Segoe UI Symbol" w:hint="eastAsia"/>
                 <w:w w:val="90"/>
                 <w:sz w:val="26"/>
                 <w:szCs w:val="26"/>
               </w:rPr>
-              <w:t>2026</w:t>
+              <w:t>4/5(</w:t>
             </w:r>
             <w:r>
               <w:rPr>
@@ -1876,66 +1827,8 @@
                 <w:sz w:val="26"/>
                 <w:szCs w:val="26"/>
               </w:rPr>
-              <w:t>年的大齋節代禱活動，邀請兄姊繼續加入。</w:t>
-            </w:r>
-          </w:p>
-        </w:tc>
-      </w:tr>
-      <w:tr>
-        <w:tc>
-          <w:tcPr>
-            <w:tcW w:w="280" w:type="dxa"/>
-          </w:tcPr>
-          <w:p>
-            <w:pPr>
-              <w:snapToGrid w:val="0"/>
-              <w:spacing w:line="300" w:lineRule="exact"/>
-              <w:ind w:rightChars="11" w:right="26"/>
-              <w:jc w:val="right"/>
-              <w:rPr>
-                <w:rFonts w:ascii="Barlow Condensed Medium" w:eastAsia="華康細黑體" w:hAnsi="Barlow Condensed Medium"/>
-                <w:w w:val="90"/>
-                <w:sz w:val="26"/>
-                <w:szCs w:val="26"/>
-              </w:rPr>
-            </w:pPr>
-            <w:r>
-              <w:rPr>
-                <w:rFonts w:ascii="Barlow Condensed Medium" w:eastAsia="華康細黑體" w:hAnsi="Barlow Condensed Medium" w:hint="eastAsia"/>
-                <w:w w:val="90"/>
-                <w:sz w:val="26"/>
-                <w:szCs w:val="26"/>
-              </w:rPr>
-              <w:t>3</w:t>
-            </w:r>
-            <w:r>
-              <w:rPr>
-                <w:rFonts w:ascii="Barlow Condensed Medium" w:eastAsia="華康細黑體" w:hAnsi="Barlow Condensed Medium"/>
-                <w:w w:val="90"/>
-                <w:sz w:val="26"/>
-                <w:szCs w:val="26"/>
-              </w:rPr>
-              <w:t>.</w:t>
-            </w:r>
-          </w:p>
-        </w:tc>
-        <w:tc>
-          <w:tcPr>
-            <w:tcW w:w="5641" w:type="dxa"/>
-          </w:tcPr>
-          <w:p>
-            <w:pPr>
-              <w:kinsoku w:val="0"/>
-              <w:snapToGrid w:val="0"/>
-              <w:spacing w:line="300" w:lineRule="exact"/>
-              <w:jc w:val="both"/>
-              <w:rPr>
-                <w:rFonts w:ascii="Barlow Condensed Medium" w:eastAsia="標楷體" w:hAnsi="Barlow Condensed Medium" w:cs="Segoe UI Symbol"/>
-                <w:w w:val="90"/>
-                <w:sz w:val="26"/>
-                <w:szCs w:val="26"/>
-              </w:rPr>
-            </w:pPr>
+              <w:t>主日</w:t>
+            </w:r>
             <w:r>
               <w:rPr>
                 <w:rFonts w:ascii="Barlow Condensed Medium" w:eastAsia="標楷體" w:hAnsi="Barlow Condensed Medium" w:cs="Segoe UI Symbol" w:hint="eastAsia"/>
@@ -1943,7 +1836,7 @@
                 <w:sz w:val="26"/>
                 <w:szCs w:val="26"/>
               </w:rPr>
-              <w:t>本會國小弱勢家庭陪讀班，每週一</w:t>
+              <w:t>)</w:t>
             </w:r>
             <w:r>
               <w:rPr>
@@ -1952,34 +1845,7 @@
                 <w:sz w:val="26"/>
                 <w:szCs w:val="26"/>
               </w:rPr>
-              <w:t>~</w:t>
-            </w:r>
-            <w:r>
-              <w:rPr>
-                <w:rFonts w:ascii="Barlow Condensed Medium" w:eastAsia="標楷體" w:hAnsi="Barlow Condensed Medium" w:cs="Segoe UI Symbol" w:hint="eastAsia"/>
-                <w:w w:val="90"/>
-                <w:sz w:val="26"/>
-                <w:szCs w:val="26"/>
-              </w:rPr>
-              <w:t>五下午</w:t>
-            </w:r>
-            <w:r>
-              <w:rPr>
-                <w:rFonts w:ascii="Barlow Condensed Medium" w:eastAsia="標楷體" w:hAnsi="Barlow Condensed Medium" w:cs="Segoe UI Symbol" w:hint="eastAsia"/>
-                <w:w w:val="90"/>
-                <w:sz w:val="26"/>
-                <w:szCs w:val="26"/>
-              </w:rPr>
-              <w:t>4:30~7:00</w:t>
-            </w:r>
-            <w:r>
-              <w:rPr>
-                <w:rFonts w:ascii="Barlow Condensed Medium" w:eastAsia="標楷體" w:hAnsi="Barlow Condensed Medium" w:cs="Segoe UI Symbol" w:hint="eastAsia"/>
-                <w:w w:val="90"/>
-                <w:sz w:val="26"/>
-                <w:szCs w:val="26"/>
-              </w:rPr>
-              <w:t>，需要有輪值的輔導老師和備餐人員。意者請洽王牧師。</w:t>
+              <w:t>為復活節，邀請兄姊在禮拜中作見證，有感動的人可洽王牧師，原則上每人五分鐘為限。</w:t>
             </w:r>
           </w:p>
         </w:tc>
@@ -3182,14 +3048,890 @@
           <w:sz w:val="26"/>
           <w:szCs w:val="26"/>
         </w:rPr>
-        <w:t>【】</w:t>
+        <w:t>【</w:t>
+      </w:r>
+      <w:r>
+        <w:rPr>
+          <w:rFonts w:ascii="標楷體" w:eastAsia="標楷體" w:hAnsi="標楷體" w:cs="Arial" w:hint="eastAsia"/>
+          <w:b/>
+          <w:sz w:val="26"/>
+          <w:szCs w:val="26"/>
+        </w:rPr>
+        <w:t>勝利的哈利路亞</w:t>
+      </w:r>
+      <w:r>
+        <w:rPr>
+          <w:rFonts w:ascii="標楷體" w:eastAsia="標楷體" w:hAnsi="標楷體" w:cs="Arial" w:hint="eastAsia"/>
+          <w:b/>
+          <w:sz w:val="26"/>
+          <w:szCs w:val="26"/>
+        </w:rPr>
+        <w:t>】</w:t>
       </w:r>
     </w:p>
     <w:p>
       <w:pPr>
+        <w:kinsoku w:val="0"/>
         <w:snapToGrid w:val="0"/>
         <w:spacing w:line="300" w:lineRule="exact"/>
         <w:ind w:leftChars="-59" w:left="-142"/>
+        <w:jc w:val="both"/>
+        <w:rPr>
+          <w:rFonts w:ascii="標楷體" w:eastAsia="標楷體" w:hAnsi="標楷體" w:cs="Arial"/>
+          <w:bCs/>
+          <w:w w:val="75"/>
+          <w:sz w:val="26"/>
+          <w:szCs w:val="26"/>
+        </w:rPr>
+      </w:pPr>
+      <w:r>
+        <w:rPr>
+          <w:rFonts w:ascii="標楷體" w:eastAsia="標楷體" w:hAnsi="標楷體" w:cs="Arial" w:hint="eastAsia"/>
+          <w:bCs/>
+          <w:w w:val="75"/>
+          <w:sz w:val="26"/>
+          <w:szCs w:val="26"/>
+        </w:rPr>
+        <w:t>哈利路亞，哈利路亞，哈利路亞，</w:t>
+      </w:r>
+    </w:p>
+    <w:p>
+      <w:pPr>
+        <w:kinsoku w:val="0"/>
+        <w:snapToGrid w:val="0"/>
+        <w:spacing w:line="300" w:lineRule="exact"/>
+        <w:ind w:leftChars="-59" w:left="-142"/>
+        <w:jc w:val="both"/>
+        <w:rPr>
+          <w:rFonts w:ascii="標楷體" w:eastAsia="標楷體" w:hAnsi="標楷體" w:cs="Arial" w:hint="eastAsia"/>
+          <w:bCs/>
+          <w:w w:val="75"/>
+          <w:sz w:val="26"/>
+          <w:szCs w:val="26"/>
+        </w:rPr>
+      </w:pPr>
+      <w:r>
+        <w:rPr>
+          <w:rFonts w:ascii="標楷體" w:eastAsia="標楷體" w:hAnsi="標楷體" w:cs="Arial" w:hint="eastAsia"/>
+          <w:bCs/>
+          <w:w w:val="75"/>
+          <w:sz w:val="26"/>
+          <w:szCs w:val="26"/>
+        </w:rPr>
+        <w:t xml:space="preserve">　　</w:t>
+      </w:r>
+      <w:r>
+        <w:rPr>
+          <w:rFonts w:ascii="標楷體" w:eastAsia="標楷體" w:hAnsi="標楷體" w:cs="Arial" w:hint="eastAsia"/>
+          <w:bCs/>
+          <w:w w:val="75"/>
+          <w:sz w:val="26"/>
+          <w:szCs w:val="26"/>
+        </w:rPr>
+        <w:t>哈利路亞！</w:t>
+      </w:r>
+    </w:p>
+    <w:p>
+      <w:pPr>
+        <w:kinsoku w:val="0"/>
+        <w:snapToGrid w:val="0"/>
+        <w:spacing w:line="300" w:lineRule="exact"/>
+        <w:ind w:leftChars="-59" w:left="-142"/>
+        <w:jc w:val="both"/>
+        <w:rPr>
+          <w:rFonts w:ascii="標楷體" w:eastAsia="標楷體" w:hAnsi="標楷體" w:cs="Arial"/>
+          <w:bCs/>
+          <w:w w:val="75"/>
+          <w:sz w:val="26"/>
+          <w:szCs w:val="26"/>
+        </w:rPr>
+      </w:pPr>
+      <w:r>
+        <w:rPr>
+          <w:rFonts w:ascii="標楷體" w:eastAsia="標楷體" w:hAnsi="標楷體" w:cs="Arial" w:hint="eastAsia"/>
+          <w:bCs/>
+          <w:w w:val="75"/>
+          <w:sz w:val="26"/>
+          <w:szCs w:val="26"/>
+        </w:rPr>
+        <w:t>哈利路亞！哈利路亞！</w:t>
+      </w:r>
+    </w:p>
+    <w:p>
+      <w:pPr>
+        <w:kinsoku w:val="0"/>
+        <w:snapToGrid w:val="0"/>
+        <w:spacing w:line="300" w:lineRule="exact"/>
+        <w:ind w:leftChars="-59" w:left="-142"/>
+        <w:jc w:val="both"/>
+        <w:rPr>
+          <w:rFonts w:ascii="標楷體" w:eastAsia="標楷體" w:hAnsi="標楷體" w:cs="Arial" w:hint="eastAsia"/>
+          <w:bCs/>
+          <w:w w:val="75"/>
+          <w:sz w:val="26"/>
+          <w:szCs w:val="26"/>
+        </w:rPr>
+      </w:pPr>
+      <w:r>
+        <w:rPr>
+          <w:rFonts w:ascii="標楷體" w:eastAsia="標楷體" w:hAnsi="標楷體" w:cs="Arial" w:hint="eastAsia"/>
+          <w:bCs/>
+          <w:w w:val="75"/>
+          <w:sz w:val="26"/>
+          <w:szCs w:val="26"/>
+        </w:rPr>
+        <w:t xml:space="preserve">　　</w:t>
+      </w:r>
+      <w:r>
+        <w:rPr>
+          <w:rFonts w:ascii="標楷體" w:eastAsia="標楷體" w:hAnsi="標楷體" w:cs="Arial" w:hint="eastAsia"/>
+          <w:bCs/>
+          <w:w w:val="75"/>
+          <w:sz w:val="26"/>
+          <w:szCs w:val="26"/>
+        </w:rPr>
+        <w:t>哈利路亞！</w:t>
+      </w:r>
+    </w:p>
+    <w:p>
+      <w:pPr>
+        <w:kinsoku w:val="0"/>
+        <w:snapToGrid w:val="0"/>
+        <w:spacing w:line="300" w:lineRule="exact"/>
+        <w:ind w:leftChars="-59" w:left="-142"/>
+        <w:jc w:val="both"/>
+        <w:rPr>
+          <w:rFonts w:ascii="標楷體" w:eastAsia="標楷體" w:hAnsi="標楷體" w:cs="Arial"/>
+          <w:bCs/>
+          <w:w w:val="75"/>
+          <w:sz w:val="26"/>
+          <w:szCs w:val="26"/>
+        </w:rPr>
+      </w:pPr>
+      <w:r>
+        <w:rPr>
+          <w:rFonts w:ascii="標楷體" w:eastAsia="標楷體" w:hAnsi="標楷體" w:cs="Arial" w:hint="eastAsia"/>
+          <w:bCs/>
+          <w:w w:val="75"/>
+          <w:sz w:val="26"/>
+          <w:szCs w:val="26"/>
+        </w:rPr>
+        <w:t>哈利路亞，哈利路亞，哈利路，</w:t>
+      </w:r>
+    </w:p>
+    <w:p>
+      <w:pPr>
+        <w:kinsoku w:val="0"/>
+        <w:snapToGrid w:val="0"/>
+        <w:spacing w:line="300" w:lineRule="exact"/>
+        <w:ind w:leftChars="-59" w:left="-142"/>
+        <w:jc w:val="both"/>
+        <w:rPr>
+          <w:rFonts w:ascii="標楷體" w:eastAsia="標楷體" w:hAnsi="標楷體" w:cs="Arial" w:hint="eastAsia"/>
+          <w:bCs/>
+          <w:w w:val="75"/>
+          <w:sz w:val="26"/>
+          <w:szCs w:val="26"/>
+        </w:rPr>
+      </w:pPr>
+      <w:r>
+        <w:rPr>
+          <w:rFonts w:ascii="標楷體" w:eastAsia="標楷體" w:hAnsi="標楷體" w:cs="Arial" w:hint="eastAsia"/>
+          <w:bCs/>
+          <w:w w:val="75"/>
+          <w:sz w:val="26"/>
+          <w:szCs w:val="26"/>
+        </w:rPr>
+        <w:t xml:space="preserve">　　</w:t>
+      </w:r>
+      <w:r>
+        <w:rPr>
+          <w:rFonts w:ascii="標楷體" w:eastAsia="標楷體" w:hAnsi="標楷體" w:cs="Arial" w:hint="eastAsia"/>
+          <w:bCs/>
+          <w:w w:val="75"/>
+          <w:sz w:val="26"/>
+          <w:szCs w:val="26"/>
+        </w:rPr>
+        <w:t>哈利路亞！</w:t>
+      </w:r>
+    </w:p>
+    <w:p>
+      <w:pPr>
+        <w:kinsoku w:val="0"/>
+        <w:snapToGrid w:val="0"/>
+        <w:spacing w:line="300" w:lineRule="exact"/>
+        <w:ind w:leftChars="-59" w:left="-142"/>
+        <w:jc w:val="both"/>
+        <w:rPr>
+          <w:rFonts w:ascii="標楷體" w:eastAsia="標楷體" w:hAnsi="標楷體" w:cs="Arial"/>
+          <w:bCs/>
+          <w:w w:val="75"/>
+          <w:sz w:val="26"/>
+          <w:szCs w:val="26"/>
+        </w:rPr>
+      </w:pPr>
+      <w:r>
+        <w:rPr>
+          <w:rFonts w:ascii="標楷體" w:eastAsia="標楷體" w:hAnsi="標楷體" w:cs="Arial" w:hint="eastAsia"/>
+          <w:bCs/>
+          <w:w w:val="75"/>
+          <w:sz w:val="26"/>
+          <w:szCs w:val="26"/>
+        </w:rPr>
+        <w:t>哈利路亞，哈利路亞，哈利路，</w:t>
+      </w:r>
+    </w:p>
+    <w:p>
+      <w:pPr>
+        <w:kinsoku w:val="0"/>
+        <w:snapToGrid w:val="0"/>
+        <w:spacing w:line="300" w:lineRule="exact"/>
+        <w:ind w:leftChars="-59" w:left="-142"/>
+        <w:jc w:val="both"/>
+        <w:rPr>
+          <w:rFonts w:ascii="標楷體" w:eastAsia="標楷體" w:hAnsi="標楷體" w:cs="Arial" w:hint="eastAsia"/>
+          <w:bCs/>
+          <w:w w:val="75"/>
+          <w:sz w:val="26"/>
+          <w:szCs w:val="26"/>
+        </w:rPr>
+      </w:pPr>
+      <w:r>
+        <w:rPr>
+          <w:rFonts w:ascii="標楷體" w:eastAsia="標楷體" w:hAnsi="標楷體" w:cs="Arial" w:hint="eastAsia"/>
+          <w:bCs/>
+          <w:w w:val="75"/>
+          <w:sz w:val="26"/>
+          <w:szCs w:val="26"/>
+        </w:rPr>
+        <w:t xml:space="preserve">　　</w:t>
+      </w:r>
+      <w:r>
+        <w:rPr>
+          <w:rFonts w:ascii="標楷體" w:eastAsia="標楷體" w:hAnsi="標楷體" w:cs="Arial" w:hint="eastAsia"/>
+          <w:bCs/>
+          <w:w w:val="75"/>
+          <w:sz w:val="26"/>
+          <w:szCs w:val="26"/>
+        </w:rPr>
+        <w:t xml:space="preserve">哈利路亞！ </w:t>
+      </w:r>
+    </w:p>
+    <w:p>
+      <w:pPr>
+        <w:kinsoku w:val="0"/>
+        <w:snapToGrid w:val="0"/>
+        <w:spacing w:line="300" w:lineRule="exact"/>
+        <w:ind w:leftChars="-59" w:left="-142"/>
+        <w:jc w:val="both"/>
+        <w:rPr>
+          <w:rFonts w:ascii="標楷體" w:eastAsia="標楷體" w:hAnsi="標楷體" w:cs="Arial"/>
+          <w:bCs/>
+          <w:w w:val="75"/>
+          <w:sz w:val="26"/>
+          <w:szCs w:val="26"/>
+        </w:rPr>
+      </w:pPr>
+      <w:r>
+        <w:rPr>
+          <w:rFonts w:ascii="標楷體" w:eastAsia="標楷體" w:hAnsi="標楷體" w:cs="Arial" w:hint="eastAsia"/>
+          <w:bCs/>
+          <w:w w:val="75"/>
+          <w:sz w:val="26"/>
+          <w:szCs w:val="26"/>
+        </w:rPr>
+        <w:t>眾城門啊，恁著舉頭！永遠的門，</w:t>
+      </w:r>
+    </w:p>
+    <w:p>
+      <w:pPr>
+        <w:kinsoku w:val="0"/>
+        <w:snapToGrid w:val="0"/>
+        <w:spacing w:line="300" w:lineRule="exact"/>
+        <w:ind w:leftChars="-59" w:left="-142"/>
+        <w:jc w:val="both"/>
+        <w:rPr>
+          <w:rFonts w:ascii="標楷體" w:eastAsia="標楷體" w:hAnsi="標楷體" w:cs="Arial"/>
+          <w:bCs/>
+          <w:w w:val="75"/>
+          <w:sz w:val="26"/>
+          <w:szCs w:val="26"/>
+        </w:rPr>
+      </w:pPr>
+      <w:r>
+        <w:rPr>
+          <w:rFonts w:ascii="標楷體" w:eastAsia="標楷體" w:hAnsi="標楷體" w:cs="Arial" w:hint="eastAsia"/>
+          <w:bCs/>
+          <w:w w:val="75"/>
+          <w:sz w:val="26"/>
+          <w:szCs w:val="26"/>
+        </w:rPr>
+        <w:t xml:space="preserve">　　</w:t>
+      </w:r>
+      <w:r>
+        <w:rPr>
+          <w:rFonts w:ascii="標楷體" w:eastAsia="標楷體" w:hAnsi="標楷體" w:cs="Arial" w:hint="eastAsia"/>
+          <w:bCs/>
+          <w:w w:val="75"/>
+          <w:sz w:val="26"/>
+          <w:szCs w:val="26"/>
+        </w:rPr>
+        <w:t>恁著受攑起，</w:t>
+      </w:r>
+    </w:p>
+    <w:p>
+      <w:pPr>
+        <w:kinsoku w:val="0"/>
+        <w:snapToGrid w:val="0"/>
+        <w:spacing w:line="300" w:lineRule="exact"/>
+        <w:ind w:leftChars="-59" w:left="-142"/>
+        <w:jc w:val="both"/>
+        <w:rPr>
+          <w:rFonts w:ascii="標楷體" w:eastAsia="標楷體" w:hAnsi="標楷體" w:cs="Arial"/>
+          <w:bCs/>
+          <w:w w:val="75"/>
+          <w:sz w:val="26"/>
+          <w:szCs w:val="26"/>
+        </w:rPr>
+      </w:pPr>
+      <w:r>
+        <w:rPr>
+          <w:rFonts w:ascii="標楷體" w:eastAsia="標楷體" w:hAnsi="標楷體" w:cs="Arial" w:hint="eastAsia"/>
+          <w:bCs/>
+          <w:w w:val="75"/>
+          <w:sz w:val="26"/>
+          <w:szCs w:val="26"/>
+        </w:rPr>
+        <w:t>彼個榮耀君王欲入來，</w:t>
+      </w:r>
+    </w:p>
+    <w:p>
+      <w:pPr>
+        <w:kinsoku w:val="0"/>
+        <w:snapToGrid w:val="0"/>
+        <w:spacing w:line="300" w:lineRule="exact"/>
+        <w:ind w:leftChars="-59" w:left="-142"/>
+        <w:jc w:val="both"/>
+        <w:rPr>
+          <w:rFonts w:ascii="標楷體" w:eastAsia="標楷體" w:hAnsi="標楷體" w:cs="Arial" w:hint="eastAsia"/>
+          <w:bCs/>
+          <w:w w:val="75"/>
+          <w:sz w:val="26"/>
+          <w:szCs w:val="26"/>
+        </w:rPr>
+      </w:pPr>
+      <w:r>
+        <w:rPr>
+          <w:rFonts w:ascii="標楷體" w:eastAsia="標楷體" w:hAnsi="標楷體" w:cs="Arial" w:hint="eastAsia"/>
+          <w:bCs/>
+          <w:w w:val="75"/>
+          <w:sz w:val="26"/>
+          <w:szCs w:val="26"/>
+        </w:rPr>
+        <w:t xml:space="preserve">　　</w:t>
+      </w:r>
+      <w:r>
+        <w:rPr>
+          <w:rFonts w:ascii="標楷體" w:eastAsia="標楷體" w:hAnsi="標楷體" w:cs="Arial" w:hint="eastAsia"/>
+          <w:bCs/>
+          <w:w w:val="75"/>
+          <w:sz w:val="26"/>
+          <w:szCs w:val="26"/>
+        </w:rPr>
+        <w:t>今榮耀君王欲入來！</w:t>
+      </w:r>
+    </w:p>
+    <w:p>
+      <w:pPr>
+        <w:kinsoku w:val="0"/>
+        <w:snapToGrid w:val="0"/>
+        <w:spacing w:line="300" w:lineRule="exact"/>
+        <w:ind w:leftChars="-59" w:left="-142"/>
+        <w:jc w:val="both"/>
+        <w:rPr>
+          <w:rFonts w:ascii="標楷體" w:eastAsia="標楷體" w:hAnsi="標楷體" w:cs="Arial"/>
+          <w:bCs/>
+          <w:w w:val="75"/>
+          <w:sz w:val="26"/>
+          <w:szCs w:val="26"/>
+        </w:rPr>
+      </w:pPr>
+      <w:r>
+        <w:rPr>
+          <w:rFonts w:ascii="標楷體" w:eastAsia="標楷體" w:hAnsi="標楷體" w:cs="Arial" w:hint="eastAsia"/>
+          <w:bCs/>
+          <w:w w:val="75"/>
+          <w:sz w:val="26"/>
+          <w:szCs w:val="26"/>
+        </w:rPr>
+        <w:t>榮耀君王是是誰？</w:t>
+      </w:r>
+    </w:p>
+    <w:p>
+      <w:pPr>
+        <w:kinsoku w:val="0"/>
+        <w:snapToGrid w:val="0"/>
+        <w:spacing w:line="300" w:lineRule="exact"/>
+        <w:ind w:leftChars="-59" w:left="-142"/>
+        <w:jc w:val="both"/>
+        <w:rPr>
+          <w:rFonts w:ascii="標楷體" w:eastAsia="標楷體" w:hAnsi="標楷體" w:cs="Arial" w:hint="eastAsia"/>
+          <w:bCs/>
+          <w:w w:val="75"/>
+          <w:sz w:val="26"/>
+          <w:szCs w:val="26"/>
+        </w:rPr>
+      </w:pPr>
+      <w:r>
+        <w:rPr>
+          <w:rFonts w:ascii="標楷體" w:eastAsia="標楷體" w:hAnsi="標楷體" w:cs="Arial" w:hint="eastAsia"/>
+          <w:bCs/>
+          <w:w w:val="75"/>
+          <w:sz w:val="26"/>
+          <w:szCs w:val="26"/>
+        </w:rPr>
+        <w:t xml:space="preserve">　　</w:t>
+      </w:r>
+      <w:r>
+        <w:rPr>
+          <w:rFonts w:ascii="標楷體" w:eastAsia="標楷體" w:hAnsi="標楷體" w:cs="Arial" w:hint="eastAsia"/>
+          <w:bCs/>
+          <w:w w:val="75"/>
+          <w:sz w:val="26"/>
+          <w:szCs w:val="26"/>
+        </w:rPr>
+        <w:t>是全能主上帝！</w:t>
+      </w:r>
+    </w:p>
+    <w:p>
+      <w:pPr>
+        <w:kinsoku w:val="0"/>
+        <w:snapToGrid w:val="0"/>
+        <w:spacing w:line="300" w:lineRule="exact"/>
+        <w:ind w:leftChars="-59" w:left="-142"/>
+        <w:jc w:val="both"/>
+        <w:rPr>
+          <w:rFonts w:ascii="標楷體" w:eastAsia="標楷體" w:hAnsi="標楷體" w:cs="Arial"/>
+          <w:bCs/>
+          <w:w w:val="75"/>
+          <w:sz w:val="26"/>
+          <w:szCs w:val="26"/>
+        </w:rPr>
+      </w:pPr>
+      <w:r>
+        <w:rPr>
+          <w:rFonts w:ascii="標楷體" w:eastAsia="標楷體" w:hAnsi="標楷體" w:cs="Arial" w:hint="eastAsia"/>
+          <w:bCs/>
+          <w:w w:val="75"/>
+          <w:sz w:val="26"/>
+          <w:szCs w:val="26"/>
+        </w:rPr>
+        <w:t>榮耀君王是是誰？是全能主上帝</w:t>
+      </w:r>
+    </w:p>
+    <w:p>
+      <w:pPr>
+        <w:kinsoku w:val="0"/>
+        <w:snapToGrid w:val="0"/>
+        <w:spacing w:line="300" w:lineRule="exact"/>
+        <w:ind w:leftChars="-59" w:left="-142"/>
+        <w:jc w:val="both"/>
+        <w:rPr>
+          <w:rFonts w:ascii="標楷體" w:eastAsia="標楷體" w:hAnsi="標楷體" w:cs="Arial" w:hint="eastAsia"/>
+          <w:bCs/>
+          <w:w w:val="75"/>
+          <w:sz w:val="26"/>
+          <w:szCs w:val="26"/>
+        </w:rPr>
+      </w:pPr>
+      <w:r>
+        <w:rPr>
+          <w:rFonts w:ascii="標楷體" w:eastAsia="標楷體" w:hAnsi="標楷體" w:cs="Arial" w:hint="eastAsia"/>
+          <w:bCs/>
+          <w:w w:val="75"/>
+          <w:sz w:val="26"/>
+          <w:szCs w:val="26"/>
+        </w:rPr>
+        <w:t xml:space="preserve">　　</w:t>
+      </w:r>
+      <w:r>
+        <w:rPr>
+          <w:rFonts w:ascii="標楷體" w:eastAsia="標楷體" w:hAnsi="標楷體" w:cs="Arial" w:hint="eastAsia"/>
+          <w:bCs/>
+          <w:w w:val="75"/>
+          <w:sz w:val="26"/>
+          <w:szCs w:val="26"/>
+        </w:rPr>
+        <w:t>佇交戰有大權能！</w:t>
+      </w:r>
+    </w:p>
+    <w:p>
+      <w:pPr>
+        <w:kinsoku w:val="0"/>
+        <w:snapToGrid w:val="0"/>
+        <w:spacing w:line="300" w:lineRule="exact"/>
+        <w:ind w:leftChars="-59" w:left="-142"/>
+        <w:jc w:val="both"/>
+        <w:rPr>
+          <w:rFonts w:ascii="標楷體" w:eastAsia="標楷體" w:hAnsi="標楷體" w:cs="Arial"/>
+          <w:bCs/>
+          <w:w w:val="75"/>
+          <w:sz w:val="26"/>
+          <w:szCs w:val="26"/>
+        </w:rPr>
+      </w:pPr>
+      <w:r>
+        <w:rPr>
+          <w:rFonts w:ascii="標楷體" w:eastAsia="標楷體" w:hAnsi="標楷體" w:cs="Arial" w:hint="eastAsia"/>
+          <w:bCs/>
+          <w:w w:val="75"/>
+          <w:sz w:val="26"/>
+          <w:szCs w:val="26"/>
+        </w:rPr>
+        <w:t>眾城門啊，恁著舉頭，</w:t>
+      </w:r>
+    </w:p>
+    <w:p>
+      <w:pPr>
+        <w:kinsoku w:val="0"/>
+        <w:snapToGrid w:val="0"/>
+        <w:spacing w:line="300" w:lineRule="exact"/>
+        <w:ind w:leftChars="-59" w:left="-142"/>
+        <w:jc w:val="both"/>
+        <w:rPr>
+          <w:rFonts w:ascii="標楷體" w:eastAsia="標楷體" w:hAnsi="標楷體" w:cs="Arial"/>
+          <w:bCs/>
+          <w:w w:val="75"/>
+          <w:sz w:val="26"/>
+          <w:szCs w:val="26"/>
+        </w:rPr>
+      </w:pPr>
+      <w:r>
+        <w:rPr>
+          <w:rFonts w:ascii="標楷體" w:eastAsia="標楷體" w:hAnsi="標楷體" w:cs="Arial" w:hint="eastAsia"/>
+          <w:bCs/>
+          <w:w w:val="75"/>
+          <w:sz w:val="26"/>
+          <w:szCs w:val="26"/>
+        </w:rPr>
+        <w:t xml:space="preserve">　　</w:t>
+      </w:r>
+      <w:r>
+        <w:rPr>
+          <w:rFonts w:ascii="標楷體" w:eastAsia="標楷體" w:hAnsi="標楷體" w:cs="Arial" w:hint="eastAsia"/>
+          <w:bCs/>
+          <w:w w:val="75"/>
+          <w:sz w:val="26"/>
+          <w:szCs w:val="26"/>
+        </w:rPr>
+        <w:t xml:space="preserve">彼個榮耀君王欲入來！ </w:t>
+      </w:r>
+    </w:p>
+    <w:p>
+      <w:pPr>
+        <w:kinsoku w:val="0"/>
+        <w:snapToGrid w:val="0"/>
+        <w:spacing w:line="300" w:lineRule="exact"/>
+        <w:ind w:leftChars="-59" w:left="-142"/>
+        <w:jc w:val="both"/>
+        <w:rPr>
+          <w:rFonts w:ascii="標楷體" w:eastAsia="標楷體" w:hAnsi="標楷體" w:cs="Arial" w:hint="eastAsia"/>
+          <w:bCs/>
+          <w:w w:val="75"/>
+          <w:sz w:val="26"/>
+          <w:szCs w:val="26"/>
+        </w:rPr>
+      </w:pPr>
+    </w:p>
+    <w:p>
+      <w:pPr>
+        <w:kinsoku w:val="0"/>
+        <w:snapToGrid w:val="0"/>
+        <w:spacing w:line="300" w:lineRule="exact"/>
+        <w:ind w:leftChars="-59" w:left="-142"/>
+        <w:jc w:val="both"/>
+        <w:rPr>
+          <w:rFonts w:ascii="標楷體" w:eastAsia="標楷體" w:hAnsi="標楷體" w:cs="Arial" w:hint="eastAsia"/>
+          <w:bCs/>
+          <w:w w:val="75"/>
+          <w:sz w:val="26"/>
+          <w:szCs w:val="26"/>
+        </w:rPr>
+      </w:pPr>
+      <w:r>
+        <w:rPr>
+          <w:rFonts w:ascii="標楷體" w:eastAsia="標楷體" w:hAnsi="標楷體" w:cs="Arial" w:hint="eastAsia"/>
+          <w:bCs/>
+          <w:w w:val="75"/>
+          <w:sz w:val="26"/>
+          <w:szCs w:val="26"/>
+        </w:rPr>
+        <w:t>無限榮光和讚美攏歸救主人君，</w:t>
+      </w:r>
+    </w:p>
+    <w:p>
+      <w:pPr>
+        <w:kinsoku w:val="0"/>
+        <w:snapToGrid w:val="0"/>
+        <w:spacing w:line="300" w:lineRule="exact"/>
+        <w:ind w:leftChars="-59" w:left="-142"/>
+        <w:jc w:val="both"/>
+        <w:rPr>
+          <w:rFonts w:ascii="標楷體" w:eastAsia="標楷體" w:hAnsi="標楷體" w:cs="Arial"/>
+          <w:bCs/>
+          <w:w w:val="75"/>
+          <w:sz w:val="26"/>
+          <w:szCs w:val="26"/>
+        </w:rPr>
+      </w:pPr>
+      <w:r>
+        <w:rPr>
+          <w:rFonts w:ascii="標楷體" w:eastAsia="標楷體" w:hAnsi="標楷體" w:cs="Arial" w:hint="eastAsia"/>
+          <w:bCs/>
+          <w:w w:val="75"/>
+          <w:sz w:val="26"/>
+          <w:szCs w:val="26"/>
+        </w:rPr>
+        <w:t>和散那的歌響亮出自小子嘴唇，</w:t>
+      </w:r>
+    </w:p>
+    <w:p>
+      <w:pPr>
+        <w:kinsoku w:val="0"/>
+        <w:snapToGrid w:val="0"/>
+        <w:spacing w:line="300" w:lineRule="exact"/>
+        <w:ind w:leftChars="-59" w:left="-142"/>
+        <w:jc w:val="both"/>
+        <w:rPr>
+          <w:rFonts w:ascii="標楷體" w:eastAsia="標楷體" w:hAnsi="標楷體" w:cs="Arial" w:hint="eastAsia"/>
+          <w:bCs/>
+          <w:w w:val="75"/>
+          <w:sz w:val="26"/>
+          <w:szCs w:val="26"/>
+        </w:rPr>
+      </w:pPr>
+      <w:r>
+        <w:rPr>
+          <w:rFonts w:ascii="標楷體" w:eastAsia="標楷體" w:hAnsi="標楷體" w:cs="Arial" w:hint="eastAsia"/>
+          <w:bCs/>
+          <w:w w:val="75"/>
+          <w:sz w:val="26"/>
+          <w:szCs w:val="26"/>
+        </w:rPr>
+        <w:t>大闢王家的後裔，以色列的人君，</w:t>
+      </w:r>
+    </w:p>
+    <w:p>
+      <w:pPr>
+        <w:kinsoku w:val="0"/>
+        <w:snapToGrid w:val="0"/>
+        <w:spacing w:line="300" w:lineRule="exact"/>
+        <w:ind w:leftChars="-59" w:left="-142"/>
+        <w:jc w:val="both"/>
+        <w:rPr>
+          <w:rFonts w:ascii="標楷體" w:eastAsia="標楷體" w:hAnsi="標楷體" w:cs="Arial" w:hint="eastAsia"/>
+          <w:bCs/>
+          <w:w w:val="75"/>
+          <w:sz w:val="26"/>
+          <w:szCs w:val="26"/>
+        </w:rPr>
+      </w:pPr>
+      <w:r>
+        <w:rPr>
+          <w:rFonts w:ascii="標楷體" w:eastAsia="標楷體" w:hAnsi="標楷體" w:cs="Arial" w:hint="eastAsia"/>
+          <w:bCs/>
+          <w:w w:val="75"/>
+          <w:sz w:val="26"/>
+          <w:szCs w:val="26"/>
+        </w:rPr>
+        <w:t>奉父聖名來降生，萬人應該敬尊。</w:t>
+      </w:r>
+    </w:p>
+    <w:p>
+      <w:pPr>
+        <w:kinsoku w:val="0"/>
+        <w:snapToGrid w:val="0"/>
+        <w:spacing w:line="300" w:lineRule="exact"/>
+        <w:ind w:leftChars="-59" w:left="-142"/>
+        <w:jc w:val="both"/>
+        <w:rPr>
+          <w:rFonts w:ascii="標楷體" w:eastAsia="標楷體" w:hAnsi="標楷體" w:cs="Arial"/>
+          <w:bCs/>
+          <w:w w:val="75"/>
+          <w:sz w:val="26"/>
+          <w:szCs w:val="26"/>
+        </w:rPr>
+      </w:pPr>
+      <w:r>
+        <w:rPr>
+          <w:rFonts w:ascii="標楷體" w:eastAsia="標楷體" w:hAnsi="標楷體" w:cs="Arial" w:hint="eastAsia"/>
+          <w:bCs/>
+          <w:w w:val="75"/>
+          <w:sz w:val="26"/>
+          <w:szCs w:val="26"/>
+        </w:rPr>
+        <w:t>「和散那歸至高的位」</w:t>
+      </w:r>
+    </w:p>
+    <w:p>
+      <w:pPr>
+        <w:kinsoku w:val="0"/>
+        <w:snapToGrid w:val="0"/>
+        <w:spacing w:line="300" w:lineRule="exact"/>
+        <w:ind w:leftChars="-59" w:left="-142"/>
+        <w:jc w:val="both"/>
+        <w:rPr>
+          <w:rFonts w:ascii="標楷體" w:eastAsia="標楷體" w:hAnsi="標楷體" w:cs="Arial" w:hint="eastAsia"/>
+          <w:bCs/>
+          <w:w w:val="75"/>
+          <w:sz w:val="26"/>
+          <w:szCs w:val="26"/>
+        </w:rPr>
+      </w:pPr>
+      <w:r>
+        <w:rPr>
+          <w:rFonts w:ascii="標楷體" w:eastAsia="標楷體" w:hAnsi="標楷體" w:cs="Arial" w:hint="eastAsia"/>
+          <w:bCs/>
+          <w:w w:val="75"/>
+          <w:sz w:val="26"/>
+          <w:szCs w:val="26"/>
+        </w:rPr>
+        <w:t>同吟古早歌詩；</w:t>
+      </w:r>
+    </w:p>
+    <w:p>
+      <w:pPr>
+        <w:kinsoku w:val="0"/>
+        <w:snapToGrid w:val="0"/>
+        <w:spacing w:line="300" w:lineRule="exact"/>
+        <w:ind w:leftChars="-59" w:left="-142"/>
+        <w:jc w:val="both"/>
+        <w:rPr>
+          <w:rFonts w:ascii="標楷體" w:eastAsia="標楷體" w:hAnsi="標楷體" w:cs="Arial"/>
+          <w:bCs/>
+          <w:w w:val="75"/>
+          <w:sz w:val="26"/>
+          <w:szCs w:val="26"/>
+        </w:rPr>
+      </w:pPr>
+      <w:r>
+        <w:rPr>
+          <w:rFonts w:ascii="標楷體" w:eastAsia="標楷體" w:hAnsi="標楷體" w:cs="Arial" w:hint="eastAsia"/>
+          <w:bCs/>
+          <w:w w:val="75"/>
+          <w:sz w:val="26"/>
+          <w:szCs w:val="26"/>
+        </w:rPr>
+        <w:t>基督是咱救贖的主</w:t>
+      </w:r>
+    </w:p>
+    <w:p>
+      <w:pPr>
+        <w:kinsoku w:val="0"/>
+        <w:snapToGrid w:val="0"/>
+        <w:spacing w:line="300" w:lineRule="exact"/>
+        <w:ind w:leftChars="-59" w:left="-142"/>
+        <w:jc w:val="both"/>
+        <w:rPr>
+          <w:rFonts w:ascii="標楷體" w:eastAsia="標楷體" w:hAnsi="標楷體" w:cs="Arial" w:hint="eastAsia"/>
+          <w:bCs/>
+          <w:w w:val="75"/>
+          <w:sz w:val="26"/>
+          <w:szCs w:val="26"/>
+        </w:rPr>
+      </w:pPr>
+      <w:r>
+        <w:rPr>
+          <w:rFonts w:ascii="標楷體" w:eastAsia="標楷體" w:hAnsi="標楷體" w:cs="Arial" w:hint="eastAsia"/>
+          <w:bCs/>
+          <w:w w:val="75"/>
+          <w:sz w:val="26"/>
+          <w:szCs w:val="26"/>
+        </w:rPr>
+        <w:t xml:space="preserve">　　</w:t>
+      </w:r>
+      <w:r>
+        <w:rPr>
+          <w:rFonts w:ascii="標楷體" w:eastAsia="標楷體" w:hAnsi="標楷體" w:cs="Arial" w:hint="eastAsia"/>
+          <w:bCs/>
+          <w:w w:val="75"/>
+          <w:sz w:val="26"/>
+          <w:szCs w:val="26"/>
+        </w:rPr>
+        <w:t>屬天君王是祂。</w:t>
+      </w:r>
+    </w:p>
+    <w:p>
+      <w:pPr>
+        <w:kinsoku w:val="0"/>
+        <w:snapToGrid w:val="0"/>
+        <w:spacing w:line="300" w:lineRule="exact"/>
+        <w:ind w:leftChars="-59" w:left="-142"/>
+        <w:jc w:val="both"/>
+        <w:rPr>
+          <w:rFonts w:ascii="標楷體" w:eastAsia="標楷體" w:hAnsi="標楷體" w:cs="Arial" w:hint="eastAsia"/>
+          <w:bCs/>
+          <w:w w:val="75"/>
+          <w:sz w:val="26"/>
+          <w:szCs w:val="26"/>
+        </w:rPr>
+      </w:pPr>
+      <w:r>
+        <w:rPr>
+          <w:rFonts w:ascii="標楷體" w:eastAsia="標楷體" w:hAnsi="標楷體" w:cs="Arial" w:hint="eastAsia"/>
+          <w:bCs/>
+          <w:w w:val="75"/>
+          <w:sz w:val="26"/>
+          <w:szCs w:val="26"/>
+        </w:rPr>
+        <w:t>大家齊聲讚美祂用盡心神稱頌，</w:t>
+      </w:r>
+    </w:p>
+    <w:p>
+      <w:pPr>
+        <w:kinsoku w:val="0"/>
+        <w:snapToGrid w:val="0"/>
+        <w:spacing w:line="300" w:lineRule="exact"/>
+        <w:ind w:leftChars="-59" w:left="-142"/>
+        <w:jc w:val="both"/>
+        <w:rPr>
+          <w:rFonts w:ascii="標楷體" w:eastAsia="標楷體" w:hAnsi="標楷體" w:cs="Arial"/>
+          <w:bCs/>
+          <w:w w:val="75"/>
+          <w:sz w:val="26"/>
+          <w:szCs w:val="26"/>
+        </w:rPr>
+      </w:pPr>
+      <w:r>
+        <w:rPr>
+          <w:rFonts w:ascii="標楷體" w:eastAsia="標楷體" w:hAnsi="標楷體" w:cs="Arial" w:hint="eastAsia"/>
+          <w:bCs/>
+          <w:w w:val="75"/>
+          <w:sz w:val="26"/>
+          <w:szCs w:val="26"/>
+        </w:rPr>
+        <w:t>與主</w:t>
+      </w:r>
+      <w:bookmarkStart w:id="6" w:name="_GoBack"/>
+      <w:bookmarkEnd w:id="6"/>
+      <w:r>
+        <w:rPr>
+          <w:rFonts w:ascii="標楷體" w:eastAsia="標楷體" w:hAnsi="標楷體" w:cs="Arial" w:hint="eastAsia"/>
+          <w:bCs/>
+          <w:w w:val="75"/>
+          <w:sz w:val="26"/>
+          <w:szCs w:val="26"/>
+        </w:rPr>
+        <w:t>同居福氣所在</w:t>
+      </w:r>
+    </w:p>
+    <w:p>
+      <w:pPr>
+        <w:kinsoku w:val="0"/>
+        <w:snapToGrid w:val="0"/>
+        <w:spacing w:line="300" w:lineRule="exact"/>
+        <w:ind w:leftChars="-59" w:left="-142"/>
+        <w:jc w:val="both"/>
         <w:rPr>
           <w:rFonts w:ascii="標楷體" w:eastAsia="標楷體" w:hAnsi="標楷體" w:cs="Arial"/>
           <w:bCs/>
@@ -3198,9 +3940,30 @@
           <w:szCs w:val="26"/>
         </w:rPr>
       </w:pPr>
+      <w:r>
+        <w:rPr>
+          <w:rFonts w:ascii="標楷體" w:eastAsia="標楷體" w:hAnsi="標楷體" w:cs="Arial" w:hint="eastAsia"/>
+          <w:bCs/>
+          <w:w w:val="75"/>
+          <w:sz w:val="26"/>
+          <w:szCs w:val="26"/>
+        </w:rPr>
+        <w:t xml:space="preserve">　　</w:t>
+      </w:r>
+      <w:r>
+        <w:rPr>
+          <w:rFonts w:ascii="標楷體" w:eastAsia="標楷體" w:hAnsi="標楷體" w:cs="Arial" w:hint="eastAsia"/>
+          <w:bCs/>
+          <w:w w:val="75"/>
+          <w:sz w:val="26"/>
+          <w:szCs w:val="26"/>
+        </w:rPr>
+        <w:t>永遠歡喜快樂！</w:t>
+      </w:r>
     </w:p>
     <w:p>
       <w:pPr>
+        <w:kinsoku w:val="0"/>
         <w:snapToGrid w:val="0"/>
         <w:spacing w:line="300" w:lineRule="exact"/>
         <w:rPr>
@@ -3224,6 +3987,7 @@
       <w:r>
         <w:rPr>
           <w:noProof/>
+          <w:lang w:bidi="he-IL"/>
         </w:rPr>
         <mc:AlternateContent>
           <mc:Choice Requires="wpg">
@@ -3385,7 +4149,7 @@
           </mc:Choice>
           <mc:Fallback>
             <w:pict>
-              <v:group w14:anchorId="789743EB" id="群組 21" o:spid="_x0000_s1026" style="position:absolute;margin-left:538.15pt;margin-top:28.9pt;width:134.65pt;height:261.65pt;z-index:251663872;mso-position-horizontal-relative:page;mso-position-vertical-relative:page;mso-width-relative:margin;mso-height-relative:margin" coordsize="17094,33223" o:gfxdata="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">
+              <v:group w14:anchorId="789743EB" id="群組 21" o:spid="_x0000_s1026" style="position:absolute;margin-left:538.15pt;margin-top:28.9pt;width:134.65pt;height:261.65pt;z-index:251663872;mso-position-horizontal-relative:page;mso-position-vertical-relative:page;mso-width-relative:margin;mso-height-relative:margin" coordsize="17094,33223" o:gfxdata="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">
                 <v:shapetype id="_x0000_t75" coordsize="21600,21600" o:spt="75" o:preferrelative="t" path="m@4@5l@4@11@9@11@9@5xe" filled="f" stroked="f">
                   <v:stroke joinstyle="miter"/>
                   <v:formulas>
@@ -3405,10 +4169,11 @@
                   <v:path o:extrusionok="f" gradientshapeok="t" o:connecttype="rect"/>
                   <o:lock v:ext="edit" aspectratio="t"/>
                 </v:shapetype>
-                <v:shape id="圖片 18" o:spid="_x0000_s1027" type="#_x0000_t75" style="position:absolute;left:-8065;top:8065;width:33223;height:17094;rotation:90;visibility:visible;mso-wrap-style:square" o:gfxdata="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">
+                <v:shape id="圖片 18" o:spid="_x0000_s1027" type="#_x0000_t75" style="position:absolute;left:-8065;top:8065;width:33223;height:17094;rotation:90;visibility:visible;mso-wrap-style:square" o:gfxdata="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">
                   <v:imagedata r:id="rId10" o:title=""/>
+                  <v:path arrowok="t"/>
                 </v:shape>
-                <v:roundrect id="圓角矩形 7" o:spid="_x0000_s1028" style="position:absolute;left:1666;top:2875;width:14086;height:28296;visibility:visible;mso-wrap-style:square;v-text-anchor:top" arcsize="3131f" o:gfxdata="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" filled="f" stroked="f" strokeweight="2.5pt">
+                <v:roundrect id="圓角矩形 7" o:spid="_x0000_s1028" style="position:absolute;left:1666;top:2875;width:14086;height:28296;visibility:visible;mso-wrap-style:square;v-text-anchor:top" arcsize="3131f" o:gfxdata="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" filled="f" stroked="f" strokeweight="2.5pt">
                   <v:stroke joinstyle="miter"/>
                   <v:textbox style="layout-flow:vertical-ideographic" inset="1mm,1mm,1mm,1mm">
                     <w:txbxContent>
@@ -3468,6 +4233,7 @@
       <w:r>
         <w:rPr>
           <w:noProof/>
+          <w:lang w:bidi="he-IL"/>
         </w:rPr>
         <w:drawing>
           <wp:anchor distT="0" distB="0" distL="114300" distR="114300" simplePos="0" relativeHeight="251659776" behindDoc="0" locked="0" layoutInCell="1" allowOverlap="1" wp14:anchorId="0030E694" wp14:editId="73D47BDE">
@@ -3528,6 +4294,7 @@
       <w:r>
         <w:rPr>
           <w:noProof/>
+          <w:lang w:bidi="he-IL"/>
         </w:rPr>
         <w:drawing>
           <wp:anchor distT="0" distB="0" distL="114300" distR="114300" simplePos="0" relativeHeight="251655680" behindDoc="0" locked="0" layoutInCell="1" allowOverlap="1" wp14:anchorId="7EAAEB92" wp14:editId="352781AB">
@@ -3608,6 +4375,7 @@
       <w:r>
         <w:rPr>
           <w:noProof/>
+          <w:lang w:bidi="he-IL"/>
         </w:rPr>
         <mc:AlternateContent>
           <mc:Choice Requires="wpg">
@@ -5412,12 +6180,12 @@
           </mc:Choice>
           <mc:Fallback>
             <w:pict>
-              <v:group w14:anchorId="5DF93223" id="群組 24" o:spid="_x0000_s1029" style="position:absolute;margin-left:533.85pt;margin-top:298.55pt;width:140.3pt;height:259.35pt;z-index:251661824;mso-position-horizontal-relative:page;mso-position-vertical-relative:page;mso-width-relative:margin;mso-height-relative:margin" coordsize="17818,32941" o:gfxdata="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">
+              <v:group w14:anchorId="5DF93223" id="群組 24" o:spid="_x0000_s1029" style="position:absolute;margin-left:533.85pt;margin-top:298.55pt;width:140.3pt;height:259.35pt;z-index:251661824;mso-position-horizontal-relative:page;mso-position-vertical-relative:page;mso-width-relative:margin;mso-height-relative:margin" coordsize="17818,32941" o:gfxdata="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">
                 <v:shapetype id="_x0000_t202" coordsize="21600,21600" o:spt="202" path="m,l,21600r21600,l21600,xe">
                   <v:stroke joinstyle="miter"/>
                   <v:path gradientshapeok="t" o:connecttype="rect"/>
                 </v:shapetype>
-                <v:shape id="_x0000_s1030" type="#_x0000_t202" style="position:absolute;left:351;top:293;width:17279;height:32590;visibility:visible;mso-wrap-style:square;v-text-anchor:top" o:gfxdata="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" stroked="f">
+                <v:shape id="_x0000_s1030" type="#_x0000_t202" style="position:absolute;left:351;top:293;width:17279;height:32590;visibility:visible;mso-wrap-style:square;v-text-anchor:top" o:gfxdata="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" stroked="f">
                   <v:textbox inset="0,0,0,0">
                     <w:txbxContent>
                       <w:p>
@@ -7107,7 +7875,7 @@
                     </w:txbxContent>
                   </v:textbox>
                 </v:shape>
-                <v:roundrect id="圓角矩形 5" o:spid="_x0000_s1031" style="position:absolute;width:17818;height:32941;visibility:visible;mso-wrap-style:square;v-text-anchor:middle" arcsize="2169f" o:gfxdata="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" filled="f" strokecolor="#5a5a5a [2109]" strokeweight="2.5pt">
+                <v:roundrect id="圓角矩形 5" o:spid="_x0000_s1031" style="position:absolute;width:17818;height:32941;visibility:visible;mso-wrap-style:square;v-text-anchor:middle" arcsize="2169f" o:gfxdata="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" filled="f" strokecolor="#5a5a5a [2109]" strokeweight="2.5pt">
                   <v:stroke joinstyle="miter"/>
                 </v:roundrect>
                 <w10:wrap anchorx="page" anchory="page"/>
@@ -7164,6 +7932,7 @@
         <w:rPr>
           <w:rFonts w:ascii="Barlow Condensed Medium" w:hAnsi="Barlow Condensed Medium"/>
           <w:noProof/>
+          <w:lang w:bidi="he-IL"/>
         </w:rPr>
         <mc:AlternateContent>
           <mc:Choice Requires="wpg">
@@ -8135,8 +8904,8 @@
           </mc:Choice>
           <mc:Fallback>
             <w:pict>
-              <v:group w14:anchorId="0AB0FEB2" id="群組 19" o:spid="_x0000_s1032" style="position:absolute;left:0;text-align:left;margin-left:534.4pt;margin-top:567.3pt;width:140.6pt;height:130.1pt;z-index:251651584;mso-position-horizontal-relative:page;mso-position-vertical-relative:page;mso-width-relative:margin;mso-height-relative:margin" coordorigin="108" coordsize="17868,16510" o:gfxdata="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">
-                <v:shape id="_x0000_s1033" type="#_x0000_t202" style="position:absolute;left:317;top:444;width:17634;height:15621;visibility:visible;mso-wrap-style:square;v-text-anchor:top" o:gfxdata="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" stroked="f">
+              <v:group w14:anchorId="0AB0FEB2" id="群組 19" o:spid="_x0000_s1032" style="position:absolute;left:0;text-align:left;margin-left:534.4pt;margin-top:567.3pt;width:140.6pt;height:130.1pt;z-index:251651584;mso-position-horizontal-relative:page;mso-position-vertical-relative:page;mso-width-relative:margin;mso-height-relative:margin" coordorigin="108" coordsize="17868,16510" o:gfxdata="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">
+                <v:shape id="_x0000_s1033" type="#_x0000_t202" style="position:absolute;left:317;top:444;width:17634;height:15621;visibility:visible;mso-wrap-style:square;v-text-anchor:top" o:gfxdata="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" stroked="f">
                   <v:textbox inset="0,0,0,0">
                     <w:txbxContent>
                       <w:p>
@@ -8993,7 +9762,7 @@
                     </w:txbxContent>
                   </v:textbox>
                 </v:shape>
-                <v:roundrect id="圓角矩形 25" o:spid="_x0000_s1034" style="position:absolute;left:108;width:17869;height:16510;visibility:visible;mso-wrap-style:square;v-text-anchor:middle" arcsize="4542f" o:gfxdata="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" filled="f" strokecolor="#5a5a5a [2109]" strokeweight="2.5pt">
+                <v:roundrect id="圓角矩形 25" o:spid="_x0000_s1034" style="position:absolute;left:108;width:17869;height:16510;visibility:visible;mso-wrap-style:square;v-text-anchor:middle" arcsize="4542f" o:gfxdata="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" filled="f" strokecolor="#5a5a5a [2109]" strokeweight="2.5pt">
                   <v:stroke joinstyle="miter"/>
                 </v:roundrect>
                 <w10:wrap anchorx="page" anchory="page"/>
@@ -9040,6 +9809,7 @@
         <w:rPr>
           <w:rFonts w:ascii="Barlow Condensed Medium" w:hAnsi="Barlow Condensed Medium"/>
           <w:noProof/>
+          <w:lang w:bidi="he-IL"/>
         </w:rPr>
         <mc:AlternateContent>
           <mc:Choice Requires="wps">
@@ -9161,7 +9931,7 @@
           </mc:Choice>
           <mc:Fallback>
             <w:pict>
-              <v:shape w14:anchorId="76BD7DFF" id="文字方塊 2" o:spid="_x0000_s1035" type="#_x0000_t202" style="position:absolute;margin-left:31.4pt;margin-top:-54.1pt;width:109.8pt;height:110.6pt;z-index:251666944;visibility:visible;mso-wrap-style:square;mso-width-percent:0;mso-height-percent:200;mso-wrap-distance-left:9pt;mso-wrap-distance-top:3.6pt;mso-wrap-distance-right:9pt;mso-wrap-distance-bottom:3.6pt;mso-position-horizontal:absolute;mso-position-horizontal-relative:text;mso-position-vertical:absolute;mso-position-vertical-relative:text;mso-width-percent:0;mso-height-percent:200;mso-width-relative:margin;mso-height-relative:margin;v-text-anchor:top" o:gfxdata="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" filled="f" stroked="f">
+              <v:shape w14:anchorId="76BD7DFF" id="文字方塊 2" o:spid="_x0000_s1035" type="#_x0000_t202" style="position:absolute;margin-left:31.4pt;margin-top:-54.1pt;width:109.8pt;height:110.6pt;z-index:251666944;visibility:visible;mso-wrap-style:square;mso-width-percent:0;mso-height-percent:200;mso-wrap-distance-left:9pt;mso-wrap-distance-top:3.6pt;mso-wrap-distance-right:9pt;mso-wrap-distance-bottom:3.6pt;mso-position-horizontal:absolute;mso-position-horizontal-relative:text;mso-position-vertical:absolute;mso-position-vertical-relative:text;mso-width-percent:0;mso-height-percent:200;mso-width-relative:margin;mso-height-relative:margin;v-text-anchor:top" o:gfxdata="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" filled="f" stroked="f">
                 <v:textbox style="mso-fit-shape-to-text:t" inset="1mm,1mm,1mm,1mm">
                   <w:txbxContent>
                     <w:p>
@@ -9262,6 +10032,7 @@
         <w:rPr>
           <w:rFonts w:ascii="Barlow Condensed Medium" w:hAnsi="Barlow Condensed Medium"/>
           <w:noProof/>
+          <w:lang w:bidi="he-IL"/>
         </w:rPr>
         <mc:AlternateContent>
           <mc:Choice Requires="wps">
@@ -9360,7 +10131,7 @@
           </mc:Choice>
           <mc:Fallback>
             <w:pict>
-              <v:roundrect w14:anchorId="4775AEF3" id="圓角矩形 12" o:spid="_x0000_s1036" style="position:absolute;margin-left:-.9pt;margin-top:16.35pt;width:49.3pt;height:15.45pt;z-index:251647488;visibility:visible;mso-wrap-style:square;mso-width-percent:0;mso-height-percent:0;mso-wrap-distance-left:9pt;mso-wrap-distance-top:0;mso-wrap-distance-right:9pt;mso-wrap-distance-bottom:0;mso-position-horizontal:absolute;mso-position-horizontal-relative:text;mso-position-vertical:absolute;mso-position-vertical-relative:text;mso-width-percent:0;mso-height-percent:0;mso-width-relative:margin;mso-height-relative:margin;v-text-anchor:middle" arcsize="10923f" o:gfxdata="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" fillcolor="#5a5a5a [2109]" stroked="f" strokeweight="1pt">
+              <v:roundrect w14:anchorId="4775AEF3" id="圓角矩形 12" o:spid="_x0000_s1036" style="position:absolute;margin-left:-.9pt;margin-top:16.35pt;width:49.3pt;height:15.45pt;z-index:251647488;visibility:visible;mso-wrap-style:square;mso-width-percent:0;mso-height-percent:0;mso-wrap-distance-left:9pt;mso-wrap-distance-top:0;mso-wrap-distance-right:9pt;mso-wrap-distance-bottom:0;mso-position-horizontal:absolute;mso-position-horizontal-relative:text;mso-position-vertical:absolute;mso-position-vertical-relative:text;mso-width-percent:0;mso-height-percent:0;mso-width-relative:margin;mso-height-relative:margin;v-text-anchor:middle" arcsize="10923f" o:gfxdata="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" fillcolor="#5a5a5a [2109]" stroked="f" strokeweight="1pt">
                 <v:stroke joinstyle="miter"/>
                 <v:textbox inset=".5mm,0,.5mm,0">
                   <w:txbxContent>
@@ -9402,6 +10173,7 @@
         <w:rPr>
           <w:rFonts w:ascii="Barlow Condensed Medium" w:hAnsi="Barlow Condensed Medium"/>
           <w:noProof/>
+          <w:lang w:bidi="he-IL"/>
         </w:rPr>
         <mc:AlternateContent>
           <mc:Choice Requires="wps">
@@ -9500,7 +10272,7 @@
           </mc:Choice>
           <mc:Fallback>
             <w:pict>
-              <v:roundrect w14:anchorId="196DC3BF" id="圓角矩形 14" o:spid="_x0000_s1037" style="position:absolute;margin-left:-1.25pt;margin-top:16.7pt;width:83.6pt;height:15.3pt;z-index:251648512;visibility:visible;mso-wrap-style:square;mso-width-percent:0;mso-height-percent:0;mso-wrap-distance-left:9pt;mso-wrap-distance-top:0;mso-wrap-distance-right:9pt;mso-wrap-distance-bottom:0;mso-position-horizontal:absolute;mso-position-horizontal-relative:text;mso-position-vertical:absolute;mso-position-vertical-relative:text;mso-width-percent:0;mso-height-percent:0;mso-width-relative:margin;mso-height-relative:margin;v-text-anchor:middle" arcsize="10923f" o:gfxdata="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" fillcolor="#5a5a5a [2109]" stroked="f" strokeweight="1pt">
+              <v:roundrect w14:anchorId="196DC3BF" id="圓角矩形 14" o:spid="_x0000_s1037" style="position:absolute;margin-left:-1.25pt;margin-top:16.7pt;width:83.6pt;height:15.3pt;z-index:251648512;visibility:visible;mso-wrap-style:square;mso-width-percent:0;mso-height-percent:0;mso-wrap-distance-left:9pt;mso-wrap-distance-top:0;mso-wrap-distance-right:9pt;mso-wrap-distance-bottom:0;mso-position-horizontal:absolute;mso-position-horizontal-relative:text;mso-position-vertical:absolute;mso-position-vertical-relative:text;mso-width-percent:0;mso-height-percent:0;mso-width-relative:margin;mso-height-relative:margin;v-text-anchor:middle" arcsize="10923f" o:gfxdata="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" fillcolor="#5a5a5a [2109]" stroked="f" strokeweight="1pt">
                 <v:stroke joinstyle="miter"/>
                 <v:textbox inset=".5mm,0,.5mm,0">
                   <w:txbxContent>
@@ -9598,6 +10370,7 @@
         <w:rPr>
           <w:rFonts w:ascii="Barlow Condensed Medium" w:hAnsi="Barlow Condensed Medium"/>
           <w:noProof/>
+          <w:lang w:bidi="he-IL"/>
         </w:rPr>
         <mc:AlternateContent>
           <mc:Choice Requires="wps">
@@ -9696,7 +10469,7 @@
           </mc:Choice>
           <mc:Fallback>
             <w:pict>
-              <v:roundrect w14:anchorId="1A4DC044" id="圓角矩形 9" o:spid="_x0000_s1038" style="position:absolute;margin-left:-.6pt;margin-top:16.6pt;width:30.35pt;height:15.3pt;z-index:251649536;visibility:visible;mso-wrap-style:square;mso-width-percent:0;mso-height-percent:0;mso-wrap-distance-left:9pt;mso-wrap-distance-top:0;mso-wrap-distance-right:9pt;mso-wrap-distance-bottom:0;mso-position-horizontal:absolute;mso-position-horizontal-relative:text;mso-position-vertical:absolute;mso-position-vertical-relative:text;mso-width-percent:0;mso-height-percent:0;mso-width-relative:margin;mso-height-relative:margin;v-text-anchor:middle" arcsize="10923f" o:gfxdata="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" fillcolor="#5a5a5a [2109]" stroked="f" strokeweight="1pt">
+              <v:roundrect w14:anchorId="1A4DC044" id="圓角矩形 9" o:spid="_x0000_s1038" style="position:absolute;margin-left:-.6pt;margin-top:16.6pt;width:30.35pt;height:15.3pt;z-index:251649536;visibility:visible;mso-wrap-style:square;mso-width-percent:0;mso-height-percent:0;mso-wrap-distance-left:9pt;mso-wrap-distance-top:0;mso-wrap-distance-right:9pt;mso-wrap-distance-bottom:0;mso-position-horizontal:absolute;mso-position-horizontal-relative:text;mso-position-vertical:absolute;mso-position-vertical-relative:text;mso-width-percent:0;mso-height-percent:0;mso-width-relative:margin;mso-height-relative:margin;v-text-anchor:middle" arcsize="10923f" o:gfxdata="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" fillcolor="#5a5a5a [2109]" stroked="f" strokeweight="1pt">
                 <v:stroke joinstyle="miter"/>
                 <v:textbox inset=".5mm,0,.5mm,0">
                   <w:txbxContent>
@@ -9794,6 +10567,7 @@
         <w:rPr>
           <w:rFonts w:ascii="Barlow Condensed Medium" w:hAnsi="Barlow Condensed Medium"/>
           <w:noProof/>
+          <w:lang w:bidi="he-IL"/>
         </w:rPr>
         <w:drawing>
           <wp:anchor distT="0" distB="0" distL="114300" distR="114300" simplePos="0" relativeHeight="251654656" behindDoc="1" locked="0" layoutInCell="1" allowOverlap="1" wp14:anchorId="2AA2D55C" wp14:editId="4BA447FF">
@@ -9862,6 +10636,7 @@
         <w:rPr>
           <w:rFonts w:ascii="Barlow Condensed Medium" w:hAnsi="Barlow Condensed Medium"/>
           <w:noProof/>
+          <w:lang w:bidi="he-IL"/>
         </w:rPr>
         <mc:AlternateContent>
           <mc:Choice Requires="wps">
@@ -9960,7 +10735,7 @@
           </mc:Choice>
           <mc:Fallback>
             <w:pict>
-              <v:roundrect w14:anchorId="03BFD3A3" id="圓角矩形 13" o:spid="_x0000_s1039" style="position:absolute;margin-left:-.4pt;margin-top:16.65pt;width:49.3pt;height:15.3pt;z-index:251650560;visibility:visible;mso-wrap-style:square;mso-width-percent:0;mso-height-percent:0;mso-wrap-distance-left:9pt;mso-wrap-distance-top:0;mso-wrap-distance-right:9pt;mso-wrap-distance-bottom:0;mso-position-horizontal:absolute;mso-position-horizontal-relative:text;mso-position-vertical:absolute;mso-position-vertical-relative:text;mso-width-percent:0;mso-height-percent:0;mso-width-relative:margin;mso-height-relative:margin;v-text-anchor:middle" arcsize="10923f" o:gfxdata="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" fillcolor="#5a5a5a [2109]" stroked="f" strokeweight="1pt">
+              <v:roundrect w14:anchorId="03BFD3A3" id="圓角矩形 13" o:spid="_x0000_s1039" style="position:absolute;margin-left:-.4pt;margin-top:16.65pt;width:49.3pt;height:15.3pt;z-index:251650560;visibility:visible;mso-wrap-style:square;mso-width-percent:0;mso-height-percent:0;mso-wrap-distance-left:9pt;mso-wrap-distance-top:0;mso-wrap-distance-right:9pt;mso-wrap-distance-bottom:0;mso-position-horizontal:absolute;mso-position-horizontal-relative:text;mso-position-vertical:absolute;mso-position-vertical-relative:text;mso-width-percent:0;mso-height-percent:0;mso-width-relative:margin;mso-height-relative:margin;v-text-anchor:middle" arcsize="10923f" o:gfxdata="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" fillcolor="#5a5a5a [2109]" stroked="f" strokeweight="1pt">
                 <v:stroke joinstyle="miter"/>
                 <v:textbox inset=".5mm,0,.5mm,0">
                   <w:txbxContent>
@@ -10096,6 +10871,7 @@
           <w:rFonts w:ascii="Barlow Condensed Medium" w:eastAsia="華康儷中黑" w:hAnsi="Barlow Condensed Medium"/>
           <w:noProof/>
           <w:w w:val="80"/>
+          <w:lang w:bidi="he-IL"/>
         </w:rPr>
         <mc:AlternateContent>
           <mc:Choice Requires="wps">
@@ -10196,7 +10972,7 @@
           </mc:Choice>
           <mc:Fallback>
             <w:pict>
-              <v:shape w14:anchorId="77C1E33A" id="_x0000_s1040" type="#_x0000_t202" style="position:absolute;margin-left:107.25pt;margin-top:6.2pt;width:125.55pt;height:16.3pt;z-index:251665920;visibility:visible;mso-wrap-style:square;mso-width-percent:0;mso-height-percent:0;mso-wrap-distance-left:9pt;mso-wrap-distance-top:3.6pt;mso-wrap-distance-right:9pt;mso-wrap-distance-bottom:3.6pt;mso-position-horizontal:absolute;mso-position-horizontal-relative:text;mso-position-vertical:absolute;mso-position-vertical-relative:text;mso-width-percent:0;mso-height-percent:0;mso-width-relative:margin;mso-height-relative:margin;v-text-anchor:top" o:gfxdata="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" filled="f" stroked="f">
+              <v:shape w14:anchorId="77C1E33A" id="_x0000_s1040" type="#_x0000_t202" style="position:absolute;margin-left:107.25pt;margin-top:6.2pt;width:125.55pt;height:16.3pt;z-index:251665920;visibility:visible;mso-wrap-style:square;mso-width-percent:0;mso-height-percent:0;mso-wrap-distance-left:9pt;mso-wrap-distance-top:3.6pt;mso-wrap-distance-right:9pt;mso-wrap-distance-bottom:3.6pt;mso-position-horizontal:absolute;mso-position-horizontal-relative:text;mso-position-vertical:absolute;mso-position-vertical-relative:text;mso-width-percent:0;mso-height-percent:0;mso-width-relative:margin;mso-height-relative:margin;v-text-anchor:top" o:gfxdata="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" filled="f" stroked="f">
                 <v:textbox inset="0,0,0,0">
                   <w:txbxContent>
                     <w:p>
@@ -11053,6 +11829,7 @@
                 <w:color w:val="000000" w:themeColor="text1"/>
                 <w:sz w:val="18"/>
                 <w:szCs w:val="18"/>
+                <w:lang w:bidi="he-IL"/>
               </w:rPr>
               <mc:AlternateContent>
                 <mc:Choice Requires="wps">
@@ -11152,7 +11929,7 @@
                 </mc:Choice>
                 <mc:Fallback>
                   <w:pict>
-                    <v:rect w14:anchorId="343BC9BA" id="矩形 8" o:spid="_x0000_s1041" style="position:absolute;left:0;text-align:left;margin-left:-.7pt;margin-top:2.7pt;width:18.75pt;height:92.3pt;z-index:251662848;visibility:visible;mso-wrap-style:square;mso-width-percent:0;mso-height-percent:0;mso-wrap-distance-left:9pt;mso-wrap-distance-top:0;mso-wrap-distance-right:9pt;mso-wrap-distance-bottom:0;mso-position-horizontal:absolute;mso-position-horizontal-relative:text;mso-position-vertical:absolute;mso-position-vertical-relative:text;mso-width-percent:0;mso-height-percent:0;mso-width-relative:margin;mso-height-relative:margin;v-text-anchor:middle" o:gfxdata="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" fillcolor="#5a5a5a [2109]" stroked="f" strokeweight="1pt">
+                    <v:rect w14:anchorId="343BC9BA" id="矩形 8" o:spid="_x0000_s1041" style="position:absolute;left:0;text-align:left;margin-left:-.7pt;margin-top:2.7pt;width:18.75pt;height:92.3pt;z-index:251662848;visibility:visible;mso-wrap-style:square;mso-width-percent:0;mso-height-percent:0;mso-wrap-distance-left:9pt;mso-wrap-distance-top:0;mso-wrap-distance-right:9pt;mso-wrap-distance-bottom:0;mso-position-horizontal:absolute;mso-position-horizontal-relative:text;mso-position-vertical:absolute;mso-position-vertical-relative:text;mso-width-percent:0;mso-height-percent:0;mso-width-relative:margin;mso-height-relative:margin;v-text-anchor:middle" o:gfxdata="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" fillcolor="#5a5a5a [2109]" stroked="f" strokeweight="1pt">
                       <v:textbox style="layout-flow:vertical-ideographic" inset="1mm,1mm,1mm,1mm">
                         <w:txbxContent>
                           <w:p>
@@ -12115,6 +12892,7 @@
                 <w:color w:val="000000" w:themeColor="text1"/>
                 <w:sz w:val="18"/>
                 <w:szCs w:val="18"/>
+                <w:lang w:bidi="he-IL"/>
               </w:rPr>
               <mc:AlternateContent>
                 <mc:Choice Requires="wps">
@@ -12214,7 +12992,7 @@
                 </mc:Choice>
                 <mc:Fallback>
                   <w:pict>
-                    <v:rect w14:anchorId="363672F5" id="矩形 10" o:spid="_x0000_s1042" style="position:absolute;left:0;text-align:left;margin-left:-.7pt;margin-top:12.9pt;width:19.25pt;height:42.9pt;z-index:251658752;visibility:visible;mso-wrap-style:square;mso-width-percent:0;mso-height-percent:0;mso-wrap-distance-left:9pt;mso-wrap-distance-top:0;mso-wrap-distance-right:9pt;mso-wrap-distance-bottom:0;mso-position-horizontal:absolute;mso-position-horizontal-relative:text;mso-position-vertical:absolute;mso-position-vertical-relative:text;mso-width-percent:0;mso-height-percent:0;mso-width-relative:margin;mso-height-relative:margin;v-text-anchor:middle" o:gfxdata="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" fillcolor="#5a5a5a [2109]" stroked="f" strokeweight="1pt">
+                    <v:rect w14:anchorId="363672F5" id="矩形 10" o:spid="_x0000_s1042" style="position:absolute;left:0;text-align:left;margin-left:-.7pt;margin-top:12.9pt;width:19.25pt;height:42.9pt;z-index:251658752;visibility:visible;mso-wrap-style:square;mso-width-percent:0;mso-height-percent:0;mso-wrap-distance-left:9pt;mso-wrap-distance-top:0;mso-wrap-distance-right:9pt;mso-wrap-distance-bottom:0;mso-position-horizontal:absolute;mso-position-horizontal-relative:text;mso-position-vertical:absolute;mso-position-vertical-relative:text;mso-width-percent:0;mso-height-percent:0;mso-width-relative:margin;mso-height-relative:margin;v-text-anchor:middle" o:gfxdata="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" fillcolor="#5a5a5a [2109]" stroked="f" strokeweight="1pt">
                       <v:textbox style="layout-flow:vertical-ideographic" inset="1mm,1mm,1mm,1mm">
                         <w:txbxContent>
                           <w:p>
@@ -12871,6 +13649,7 @@
                 <w:color w:val="000000" w:themeColor="text1"/>
                 <w:sz w:val="18"/>
                 <w:szCs w:val="18"/>
+                <w:lang w:bidi="he-IL"/>
               </w:rPr>
               <mc:AlternateContent>
                 <mc:Choice Requires="wps">
@@ -12978,7 +13757,7 @@
                 </mc:Choice>
                 <mc:Fallback>
                   <w:pict>
-                    <v:rect w14:anchorId="4D37C684" id="矩形 11" o:spid="_x0000_s1043" style="position:absolute;left:0;text-align:left;margin-left:-.7pt;margin-top:1.65pt;width:19.25pt;height:111.25pt;z-index:251656704;visibility:visible;mso-wrap-style:square;mso-width-percent:0;mso-height-percent:0;mso-wrap-distance-left:9pt;mso-wrap-distance-top:0;mso-wrap-distance-right:9pt;mso-wrap-distance-bottom:0;mso-position-horizontal:absolute;mso-position-horizontal-relative:text;mso-position-vertical:absolute;mso-position-vertical-relative:text;mso-width-percent:0;mso-height-percent:0;mso-width-relative:margin;mso-height-relative:margin;v-text-anchor:middle" o:gfxdata="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" fillcolor="#5a5a5a [2109]" stroked="f" strokeweight="1pt">
+                    <v:rect w14:anchorId="4D37C684" id="矩形 11" o:spid="_x0000_s1043" style="position:absolute;left:0;text-align:left;margin-left:-.7pt;margin-top:1.65pt;width:19.25pt;height:111.25pt;z-index:251656704;visibility:visible;mso-wrap-style:square;mso-width-percent:0;mso-height-percent:0;mso-wrap-distance-left:9pt;mso-wrap-distance-top:0;mso-wrap-distance-right:9pt;mso-wrap-distance-bottom:0;mso-position-horizontal:absolute;mso-position-horizontal-relative:text;mso-position-vertical:absolute;mso-position-vertical-relative:text;mso-width-percent:0;mso-height-percent:0;mso-width-relative:margin;mso-height-relative:margin;v-text-anchor:middle" o:gfxdata="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" fillcolor="#5a5a5a [2109]" stroked="f" strokeweight="1pt">
                       <v:textbox style="layout-flow:vertical-ideographic" inset="1mm,1mm,1mm,1mm">
                         <w:txbxContent>
                           <w:p>
@@ -14672,6 +15451,7 @@
         <w:rPr>
           <w:rFonts w:ascii="Bahnschrift SemiBold Condensed" w:eastAsia="華康細黑體" w:hAnsi="Bahnschrift SemiBold Condensed"/>
           <w:noProof/>
+          <w:lang w:bidi="he-IL"/>
         </w:rPr>
         <mc:AlternateContent>
           <mc:Choice Requires="wps">
@@ -14734,7 +15514,7 @@
           </mc:Choice>
           <mc:Fallback>
             <w:pict>
-              <v:line w14:anchorId="40A8C216" id="直線接點 2" o:spid="_x0000_s1026" style="position:absolute;z-index:251653632;visibility:visible;mso-wrap-style:square;mso-height-percent:0;mso-wrap-distance-left:9pt;mso-wrap-distance-top:0;mso-wrap-distance-right:9pt;mso-wrap-distance-bottom:0;mso-position-horizontal:absolute;mso-position-horizontal-relative:page;mso-position-vertical:absolute;mso-position-vertical-relative:page;mso-height-percent:0;mso-height-relative:margin" from="687.75pt,19.85pt" to="687.75pt,709.8pt" o:gfxdata="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" strokecolor="black [3213]" strokeweight=".5pt">
+              <v:line w14:anchorId="70C3F3D3" id="直線接點 2" o:spid="_x0000_s1026" style="position:absolute;z-index:251653632;visibility:visible;mso-wrap-style:square;mso-height-percent:0;mso-wrap-distance-left:9pt;mso-wrap-distance-top:0;mso-wrap-distance-right:9pt;mso-wrap-distance-bottom:0;mso-position-horizontal:absolute;mso-position-horizontal-relative:page;mso-position-vertical:absolute;mso-position-vertical-relative:page;mso-height-percent:0;mso-height-relative:margin" from="687.75pt,19.85pt" to="687.75pt,709.8pt" o:gfxdata="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" strokecolor="black [3213]" strokeweight=".5pt">
                 <v:stroke dashstyle="3 1" joinstyle="miter"/>
                 <w10:wrap anchorx="page" anchory="page"/>
               </v:line>
@@ -15659,7 +16439,7 @@
                 <w:rFonts w:ascii="Barlow Condensed Medium" w:eastAsia="標楷體" w:hAnsi="Barlow Condensed Medium" w:cstheme="minorHAnsi" w:hint="eastAsia"/>
                 <w:w w:val="80"/>
               </w:rPr>
-              <w:t>--</w:t>
+              <w:t>10</w:t>
             </w:r>
           </w:p>
         </w:tc>
@@ -15972,7 +16752,7 @@
                 <w:rFonts w:ascii="Barlow Condensed Medium" w:eastAsia="標楷體" w:hAnsi="Barlow Condensed Medium" w:cstheme="minorHAnsi" w:hint="eastAsia"/>
                 <w:w w:val="80"/>
               </w:rPr>
-              <w:t>65</w:t>
+              <w:t>71</w:t>
             </w:r>
           </w:p>
         </w:tc>
@@ -16528,7 +17308,7 @@
                 <w:rFonts w:ascii="Barlow Condensed Medium" w:eastAsia="標楷體" w:hAnsi="Barlow Condensed Medium" w:cstheme="minorHAnsi" w:hint="eastAsia"/>
                 <w:w w:val="80"/>
               </w:rPr>
-              <w:t>8</w:t>
+              <w:t>9</w:t>
             </w:r>
           </w:p>
         </w:tc>
@@ -16811,7 +17591,7 @@
                 <w:rFonts w:ascii="Barlow Condensed Medium" w:eastAsia="標楷體" w:hAnsi="Barlow Condensed Medium" w:cstheme="minorHAnsi" w:hint="eastAsia"/>
                 <w:w w:val="80"/>
               </w:rPr>
-              <w:t>--</w:t>
+              <w:t>5</w:t>
             </w:r>
           </w:p>
         </w:tc>
@@ -17088,7 +17868,7 @@
                 <w:rFonts w:ascii="Barlow Condensed Medium" w:eastAsia="標楷體" w:hAnsi="Barlow Condensed Medium" w:cstheme="minorHAnsi" w:hint="eastAsia"/>
                 <w:w w:val="80"/>
               </w:rPr>
-              <w:t>17</w:t>
+              <w:t>--</w:t>
             </w:r>
           </w:p>
         </w:tc>
@@ -17358,7 +18138,7 @@
                 <w:rFonts w:ascii="Barlow Condensed Medium" w:eastAsia="標楷體" w:hAnsi="Barlow Condensed Medium" w:cstheme="minorHAnsi" w:hint="eastAsia"/>
                 <w:w w:val="80"/>
               </w:rPr>
-              <w:t>17</w:t>
+              <w:t>18</w:t>
             </w:r>
           </w:p>
         </w:tc>
@@ -17625,7 +18405,7 @@
               <w:rPr>
                 <w:rFonts w:ascii="標楷體" w:eastAsia="標楷體" w:hAnsi="標楷體" w:hint="eastAsia"/>
               </w:rPr>
-              <w:t>張燕芬</w:t>
+              <w:t>邱惠玉</w:t>
             </w:r>
           </w:p>
         </w:tc>
@@ -17810,13 +18590,6 @@
                 <w:w w:val="80"/>
               </w:rPr>
             </w:pPr>
-            <w:r>
-              <w:rPr>
-                <w:rFonts w:ascii="Barlow Condensed Medium" w:eastAsia="標楷體" w:hAnsi="Barlow Condensed Medium" w:cstheme="minorHAnsi" w:hint="eastAsia"/>
-                <w:w w:val="80"/>
-              </w:rPr>
-              <w:t>5</w:t>
-            </w:r>
           </w:p>
         </w:tc>
         <w:tc>
@@ -18206,7 +18979,8 @@
             </w:pPr>
             <w:r>
               <w:rPr>
-                <w:rFonts w:ascii="標楷體" w:eastAsia="標楷體" w:hAnsi="標楷體" w:hint="eastAsia"/>
+                <w:rFonts w:ascii="標楷體" w:eastAsia="標楷體" w:hAnsi="標楷體" w:cs="華康儷楷書" w:hint="eastAsia"/>
+                <w:szCs w:val="24"/>
               </w:rPr>
               <w:t>劉容榕</w:t>
             </w:r>
@@ -18479,7 +19253,7 @@
               <w:rPr>
                 <w:rFonts w:ascii="標楷體" w:eastAsia="標楷體" w:hAnsi="標楷體" w:hint="eastAsia"/>
               </w:rPr>
-              <w:t>張燕芬</w:t>
+              <w:t>楊崇隆</w:t>
             </w:r>
           </w:p>
         </w:tc>
@@ -18953,7 +19727,7 @@
                 <w:rFonts w:ascii="Barlow Condensed Medium" w:eastAsia="標楷體" w:hAnsi="Barlow Condensed Medium" w:cstheme="minorHAnsi" w:hint="eastAsia"/>
                 <w:w w:val="80"/>
               </w:rPr>
-              <w:t>--</w:t>
+              <w:t>15</w:t>
             </w:r>
           </w:p>
         </w:tc>
@@ -19233,7 +20007,7 @@
                 <w:rFonts w:ascii="Barlow Condensed Medium" w:eastAsia="標楷體" w:hAnsi="Barlow Condensed Medium" w:cstheme="minorHAnsi" w:hint="eastAsia"/>
                 <w:w w:val="80"/>
               </w:rPr>
-              <w:t>13</w:t>
+              <w:t>--</w:t>
             </w:r>
           </w:p>
         </w:tc>
@@ -20218,7 +20992,7 @@
                 <w:rFonts w:ascii="標楷體" w:eastAsia="標楷體" w:hAnsi="標楷體" w:cs="華康儷楷書" w:hint="eastAsia"/>
                 <w:szCs w:val="24"/>
               </w:rPr>
-              <w:t>孫翠璘</w:t>
+              <w:t>葉文蒂</w:t>
             </w:r>
           </w:p>
         </w:tc>
@@ -20333,7 +21107,7 @@
                 <w:rFonts w:ascii="Barlow Condensed Medium" w:eastAsia="標楷體" w:hAnsi="Barlow Condensed Medium" w:cs="華康儷楷書" w:hint="eastAsia"/>
                 <w:szCs w:val="24"/>
               </w:rPr>
-              <w:t>机忠三</w:t>
+              <w:t>黃明憲</w:t>
             </w:r>
           </w:p>
         </w:tc>
@@ -20574,7 +21348,6 @@
                 <w:rFonts w:ascii="Barlow Condensed Medium" w:eastAsia="華康中黑體" w:hAnsi="Barlow Condensed Medium" w:cs="Times New Roman"/>
                 <w:w w:val="80"/>
                 <w:szCs w:val="24"/>
-                <w:highlight w:val="yellow"/>
               </w:rPr>
             </w:pPr>
             <w:r>
@@ -20582,7 +21355,6 @@
                 <w:rFonts w:ascii="Barlow Condensed Medium" w:eastAsia="華康中黑體" w:hAnsi="Barlow Condensed Medium" w:cstheme="minorHAnsi"/>
                 <w:w w:val="80"/>
                 <w:szCs w:val="24"/>
-                <w:highlight w:val="yellow"/>
               </w:rPr>
               <w:sym w:font="Wingdings 2" w:char="F0AE"/>
             </w:r>
@@ -20591,7 +21363,6 @@
                 <w:rFonts w:ascii="Barlow Condensed Medium" w:eastAsia="華康中黑體" w:hAnsi="Barlow Condensed Medium" w:cstheme="minorHAnsi"/>
                 <w:w w:val="80"/>
                 <w:szCs w:val="24"/>
-                <w:highlight w:val="yellow"/>
               </w:rPr>
               <w:t>華語</w:t>
             </w:r>
@@ -20600,7 +21371,6 @@
                 <w:rFonts w:ascii="Barlow Condensed Medium" w:eastAsia="華康中黑體" w:hAnsi="Barlow Condensed Medium" w:cs="Times New Roman"/>
                 <w:w w:val="80"/>
                 <w:szCs w:val="24"/>
-                <w:highlight w:val="yellow"/>
               </w:rPr>
               <w:t>禮拜奉獻</w:t>
             </w:r>
@@ -20609,7 +21379,6 @@
                 <w:rFonts w:ascii="Barlow Condensed Medium" w:eastAsia="華康中黑體" w:hAnsi="Barlow Condensed Medium" w:cs="Times New Roman"/>
                 <w:w w:val="80"/>
                 <w:szCs w:val="24"/>
-                <w:highlight w:val="yellow"/>
               </w:rPr>
               <w:t>:</w:t>
             </w:r>
@@ -20631,7 +21400,6 @@
                 <w:rFonts w:ascii="Barlow Condensed Medium" w:eastAsia="華康中黑體" w:hAnsi="Barlow Condensed Medium" w:cs="Times New Roman"/>
                 <w:w w:val="80"/>
                 <w:szCs w:val="24"/>
-                <w:highlight w:val="yellow"/>
               </w:rPr>
             </w:pPr>
             <w:r>
@@ -20639,7 +21407,6 @@
                 <w:rFonts w:ascii="Barlow Condensed Medium" w:eastAsia="華康中黑體" w:hAnsi="Barlow Condensed Medium" w:cs="Times New Roman" w:hint="eastAsia"/>
                 <w:w w:val="80"/>
                 <w:szCs w:val="24"/>
-                <w:highlight w:val="yellow"/>
               </w:rPr>
               <w:t xml:space="preserve"> </w:t>
             </w:r>
@@ -20663,7 +21430,6 @@
                 <w:rFonts w:ascii="Barlow Condensed Medium" w:eastAsia="華康中黑體" w:hAnsi="Barlow Condensed Medium" w:cs="Times New Roman"/>
                 <w:w w:val="80"/>
                 <w:szCs w:val="24"/>
-                <w:highlight w:val="yellow"/>
               </w:rPr>
             </w:pPr>
             <w:r>
@@ -20671,7 +21437,6 @@
                 <w:rFonts w:ascii="Barlow Condensed Medium" w:eastAsia="華康中黑體" w:hAnsi="Barlow Condensed Medium" w:cstheme="minorHAnsi"/>
                 <w:w w:val="80"/>
                 <w:szCs w:val="24"/>
-                <w:highlight w:val="yellow"/>
               </w:rPr>
               <w:sym w:font="Wingdings 2" w:char="F0AE"/>
             </w:r>
@@ -20680,7 +21445,6 @@
                 <w:rFonts w:ascii="Barlow Condensed Medium" w:eastAsia="華康中黑體" w:hAnsi="Barlow Condensed Medium" w:cstheme="minorHAnsi" w:hint="eastAsia"/>
                 <w:w w:val="80"/>
                 <w:szCs w:val="24"/>
-                <w:highlight w:val="yellow"/>
               </w:rPr>
               <w:t>台語禮拜奉</w:t>
             </w:r>
@@ -20689,7 +21453,6 @@
                 <w:rFonts w:ascii="Barlow Condensed Medium" w:eastAsia="華康中黑體" w:hAnsi="Barlow Condensed Medium" w:cs="Times New Roman"/>
                 <w:w w:val="80"/>
                 <w:szCs w:val="24"/>
-                <w:highlight w:val="yellow"/>
               </w:rPr>
               <w:t>獻</w:t>
             </w:r>
@@ -20698,7 +21461,6 @@
                 <w:rFonts w:ascii="Barlow Condensed Medium" w:eastAsia="華康中黑體" w:hAnsi="Barlow Condensed Medium" w:cs="Times New Roman"/>
                 <w:w w:val="80"/>
                 <w:szCs w:val="24"/>
-                <w:highlight w:val="yellow"/>
               </w:rPr>
               <w:t>:</w:t>
             </w:r>
@@ -20721,7 +21483,6 @@
                 <w:rFonts w:ascii="Barlow Condensed Medium" w:eastAsia="華康中黑體" w:hAnsi="Barlow Condensed Medium" w:cs="Times New Roman"/>
                 <w:w w:val="80"/>
                 <w:szCs w:val="24"/>
-                <w:highlight w:val="yellow"/>
               </w:rPr>
             </w:pPr>
             <w:r>
@@ -20729,7 +21490,6 @@
                 <w:rFonts w:ascii="Barlow Condensed Medium" w:eastAsia="華康中黑體" w:hAnsi="Barlow Condensed Medium" w:cs="Times New Roman"/>
                 <w:w w:val="80"/>
                 <w:szCs w:val="24"/>
-                <w:highlight w:val="yellow"/>
               </w:rPr>
               <w:t>6,200</w:t>
             </w:r>
@@ -20738,7 +21498,6 @@
                 <w:rFonts w:ascii="Barlow Condensed Medium" w:eastAsia="華康中黑體" w:hAnsi="Barlow Condensed Medium" w:cs="Times New Roman"/>
                 <w:w w:val="80"/>
                 <w:szCs w:val="24"/>
-                <w:highlight w:val="yellow"/>
               </w:rPr>
               <w:t>,360</w:t>
             </w:r>
@@ -20761,7 +21520,6 @@
                 <w:rFonts w:ascii="Barlow Condensed Medium" w:eastAsia="華康中黑體" w:hAnsi="Barlow Condensed Medium" w:cs="Times New Roman"/>
                 <w:w w:val="80"/>
                 <w:szCs w:val="24"/>
-                <w:highlight w:val="yellow"/>
               </w:rPr>
             </w:pPr>
           </w:p>
@@ -20784,7 +21542,6 @@
                 <w:rFonts w:ascii="Barlow Condensed Medium" w:eastAsia="華康中黑體" w:hAnsi="Barlow Condensed Medium" w:cs="Times New Roman"/>
                 <w:w w:val="80"/>
                 <w:szCs w:val="24"/>
-                <w:highlight w:val="yellow"/>
               </w:rPr>
             </w:pPr>
           </w:p>
@@ -20810,7 +21567,6 @@
                 <w:rFonts w:ascii="Barlow Condensed Medium" w:eastAsia="華康中黑體" w:hAnsi="Barlow Condensed Medium" w:cstheme="minorHAnsi"/>
                 <w:w w:val="80"/>
                 <w:szCs w:val="24"/>
-                <w:highlight w:val="yellow"/>
               </w:rPr>
             </w:pPr>
             <w:r>
@@ -20818,7 +21574,6 @@
                 <w:rFonts w:ascii="Barlow Condensed Medium" w:eastAsia="華康中黑體" w:hAnsi="Barlow Condensed Medium" w:cstheme="minorHAnsi"/>
                 <w:w w:val="80"/>
                 <w:szCs w:val="24"/>
-                <w:highlight w:val="yellow"/>
               </w:rPr>
               <w:sym w:font="Wingdings 2" w:char="F0AE"/>
             </w:r>
@@ -20827,7 +21582,6 @@
                 <w:rFonts w:ascii="Barlow Condensed Medium" w:eastAsia="華康中黑體" w:hAnsi="Barlow Condensed Medium" w:cstheme="minorHAnsi" w:hint="eastAsia"/>
                 <w:w w:val="80"/>
                 <w:szCs w:val="24"/>
-                <w:highlight w:val="yellow"/>
                 <w:lang w:eastAsia="zh-HK"/>
               </w:rPr>
               <w:t>月定</w:t>
@@ -20837,7 +21591,6 @@
                 <w:rFonts w:ascii="Barlow Condensed Medium" w:eastAsia="華康中黑體" w:hAnsi="Barlow Condensed Medium" w:cstheme="minorHAnsi"/>
                 <w:w w:val="80"/>
                 <w:szCs w:val="24"/>
-                <w:highlight w:val="yellow"/>
               </w:rPr>
               <w:t>奉獻</w:t>
             </w:r>
@@ -20846,7 +21599,6 @@
                 <w:rFonts w:ascii="Barlow Condensed Medium" w:eastAsia="華康中黑體" w:hAnsi="Barlow Condensed Medium" w:cstheme="minorHAnsi"/>
                 <w:w w:val="80"/>
                 <w:szCs w:val="24"/>
-                <w:highlight w:val="yellow"/>
               </w:rPr>
               <w:t>:</w:t>
             </w:r>
@@ -20869,7 +21621,6 @@
                 <w:rFonts w:ascii="Barlow Condensed Medium" w:eastAsia="標楷體" w:hAnsi="Barlow Condensed Medium" w:cstheme="minorHAnsi"/>
                 <w:w w:val="80"/>
                 <w:szCs w:val="24"/>
-                <w:highlight w:val="yellow"/>
               </w:rPr>
             </w:pPr>
             <w:r>
@@ -20877,7 +21628,6 @@
                 <w:rFonts w:ascii="Barlow Condensed Medium" w:eastAsia="標楷體" w:hAnsi="Barlow Condensed Medium" w:cstheme="minorHAnsi" w:hint="eastAsia"/>
                 <w:w w:val="80"/>
                 <w:szCs w:val="24"/>
-                <w:highlight w:val="yellow"/>
               </w:rPr>
               <w:t>33</w:t>
             </w:r>
@@ -20886,7 +21636,6 @@
                 <w:rFonts w:ascii="Barlow Condensed Medium" w:eastAsia="標楷體" w:hAnsi="Barlow Condensed Medium" w:cstheme="minorHAnsi" w:hint="eastAsia"/>
                 <w:w w:val="80"/>
                 <w:szCs w:val="24"/>
-                <w:highlight w:val="yellow"/>
                 <w:lang w:eastAsia="zh-HK"/>
               </w:rPr>
               <w:t>號</w:t>
@@ -20910,7 +21659,6 @@
                 <w:rFonts w:ascii="Barlow Condensed Medium" w:eastAsia="標楷體" w:hAnsi="Barlow Condensed Medium" w:cstheme="minorHAnsi"/>
                 <w:w w:val="80"/>
                 <w:szCs w:val="24"/>
-                <w:highlight w:val="yellow"/>
               </w:rPr>
             </w:pPr>
             <w:r>
@@ -20918,7 +21666,6 @@
                 <w:rFonts w:ascii="Barlow Condensed Medium" w:eastAsia="標楷體" w:hAnsi="Barlow Condensed Medium" w:cstheme="minorHAnsi"/>
                 <w:w w:val="80"/>
                 <w:szCs w:val="24"/>
-                <w:highlight w:val="yellow"/>
               </w:rPr>
               <w:t>1</w:t>
             </w:r>
@@ -20927,7 +21674,6 @@
                 <w:rFonts w:ascii="Barlow Condensed Medium" w:eastAsia="標楷體" w:hAnsi="Barlow Condensed Medium" w:cstheme="minorHAnsi"/>
                 <w:w w:val="80"/>
                 <w:szCs w:val="24"/>
-                <w:highlight w:val="yellow"/>
               </w:rPr>
               <w:t>,</w:t>
             </w:r>
@@ -20936,7 +21682,6 @@
                 <w:rFonts w:ascii="Barlow Condensed Medium" w:eastAsia="標楷體" w:hAnsi="Barlow Condensed Medium" w:cstheme="minorHAnsi"/>
                 <w:w w:val="80"/>
                 <w:szCs w:val="24"/>
-                <w:highlight w:val="yellow"/>
               </w:rPr>
               <w:t>0</w:t>
             </w:r>
@@ -20945,7 +21690,6 @@
                 <w:rFonts w:ascii="Barlow Condensed Medium" w:eastAsia="標楷體" w:hAnsi="Barlow Condensed Medium" w:cstheme="minorHAnsi"/>
                 <w:w w:val="80"/>
                 <w:szCs w:val="24"/>
-                <w:highlight w:val="yellow"/>
               </w:rPr>
               <w:t>00</w:t>
             </w:r>
@@ -20968,7 +21712,6 @@
                 <w:rFonts w:ascii="Barlow Condensed Medium" w:eastAsia="標楷體" w:hAnsi="Barlow Condensed Medium" w:cstheme="minorHAnsi"/>
                 <w:w w:val="80"/>
                 <w:szCs w:val="24"/>
-                <w:highlight w:val="yellow"/>
               </w:rPr>
             </w:pPr>
             <w:r>
@@ -20976,7 +21719,6 @@
                 <w:rFonts w:ascii="Barlow Condensed Medium" w:eastAsia="標楷體" w:hAnsi="Barlow Condensed Medium" w:cstheme="minorHAnsi" w:hint="eastAsia"/>
                 <w:w w:val="80"/>
                 <w:szCs w:val="24"/>
-                <w:highlight w:val="yellow"/>
               </w:rPr>
               <w:t>43</w:t>
             </w:r>
@@ -20985,7 +21727,6 @@
                 <w:rFonts w:ascii="Barlow Condensed Medium" w:eastAsia="標楷體" w:hAnsi="Barlow Condensed Medium" w:cstheme="minorHAnsi" w:hint="eastAsia"/>
                 <w:w w:val="80"/>
                 <w:szCs w:val="24"/>
-                <w:highlight w:val="yellow"/>
                 <w:lang w:eastAsia="zh-HK"/>
               </w:rPr>
               <w:t>號</w:t>
@@ -21009,7 +21750,6 @@
                 <w:rFonts w:ascii="Barlow Condensed Medium" w:eastAsia="標楷體" w:hAnsi="Barlow Condensed Medium" w:cstheme="minorHAnsi"/>
                 <w:w w:val="80"/>
                 <w:szCs w:val="24"/>
-                <w:highlight w:val="yellow"/>
               </w:rPr>
             </w:pPr>
             <w:r>
@@ -21017,7 +21757,6 @@
                 <w:rFonts w:ascii="Barlow Condensed Medium" w:eastAsia="標楷體" w:hAnsi="Barlow Condensed Medium" w:cstheme="minorHAnsi"/>
                 <w:w w:val="80"/>
                 <w:szCs w:val="24"/>
-                <w:highlight w:val="yellow"/>
               </w:rPr>
               <w:t>2,000</w:t>
             </w:r>
@@ -21041,7 +21780,6 @@
                 <w:rFonts w:ascii="Barlow Condensed Medium" w:eastAsia="標楷體" w:hAnsi="Barlow Condensed Medium" w:cstheme="minorHAnsi"/>
                 <w:w w:val="80"/>
                 <w:szCs w:val="24"/>
-                <w:highlight w:val="yellow"/>
               </w:rPr>
             </w:pPr>
             <w:r>
@@ -21049,7 +21787,6 @@
                 <w:rFonts w:ascii="Barlow Condensed Medium" w:eastAsia="標楷體" w:hAnsi="Barlow Condensed Medium" w:cstheme="minorHAnsi"/>
                 <w:w w:val="80"/>
                 <w:szCs w:val="24"/>
-                <w:highlight w:val="yellow"/>
               </w:rPr>
               <w:t>50</w:t>
             </w:r>
@@ -21058,7 +21795,6 @@
                 <w:rFonts w:ascii="Barlow Condensed Medium" w:eastAsia="標楷體" w:hAnsi="Barlow Condensed Medium" w:cstheme="minorHAnsi" w:hint="eastAsia"/>
                 <w:w w:val="80"/>
                 <w:szCs w:val="24"/>
-                <w:highlight w:val="yellow"/>
                 <w:lang w:eastAsia="zh-HK"/>
               </w:rPr>
               <w:t>號</w:t>
@@ -21081,7 +21817,6 @@
                 <w:rFonts w:ascii="Barlow Condensed Medium" w:eastAsia="標楷體" w:hAnsi="Barlow Condensed Medium" w:cstheme="minorHAnsi"/>
                 <w:w w:val="80"/>
                 <w:szCs w:val="24"/>
-                <w:highlight w:val="yellow"/>
               </w:rPr>
             </w:pPr>
             <w:r>
@@ -21089,7 +21824,6 @@
                 <w:rFonts w:ascii="Barlow Condensed Medium" w:eastAsia="標楷體" w:hAnsi="Barlow Condensed Medium" w:cstheme="minorHAnsi"/>
                 <w:w w:val="80"/>
                 <w:szCs w:val="24"/>
-                <w:highlight w:val="yellow"/>
               </w:rPr>
               <w:t>3,800</w:t>
             </w:r>
@@ -21116,7 +21850,6 @@
                 <w:rFonts w:ascii="Barlow Condensed Medium" w:eastAsia="華康中黑體" w:hAnsi="Barlow Condensed Medium" w:cstheme="minorHAnsi"/>
                 <w:w w:val="80"/>
                 <w:szCs w:val="24"/>
-                <w:highlight w:val="yellow"/>
               </w:rPr>
             </w:pPr>
           </w:p>
@@ -21138,7 +21871,6 @@
                 <w:rFonts w:ascii="Barlow Condensed Medium" w:eastAsia="標楷體" w:hAnsi="Barlow Condensed Medium" w:cstheme="minorHAnsi"/>
                 <w:w w:val="80"/>
                 <w:szCs w:val="24"/>
-                <w:highlight w:val="yellow"/>
               </w:rPr>
             </w:pPr>
           </w:p>
@@ -21160,7 +21892,6 @@
                 <w:rFonts w:ascii="Barlow Condensed Medium" w:eastAsia="標楷體" w:hAnsi="Barlow Condensed Medium" w:cstheme="minorHAnsi"/>
                 <w:w w:val="80"/>
                 <w:szCs w:val="24"/>
-                <w:highlight w:val="yellow"/>
               </w:rPr>
             </w:pPr>
           </w:p>
@@ -21182,7 +21913,6 @@
                 <w:rFonts w:ascii="Barlow Condensed Medium" w:eastAsia="標楷體" w:hAnsi="Barlow Condensed Medium" w:cstheme="minorHAnsi"/>
                 <w:w w:val="80"/>
                 <w:szCs w:val="24"/>
-                <w:highlight w:val="yellow"/>
               </w:rPr>
             </w:pPr>
           </w:p>
@@ -21204,7 +21934,6 @@
                 <w:rFonts w:ascii="Barlow Condensed Medium" w:eastAsia="標楷體" w:hAnsi="Barlow Condensed Medium" w:cstheme="minorHAnsi"/>
                 <w:w w:val="80"/>
                 <w:szCs w:val="24"/>
-                <w:highlight w:val="yellow"/>
               </w:rPr>
             </w:pPr>
           </w:p>
@@ -21227,7 +21956,6 @@
                 <w:rFonts w:ascii="Barlow Condensed Medium" w:eastAsia="標楷體" w:hAnsi="Barlow Condensed Medium" w:cstheme="minorHAnsi"/>
                 <w:w w:val="80"/>
                 <w:szCs w:val="24"/>
-                <w:highlight w:val="yellow"/>
               </w:rPr>
             </w:pPr>
           </w:p>
@@ -21248,7 +21976,6 @@
                 <w:rFonts w:ascii="Barlow Condensed Medium" w:eastAsia="標楷體" w:hAnsi="Barlow Condensed Medium" w:cstheme="minorHAnsi"/>
                 <w:w w:val="80"/>
                 <w:szCs w:val="24"/>
-                <w:highlight w:val="yellow"/>
               </w:rPr>
             </w:pPr>
           </w:p>
@@ -21274,7 +22001,6 @@
                 <w:rFonts w:ascii="Barlow Condensed Medium" w:eastAsia="華康中黑體" w:hAnsi="Barlow Condensed Medium" w:cstheme="minorHAnsi"/>
                 <w:w w:val="80"/>
                 <w:szCs w:val="24"/>
-                <w:highlight w:val="yellow"/>
               </w:rPr>
             </w:pPr>
             <w:r>
@@ -21282,7 +22008,6 @@
                 <w:rFonts w:ascii="Barlow Condensed Medium" w:eastAsia="華康中黑體" w:hAnsi="Barlow Condensed Medium" w:cstheme="minorHAnsi"/>
                 <w:w w:val="80"/>
                 <w:szCs w:val="24"/>
-                <w:highlight w:val="yellow"/>
               </w:rPr>
               <w:sym w:font="Wingdings 2" w:char="F0AE"/>
             </w:r>
@@ -21291,7 +22016,6 @@
                 <w:rFonts w:ascii="Barlow Condensed Medium" w:eastAsia="華康中黑體" w:hAnsi="Barlow Condensed Medium" w:cstheme="minorHAnsi" w:hint="eastAsia"/>
                 <w:w w:val="80"/>
                 <w:szCs w:val="24"/>
-                <w:highlight w:val="yellow"/>
                 <w:lang w:eastAsia="zh-HK"/>
               </w:rPr>
               <w:t>感恩</w:t>
@@ -21301,7 +22025,6 @@
                 <w:rFonts w:ascii="Barlow Condensed Medium" w:eastAsia="華康中黑體" w:hAnsi="Barlow Condensed Medium" w:cstheme="minorHAnsi"/>
                 <w:w w:val="80"/>
                 <w:szCs w:val="24"/>
-                <w:highlight w:val="yellow"/>
               </w:rPr>
               <w:t>奉獻</w:t>
             </w:r>
@@ -21310,7 +22033,6 @@
                 <w:rFonts w:ascii="Barlow Condensed Medium" w:eastAsia="華康中黑體" w:hAnsi="Barlow Condensed Medium" w:cstheme="minorHAnsi"/>
                 <w:w w:val="80"/>
                 <w:szCs w:val="24"/>
-                <w:highlight w:val="yellow"/>
               </w:rPr>
               <w:t>:</w:t>
             </w:r>
@@ -21333,7 +22055,6 @@
                 <w:rFonts w:ascii="Barlow Condensed Medium" w:eastAsia="標楷體" w:hAnsi="Barlow Condensed Medium" w:cstheme="minorHAnsi"/>
                 <w:w w:val="80"/>
                 <w:szCs w:val="24"/>
-                <w:highlight w:val="yellow"/>
               </w:rPr>
             </w:pPr>
             <w:r>
@@ -21341,7 +22062,6 @@
                 <w:rFonts w:ascii="Barlow Condensed Medium" w:eastAsia="標楷體" w:hAnsi="Barlow Condensed Medium" w:cstheme="minorHAnsi" w:hint="eastAsia"/>
                 <w:w w:val="80"/>
                 <w:szCs w:val="24"/>
-                <w:highlight w:val="yellow"/>
                 <w:lang w:eastAsia="zh-HK"/>
               </w:rPr>
               <w:t>21</w:t>
@@ -21351,7 +22071,6 @@
                 <w:rFonts w:ascii="Barlow Condensed Medium" w:eastAsia="標楷體" w:hAnsi="Barlow Condensed Medium" w:cstheme="minorHAnsi" w:hint="eastAsia"/>
                 <w:w w:val="80"/>
                 <w:szCs w:val="24"/>
-                <w:highlight w:val="yellow"/>
                 <w:lang w:eastAsia="zh-HK"/>
               </w:rPr>
               <w:t>號</w:t>
@@ -21375,7 +22094,6 @@
                 <w:rFonts w:ascii="Barlow Condensed Medium" w:eastAsia="標楷體" w:hAnsi="Barlow Condensed Medium" w:cstheme="minorHAnsi"/>
                 <w:w w:val="80"/>
                 <w:szCs w:val="24"/>
-                <w:highlight w:val="yellow"/>
               </w:rPr>
             </w:pPr>
             <w:r>
@@ -21383,7 +22101,6 @@
                 <w:rFonts w:ascii="Barlow Condensed Medium" w:eastAsia="標楷體" w:hAnsi="Barlow Condensed Medium" w:cstheme="minorHAnsi"/>
                 <w:w w:val="80"/>
                 <w:szCs w:val="24"/>
-                <w:highlight w:val="yellow"/>
               </w:rPr>
               <w:t>2,5</w:t>
             </w:r>
@@ -21392,7 +22109,6 @@
                 <w:rFonts w:ascii="Barlow Condensed Medium" w:eastAsia="標楷體" w:hAnsi="Barlow Condensed Medium" w:cstheme="minorHAnsi" w:hint="eastAsia"/>
                 <w:w w:val="80"/>
                 <w:szCs w:val="24"/>
-                <w:highlight w:val="yellow"/>
               </w:rPr>
               <w:t>00</w:t>
             </w:r>
@@ -21415,7 +22131,6 @@
                 <w:rFonts w:ascii="Barlow Condensed Medium" w:eastAsia="標楷體" w:hAnsi="Barlow Condensed Medium" w:cstheme="minorHAnsi"/>
                 <w:w w:val="80"/>
                 <w:szCs w:val="24"/>
-                <w:highlight w:val="yellow"/>
               </w:rPr>
             </w:pPr>
             <w:r>
@@ -21423,7 +22138,6 @@
                 <w:rFonts w:ascii="Barlow Condensed Medium" w:eastAsia="標楷體" w:hAnsi="Barlow Condensed Medium" w:cstheme="minorHAnsi" w:hint="eastAsia"/>
                 <w:w w:val="80"/>
                 <w:szCs w:val="24"/>
-                <w:highlight w:val="yellow"/>
                 <w:lang w:eastAsia="zh-HK"/>
               </w:rPr>
               <w:t>33</w:t>
@@ -21433,7 +22147,6 @@
                 <w:rFonts w:ascii="Barlow Condensed Medium" w:eastAsia="標楷體" w:hAnsi="Barlow Condensed Medium" w:cstheme="minorHAnsi" w:hint="eastAsia"/>
                 <w:w w:val="80"/>
                 <w:szCs w:val="24"/>
-                <w:highlight w:val="yellow"/>
                 <w:lang w:eastAsia="zh-HK"/>
               </w:rPr>
               <w:t>號</w:t>
@@ -21457,7 +22170,6 @@
                 <w:rFonts w:ascii="Barlow Condensed Medium" w:eastAsia="標楷體" w:hAnsi="Barlow Condensed Medium" w:cstheme="minorHAnsi"/>
                 <w:w w:val="80"/>
                 <w:szCs w:val="24"/>
-                <w:highlight w:val="yellow"/>
               </w:rPr>
             </w:pPr>
             <w:r>
@@ -21465,7 +22177,6 @@
                 <w:rFonts w:ascii="Barlow Condensed Medium" w:eastAsia="標楷體" w:hAnsi="Barlow Condensed Medium" w:cstheme="minorHAnsi"/>
                 <w:w w:val="80"/>
                 <w:szCs w:val="24"/>
-                <w:highlight w:val="yellow"/>
               </w:rPr>
               <w:t>1</w:t>
             </w:r>
@@ -21474,7 +22185,6 @@
                 <w:rFonts w:ascii="Barlow Condensed Medium" w:eastAsia="標楷體" w:hAnsi="Barlow Condensed Medium" w:cstheme="minorHAnsi"/>
                 <w:w w:val="80"/>
                 <w:szCs w:val="24"/>
-                <w:highlight w:val="yellow"/>
               </w:rPr>
               <w:t>,</w:t>
             </w:r>
@@ -21483,7 +22193,6 @@
                 <w:rFonts w:ascii="Barlow Condensed Medium" w:eastAsia="標楷體" w:hAnsi="Barlow Condensed Medium" w:cstheme="minorHAnsi" w:hint="eastAsia"/>
                 <w:w w:val="80"/>
                 <w:szCs w:val="24"/>
-                <w:highlight w:val="yellow"/>
               </w:rPr>
               <w:t>0</w:t>
             </w:r>
@@ -21492,7 +22201,6 @@
                 <w:rFonts w:ascii="Barlow Condensed Medium" w:eastAsia="標楷體" w:hAnsi="Barlow Condensed Medium" w:cstheme="minorHAnsi"/>
                 <w:w w:val="80"/>
                 <w:szCs w:val="24"/>
-                <w:highlight w:val="yellow"/>
               </w:rPr>
               <w:t>00</w:t>
             </w:r>
@@ -21516,7 +22224,6 @@
                 <w:rFonts w:ascii="Barlow Condensed Medium" w:eastAsia="標楷體" w:hAnsi="Barlow Condensed Medium" w:cstheme="minorHAnsi"/>
                 <w:w w:val="80"/>
                 <w:szCs w:val="24"/>
-                <w:highlight w:val="yellow"/>
               </w:rPr>
             </w:pPr>
           </w:p>
@@ -21537,7 +22244,6 @@
                 <w:rFonts w:ascii="Barlow Condensed Medium" w:eastAsia="標楷體" w:hAnsi="Barlow Condensed Medium" w:cstheme="minorHAnsi"/>
                 <w:w w:val="80"/>
                 <w:szCs w:val="24"/>
-                <w:highlight w:val="yellow"/>
               </w:rPr>
             </w:pPr>
           </w:p>
@@ -21563,7 +22269,6 @@
                 <w:rFonts w:ascii="Barlow Condensed Medium" w:eastAsia="華康中黑體" w:hAnsi="Barlow Condensed Medium" w:cstheme="minorHAnsi"/>
                 <w:w w:val="80"/>
                 <w:szCs w:val="24"/>
-                <w:highlight w:val="yellow"/>
               </w:rPr>
             </w:pPr>
           </w:p>
@@ -21585,7 +22290,6 @@
                 <w:rFonts w:ascii="Barlow Condensed Medium" w:eastAsia="標楷體" w:hAnsi="Barlow Condensed Medium" w:cstheme="minorHAnsi"/>
                 <w:w w:val="80"/>
                 <w:szCs w:val="24"/>
-                <w:highlight w:val="yellow"/>
               </w:rPr>
             </w:pPr>
           </w:p>
@@ -21607,7 +22311,6 @@
                 <w:rFonts w:ascii="Barlow Condensed Medium" w:eastAsia="標楷體" w:hAnsi="Barlow Condensed Medium" w:cstheme="minorHAnsi"/>
                 <w:w w:val="80"/>
                 <w:szCs w:val="24"/>
-                <w:highlight w:val="yellow"/>
               </w:rPr>
             </w:pPr>
           </w:p>
@@ -21629,7 +22332,6 @@
                 <w:rFonts w:ascii="Barlow Condensed Medium" w:eastAsia="標楷體" w:hAnsi="Barlow Condensed Medium" w:cstheme="minorHAnsi"/>
                 <w:w w:val="80"/>
                 <w:szCs w:val="24"/>
-                <w:highlight w:val="yellow"/>
               </w:rPr>
             </w:pPr>
           </w:p>
@@ -21651,7 +22353,6 @@
                 <w:rFonts w:ascii="Barlow Condensed Medium" w:eastAsia="標楷體" w:hAnsi="Barlow Condensed Medium" w:cstheme="minorHAnsi"/>
                 <w:w w:val="80"/>
                 <w:szCs w:val="24"/>
-                <w:highlight w:val="yellow"/>
               </w:rPr>
             </w:pPr>
           </w:p>
@@ -21674,7 +22375,6 @@
                 <w:rFonts w:ascii="Barlow Condensed Medium" w:eastAsia="標楷體" w:hAnsi="Barlow Condensed Medium" w:cstheme="minorHAnsi"/>
                 <w:w w:val="80"/>
                 <w:szCs w:val="24"/>
-                <w:highlight w:val="yellow"/>
               </w:rPr>
             </w:pPr>
           </w:p>
@@ -21695,7 +22395,6 @@
                 <w:rFonts w:ascii="Barlow Condensed Medium" w:eastAsia="標楷體" w:hAnsi="Barlow Condensed Medium" w:cstheme="minorHAnsi"/>
                 <w:w w:val="80"/>
                 <w:szCs w:val="24"/>
-                <w:highlight w:val="yellow"/>
               </w:rPr>
             </w:pPr>
           </w:p>
@@ -21721,7 +22420,6 @@
                 <w:rFonts w:ascii="Barlow Condensed Medium" w:eastAsia="華康中黑體" w:hAnsi="Barlow Condensed Medium" w:cstheme="minorHAnsi"/>
                 <w:w w:val="80"/>
                 <w:szCs w:val="24"/>
-                <w:highlight w:val="yellow"/>
               </w:rPr>
             </w:pPr>
             <w:r>
@@ -21729,7 +22427,6 @@
                 <w:rFonts w:ascii="Barlow Condensed Medium" w:eastAsia="華康中黑體" w:hAnsi="Barlow Condensed Medium" w:cstheme="minorHAnsi"/>
                 <w:w w:val="80"/>
                 <w:szCs w:val="24"/>
-                <w:highlight w:val="yellow"/>
               </w:rPr>
               <w:sym w:font="Wingdings 2" w:char="F0AE"/>
             </w:r>
@@ -21738,7 +22435,6 @@
                 <w:rFonts w:ascii="Barlow Condensed Medium" w:eastAsia="華康中黑體" w:hAnsi="Barlow Condensed Medium" w:cstheme="minorHAnsi" w:hint="eastAsia"/>
                 <w:w w:val="80"/>
                 <w:szCs w:val="24"/>
-                <w:highlight w:val="yellow"/>
                 <w:lang w:eastAsia="zh-HK"/>
               </w:rPr>
               <w:t>為</w:t>
@@ -21748,7 +22444,6 @@
                 <w:rFonts w:ascii="Barlow Condensed Medium" w:eastAsia="華康中黑體" w:hAnsi="Barlow Condensed Medium" w:cstheme="minorHAnsi" w:hint="eastAsia"/>
                 <w:w w:val="80"/>
                 <w:szCs w:val="24"/>
-                <w:highlight w:val="yellow"/>
                 <w:lang w:eastAsia="zh-HK"/>
               </w:rPr>
               <w:t>主日愛宴奉</w:t>
@@ -21758,7 +22453,6 @@
                 <w:rFonts w:ascii="Barlow Condensed Medium" w:eastAsia="華康中黑體" w:hAnsi="Barlow Condensed Medium" w:cstheme="minorHAnsi"/>
                 <w:w w:val="80"/>
                 <w:szCs w:val="24"/>
-                <w:highlight w:val="yellow"/>
               </w:rPr>
               <w:t>獻</w:t>
             </w:r>
@@ -21767,7 +22461,6 @@
                 <w:rFonts w:ascii="Barlow Condensed Medium" w:eastAsia="華康中黑體" w:hAnsi="Barlow Condensed Medium" w:cstheme="minorHAnsi"/>
                 <w:w w:val="80"/>
                 <w:szCs w:val="24"/>
-                <w:highlight w:val="yellow"/>
               </w:rPr>
               <w:t>:</w:t>
             </w:r>
@@ -21790,7 +22483,6 @@
                 <w:rFonts w:ascii="Barlow Condensed Medium" w:eastAsia="標楷體" w:hAnsi="Barlow Condensed Medium" w:cstheme="minorHAnsi"/>
                 <w:w w:val="80"/>
                 <w:szCs w:val="24"/>
-                <w:highlight w:val="yellow"/>
               </w:rPr>
             </w:pPr>
             <w:r>
@@ -21798,7 +22490,6 @@
                 <w:rFonts w:ascii="Barlow Condensed Medium" w:eastAsia="標楷體" w:hAnsi="Barlow Condensed Medium" w:cstheme="minorHAnsi" w:hint="eastAsia"/>
                 <w:w w:val="80"/>
                 <w:szCs w:val="24"/>
-                <w:highlight w:val="yellow"/>
                 <w:lang w:eastAsia="zh-HK"/>
               </w:rPr>
               <w:t>40</w:t>
@@ -21808,7 +22499,6 @@
                 <w:rFonts w:ascii="Barlow Condensed Medium" w:eastAsia="標楷體" w:hAnsi="Barlow Condensed Medium" w:cstheme="minorHAnsi" w:hint="eastAsia"/>
                 <w:w w:val="80"/>
                 <w:szCs w:val="24"/>
-                <w:highlight w:val="yellow"/>
                 <w:lang w:eastAsia="zh-HK"/>
               </w:rPr>
               <w:t>號</w:t>
@@ -21839,7 +22529,6 @@
                 <w:rFonts w:ascii="Barlow Condensed Medium" w:eastAsia="標楷體" w:hAnsi="Barlow Condensed Medium" w:cstheme="minorHAnsi"/>
                 <w:w w:val="80"/>
                 <w:szCs w:val="24"/>
-                <w:highlight w:val="yellow"/>
               </w:rPr>
               <w:t>1</w:t>
             </w:r>
@@ -21848,7 +22537,6 @@
                 <w:rFonts w:ascii="Barlow Condensed Medium" w:eastAsia="標楷體" w:hAnsi="Barlow Condensed Medium" w:cstheme="minorHAnsi"/>
                 <w:w w:val="80"/>
                 <w:szCs w:val="24"/>
-                <w:highlight w:val="yellow"/>
               </w:rPr>
               <w:t>,000</w:t>
             </w:r>
@@ -23451,7 +24139,7 @@
                 <w:sz w:val="20"/>
                 <w:szCs w:val="20"/>
               </w:rPr>
-              <w:t>2*(9)</w:t>
+              <w:t>7:9-8:14(8:12)</w:t>
             </w:r>
           </w:p>
         </w:tc>
@@ -23636,7 +24324,7 @@
                 <w:sz w:val="20"/>
                 <w:szCs w:val="20"/>
               </w:rPr>
-              <w:t>3*(14)</w:t>
+              <w:t>8:15-9:13(9:7)</w:t>
             </w:r>
           </w:p>
         </w:tc>
@@ -23812,7 +24500,7 @@
                 <w:sz w:val="20"/>
                 <w:szCs w:val="20"/>
               </w:rPr>
-              <w:t>4:1-28(28)</w:t>
+              <w:t>9:14-37(26)</w:t>
             </w:r>
           </w:p>
         </w:tc>
@@ -23988,7 +24676,7 @@
                 <w:sz w:val="20"/>
                 <w:szCs w:val="20"/>
               </w:rPr>
-              <w:t>4:29-5:7(4:43)</w:t>
+              <w:t>10:1-28(19)</w:t>
             </w:r>
           </w:p>
         </w:tc>
@@ -24164,7 +24852,7 @@
                 <w:sz w:val="20"/>
                 <w:szCs w:val="20"/>
               </w:rPr>
-              <w:t>5:8-27(26)</w:t>
+              <w:t>10:29-11*(11:17)</w:t>
             </w:r>
           </w:p>
         </w:tc>
@@ -24340,7 +25028,7 @@
                 <w:sz w:val="20"/>
                 <w:szCs w:val="20"/>
               </w:rPr>
-              <w:t>6:1-23(17)</w:t>
+              <w:t>12*(14-15)</w:t>
             </w:r>
           </w:p>
         </w:tc>
@@ -24516,7 +25204,7 @@
                 <w:sz w:val="20"/>
                 <w:szCs w:val="20"/>
               </w:rPr>
-              <w:t>6:24-7:8(7:2)</w:t>
+              <w:t>13*(14)</w:t>
             </w:r>
           </w:p>
         </w:tc>
@@ -24541,6 +25229,7 @@
           <w:w w:val="60"/>
           <w:sz w:val="26"/>
           <w:szCs w:val="26"/>
+          <w:lang w:bidi="he-IL"/>
         </w:rPr>
         <w:drawing>
           <wp:anchor distT="0" distB="0" distL="114300" distR="114300" simplePos="0" relativeHeight="251652096" behindDoc="1" locked="0" layoutInCell="1" allowOverlap="1" wp14:anchorId="433B7986" wp14:editId="39AC0942">
@@ -24911,7 +25600,6 @@
       <w:r>
         <w:rPr>
           <w:rFonts w:ascii="華康正顏楷體W7" w:eastAsia="華康正顏楷體W7" w:hAnsi="Bahnschrift SemiBold Condensed" w:cs="Calibri" w:hint="eastAsia"/>
-          <w:w w:val="80"/>
           <w:sz w:val="26"/>
           <w:szCs w:val="26"/>
         </w:rPr>
@@ -24920,16 +25608,14 @@
       <w:r>
         <w:rPr>
           <w:rFonts w:ascii="華康正顏楷體W7" w:eastAsia="華康正顏楷體W7" w:hAnsi="Bahnschrift SemiBold Condensed" w:cs="Calibri" w:hint="eastAsia"/>
-          <w:w w:val="80"/>
           <w:sz w:val="26"/>
           <w:szCs w:val="26"/>
         </w:rPr>
-        <w:t>雙倍地臨到我</w:t>
+        <w:t>以利沙的眼淚</w:t>
       </w:r>
       <w:r>
         <w:rPr>
           <w:rFonts w:ascii="華康正顏楷體W7" w:eastAsia="華康正顏楷體W7" w:hAnsi="Bahnschrift SemiBold Condensed" w:cs="Calibri" w:hint="eastAsia"/>
-          <w:w w:val="80"/>
           <w:sz w:val="26"/>
           <w:szCs w:val="26"/>
         </w:rPr>
@@ -24977,7 +25663,18 @@
           <w:sz w:val="26"/>
           <w:szCs w:val="26"/>
         </w:rPr>
-        <w:t>過去之後，以利亞對以利沙說：「我未曾被接去離開你，你要我為你做甚麼，只管求我。」以利沙說：「願感動你的靈加倍地感動我。」</w:t>
+        <w:t>哈薛說：「我主為甚麼哭？」回答說：「因為我知道你必苦害以色列人，用火焚燒他們的保障，用刀殺死他們的壯丁，摔死他們的嬰孩，剖開他們的孕婦。」</w:t>
+      </w:r>
+      <w:r>
+        <w:rPr>
+          <w:rFonts w:ascii="華康古印體" w:eastAsia="華康古印體" w:hAnsi="Barlow Condensed Medium" w:cs="Arial" w:hint="eastAsia"/>
+          <w:b/>
+          <w:bCs/>
+          <w:w w:val="70"/>
+          <w:sz w:val="26"/>
+          <w:szCs w:val="26"/>
+        </w:rPr>
+        <w:t>」</w:t>
       </w:r>
       <w:r>
         <w:rPr>
@@ -25017,7 +25714,7 @@
           <w:sz w:val="26"/>
           <w:szCs w:val="26"/>
         </w:rPr>
-        <w:t>2:9</w:t>
+        <w:t>8:12</w:t>
       </w:r>
       <w:r>
         <w:rPr>
@@ -25139,7 +25836,7 @@
                 <w:sz w:val="26"/>
                 <w:szCs w:val="26"/>
               </w:rPr>
-              <w:t>以利亞為何三次叫以利沙留下</w:t>
+              <w:t>王都見識了神蹟，為何不信</w:t>
             </w:r>
             <w:r>
               <w:rPr>
@@ -25211,7 +25908,7 @@
                 <w:sz w:val="26"/>
                 <w:szCs w:val="26"/>
               </w:rPr>
-              <w:t>雙倍的感動指的是什麼</w:t>
+              <w:t>以利沙去大馬士革的目的</w:t>
             </w:r>
             <w:r>
               <w:rPr>
@@ -25283,7 +25980,7 @@
                 <w:sz w:val="26"/>
                 <w:szCs w:val="26"/>
               </w:rPr>
-              <w:t>為何以利沙看見了就會得著</w:t>
+              <w:t>以利沙為何哭泣</w:t>
             </w:r>
             <w:r>
               <w:rPr>
@@ -25364,7 +26061,7 @@
                 <w:sz w:val="26"/>
                 <w:szCs w:val="26"/>
               </w:rPr>
-              <w:t>人為何渴慕　神</w:t>
+              <w:t>如何超越偏見和謊言</w:t>
             </w:r>
             <w:r>
               <w:rPr>
@@ -25687,6 +26384,7 @@
           <w:noProof/>
           <w:sz w:val="20"/>
           <w:szCs w:val="20"/>
+          <w:lang w:bidi="he-IL"/>
         </w:rPr>
         <w:drawing>
           <wp:anchor distT="0" distB="0" distL="114300" distR="114300" simplePos="0" relativeHeight="251668480" behindDoc="1" locked="0" layoutInCell="1" allowOverlap="1" wp14:anchorId="7E0AD27D" wp14:editId="17EC0956">
@@ -25805,6 +26503,7 @@
         <w:rPr>
           <w:rFonts w:ascii="Barlow Condensed Medium" w:hAnsi="Barlow Condensed Medium"/>
           <w:noProof/>
+          <w:lang w:bidi="he-IL"/>
         </w:rPr>
         <mc:AlternateContent>
           <mc:Choice Requires="wps">
@@ -25870,7 +26569,7 @@
           </mc:Choice>
           <mc:Fallback>
             <w:pict>
-              <v:line w14:anchorId="07FE9626" id="直線接點 6" o:spid="_x0000_s1026" style="position:absolute;z-index:251664896;visibility:visible;mso-wrap-style:square;mso-width-percent:0;mso-height-percent:0;mso-wrap-distance-left:9pt;mso-wrap-distance-top:0;mso-wrap-distance-right:9pt;mso-wrap-distance-bottom:0;mso-position-horizontal:absolute;mso-position-horizontal-relative:page;mso-position-vertical:absolute;mso-position-vertical-relative:page;mso-width-percent:0;mso-height-percent:0;mso-width-relative:margin;mso-height-relative:margin" from="343.9pt,19.85pt" to="345.05pt,710.95pt" o:gfxdata="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" strokecolor="black [3213]" strokeweight=".5pt">
+              <v:line w14:anchorId="7DA95E7D" id="直線接點 6" o:spid="_x0000_s1026" style="position:absolute;z-index:251664896;visibility:visible;mso-wrap-style:square;mso-width-percent:0;mso-height-percent:0;mso-wrap-distance-left:9pt;mso-wrap-distance-top:0;mso-wrap-distance-right:9pt;mso-wrap-distance-bottom:0;mso-position-horizontal:absolute;mso-position-horizontal-relative:page;mso-position-vertical:absolute;mso-position-vertical-relative:page;mso-width-percent:0;mso-height-percent:0;mso-width-relative:margin;mso-height-relative:margin" from="343.9pt,19.85pt" to="345.05pt,710.95pt" o:gfxdata="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" strokecolor="black [3213]" strokeweight=".5pt">
                 <v:stroke dashstyle="3 1" joinstyle="miter"/>
                 <w10:wrap anchorx="page" anchory="page"/>
               </v:line>
@@ -25882,6 +26581,7 @@
         <w:rPr>
           <w:rFonts w:ascii="Barlow Condensed Medium" w:hAnsi="Barlow Condensed Medium"/>
           <w:noProof/>
+          <w:lang w:bidi="he-IL"/>
         </w:rPr>
         <mc:AlternateContent>
           <mc:Choice Requires="wps">
@@ -25947,7 +26647,7 @@
           </mc:Choice>
           <mc:Fallback>
             <w:pict>
-              <v:line w14:anchorId="162E667D" id="直線接點 4" o:spid="_x0000_s1026" style="position:absolute;z-index:251660800;visibility:visible;mso-wrap-style:square;mso-width-percent:0;mso-height-percent:0;mso-wrap-distance-left:9pt;mso-wrap-distance-top:0;mso-wrap-distance-right:9pt;mso-wrap-distance-bottom:0;mso-position-horizontal:absolute;mso-position-horizontal-relative:page;mso-position-vertical:absolute;mso-position-vertical-relative:page;mso-width-percent:0;mso-height-percent:0;mso-width-relative:margin;mso-height-relative:margin" from="343.9pt,19.85pt" to="345.05pt,710.95pt" o:gfxdata="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" strokecolor="black [3213]" strokeweight=".5pt">
+              <v:line w14:anchorId="5E5B0F33" id="直線接點 4" o:spid="_x0000_s1026" style="position:absolute;z-index:251660800;visibility:visible;mso-wrap-style:square;mso-width-percent:0;mso-height-percent:0;mso-wrap-distance-left:9pt;mso-wrap-distance-top:0;mso-wrap-distance-right:9pt;mso-wrap-distance-bottom:0;mso-position-horizontal:absolute;mso-position-horizontal-relative:page;mso-position-vertical:absolute;mso-position-vertical-relative:page;mso-width-percent:0;mso-height-percent:0;mso-width-relative:margin;mso-height-relative:margin" from="343.9pt,19.85pt" to="345.05pt,710.95pt" o:gfxdata="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" strokecolor="black [3213]" strokeweight=".5pt">
                 <v:stroke dashstyle="3 1" joinstyle="miter"/>
                 <w10:wrap anchorx="page" anchory="page"/>
               </v:line>
@@ -26139,7 +26839,7 @@
           <w:sz w:val="26"/>
           <w:szCs w:val="26"/>
         </w:rPr>
-        <w:t>雙倍地臨到我</w:t>
+        <w:t>以利沙的眼淚</w:t>
       </w:r>
       <w:r>
         <w:rPr>
@@ -26230,7 +26930,7 @@
                 <w:sz w:val="26"/>
                 <w:szCs w:val="26"/>
               </w:rPr>
-              <w:t>2:1-15</w:t>
+              <w:t>8:7-15</w:t>
             </w:r>
           </w:p>
         </w:tc>
@@ -26283,7 +26983,7 @@
           <w:sz w:val="26"/>
           <w:szCs w:val="26"/>
         </w:rPr>
-        <w:t>以利亞經過吉甲、伯特利和耶利哥，與他的先知門徒門作最後的道別，就是　神所留下未向巴力屈膝和親吻的。同時對以利沙作最後接班的忠誠度考試。</w:t>
+        <w:t>亞蘭王便‧哈達其實認識以色列的　神，他的將軍乃縵的痲瘋被醫治，又派去抓以利沙的兵反而被擄。卻到他病了才想來求問　神，沈醉於權位使他不能信。</w:t>
       </w:r>
       <w:r>
         <w:rPr>
@@ -26292,7 +26992,7 @@
           <w:sz w:val="26"/>
           <w:szCs w:val="26"/>
         </w:rPr>
-        <w:t>追隨先知成為門徒和先知學校的形成，最晚從撒母耳的時代就開始了</w:t>
+        <w:t>聖經沒有提及乃縵的王的名字，在以利沙的年代，應該就是便‧哈達二世了。他必然知道乃縵被以色列的　神治好的事。之前就是他，送信給以色列王，叫以色列王要治好乃縵。讓以色列王以為是要開戰的</w:t>
       </w:r>
       <w:r>
         <w:rPr>
@@ -26301,7 +27001,7 @@
           <w:sz w:val="26"/>
           <w:szCs w:val="26"/>
         </w:rPr>
-        <w:t>(</w:t>
+        <w:t>藉</w:t>
       </w:r>
       <w:r>
         <w:rPr>
@@ -26310,43 +27010,7 @@
           <w:sz w:val="26"/>
           <w:szCs w:val="26"/>
         </w:rPr>
-        <w:t>撒上</w:t>
-      </w:r>
-      <w:r>
-        <w:rPr>
-          <w:rFonts w:ascii="Barlow Condensed Medium" w:eastAsia="華康細黑體" w:hAnsi="Barlow Condensed Medium" w:cs="微軟正黑體" w:hint="eastAsia"/>
-          <w:w w:val="72"/>
-          <w:sz w:val="26"/>
-          <w:szCs w:val="26"/>
-        </w:rPr>
-        <w:t>10:5, 19:20-21)</w:t>
-      </w:r>
-      <w:r>
-        <w:rPr>
-          <w:rFonts w:ascii="Barlow Condensed Medium" w:eastAsia="華康細黑體" w:hAnsi="Barlow Condensed Medium" w:cs="微軟正黑體" w:hint="eastAsia"/>
-          <w:w w:val="72"/>
-          <w:sz w:val="26"/>
-          <w:szCs w:val="26"/>
-        </w:rPr>
-        <w:t>。那是在大衛王朝和耶路撒冷聖殿尚未形成之前，以色列人居住在異教文化遍及的迦南地，　神的先知堅守耶和華的信仰，並傳承和教導人民敬畏耶和華的儀式和律法。最重要的是，向掌權者和百姓，傳達　神所感動的話。又在南北分裂時代的北國以色列，更是因為諸王一直沒有離開巴力和各種偶像的崇拜，這耶和華的先知學校肩負更重要的使命，就是將以色列的百姓，從墮落和迷惑人的信仰中拯救出來。正如以利亞所領受的，見證　神和領人悔改歸向祂，優先於世間的國度和權勢。而今天，以利沙所要繼承的，不是什麼在人中間的權勢，而是拯救百姓的使命。而這一天所有的先知門徒都受感動，知道　神要接走以利亞。以利亞除了道別，也給了以利沙考試，考題是追隨到底的心志。那天他們走了至少走了</w:t>
-      </w:r>
-      <w:r>
-        <w:rPr>
-          <w:rFonts w:ascii="Barlow Condensed Medium" w:eastAsia="華康細黑體" w:hAnsi="Barlow Condensed Medium" w:cs="微軟正黑體" w:hint="eastAsia"/>
-          <w:w w:val="72"/>
-          <w:sz w:val="26"/>
-          <w:szCs w:val="26"/>
-        </w:rPr>
-        <w:t>60</w:t>
-      </w:r>
-      <w:r>
-        <w:rPr>
-          <w:rFonts w:ascii="Barlow Condensed Medium" w:eastAsia="華康細黑體" w:hAnsi="Barlow Condensed Medium" w:cs="微軟正黑體" w:hint="eastAsia"/>
-          <w:w w:val="72"/>
-          <w:sz w:val="26"/>
-          <w:szCs w:val="26"/>
-        </w:rPr>
-        <w:t>公里以上，且三度命令以利沙留在原地。以利沙不從，顯出是自己的心志真心地追隨。</w:t>
+        <w:t>口。還好以利沙自己派人來處理這事。又派兵捉拿以利沙的事，是因為他多次說中了亞蘭軍隊的行動，讓以色列軍隊避開危險。因此，便‧哈達只是知道以色列的　神能行大的神蹟，卻沒有去尋求和認識祂，只把祂當成與他所事奉的眾神一樣。而基本上，這種多神偶像的信仰，是人有什麼需求，就去找掌管那事的神明。也就是說，人供奉神明，神明為人消災解厄，是一種利益交換的關係。重點是，王或是世上任何相信權勢和財富能解決一切問題的人，根本不認為他們需要一個創造和至高良善的　神來管轄他們。這是從古到今都沒有改變的事。只有遇到人的權勢無法掌控的事，就是威脅到人生死的事，人才會想求問這位耶和華。</w:t>
       </w:r>
     </w:p>
     <w:p>
@@ -26369,7 +27033,7 @@
           <w:sz w:val="26"/>
           <w:szCs w:val="26"/>
         </w:rPr>
-        <w:t>允許通過考試的以利沙求賞賜，以利沙卻求靈加倍的感動。是像長子雙份財產的繼承權，更是對渴慕　神的話語和差遣的心志。但確實也只有　神能賞賜。</w:t>
+        <w:t>以利沙為了執行　神交給以利亞的任務，到大馬士革要膏哈薛作王。其實是去揭露哈薛想篡位的異心。是被惡所膏抹，權位的誘惑讓他暗殺了便‧哈達王。</w:t>
       </w:r>
       <w:r>
         <w:rPr>
@@ -26378,16 +27042,7 @@
           <w:sz w:val="26"/>
           <w:szCs w:val="26"/>
         </w:rPr>
-        <w:t xml:space="preserve">　神的靈的感動無法計算。因為所有的先知門徒都領受　神的靈的感動，而那領雙倍的就如同長子在繼承財產上的權力，同時也繼承了族長的身分。而</w:t>
-      </w:r>
-      <w:r>
-        <w:rPr>
-          <w:rFonts w:ascii="Barlow Condensed Medium" w:eastAsia="華康細黑體" w:hAnsi="Barlow Condensed Medium" w:cs="微軟正黑體" w:hint="eastAsia"/>
-          <w:w w:val="72"/>
-          <w:sz w:val="26"/>
-          <w:szCs w:val="26"/>
-        </w:rPr>
-        <w:t>以利沙則是繼承了先知學校的領導者的身分。又若是以直接領受　神的心意的感動來看，與其說是以利亞受呼召的事工的兩倍，不如說是加倍地認識和參與在　神的奧秘和計劃之中的心志。前者的身分是　神的揀選，而後者的心志則是出於人自己的決定。又放在不同的時代中，人和事有所不同，但是意義卻是相同的，就是更加認識和親近　神。就像台灣在民主化的過程中，經歷了種種社會運動。從美麗島、野百合、太陽花和尋找幸福的青鳥，是一代一代的人感受到呼召而繼承了前人的心志，就是嚮往有人權和自由的民主和法治，渴慕成為民主之子。其實我們渴慕成為　神的兒女也是一樣，是因為　神的美善和公義感動且呼召了我們。</w:t>
+        <w:t>哈薛是奉王命去求問神人以利沙他的病將如何。但是以利沙卻直接說出，王不會死於病，而是有另外的死法。這讓哈薛嚇出一身冷汗，莫非是他要暗殺王的事曝光。反而是以利沙話還沒說完就哭了起來。因為他要說的話是關於未來，他預先看見哈薛作王將要迫害以色列的百姓，但是他卻無力阻止。因為祂是奉　神的命令來將哈薛推上王位。他沒有用油膏哈薛的頭，而是知道那惡者已經進入哈薛的心，只缺臨門一腳。而以利沙的話，讓哈薛害怕密謀見光死，就立刻去執行了。又以利沙雖然傷心，心裡卻明白　神用更大的惡來刑罰作惡的人，求的乃是　神的公義。我們也明白惡有相互吞吃的本性，更要存信心相信，　神所容許的惡，不外乎是管教、罰刑，和信心的試煉。</w:t>
       </w:r>
     </w:p>
     <w:p>
@@ -26410,7 +27065,7 @@
           <w:sz w:val="26"/>
           <w:szCs w:val="26"/>
         </w:rPr>
-        <w:t>目睹火馬戰車和以利亞乘旋風升天，代表　神接納了以利沙參與在　神奇異大能的作為。又撿起以利亞遺留的外衣，重覆分開約旦河水的神蹟作為繼承的認證。</w:t>
+        <w:t>膏抹是受揀選來行　神的旨意，會行祝福，也會是刑罰。而先知以利沙明知這是　神刑罰以色列的行動，他仍須去作。只是內心愛百姓的心無法忍住激動。</w:t>
       </w:r>
       <w:r>
         <w:rPr>
@@ -26419,16 +27074,7 @@
           <w:sz w:val="26"/>
           <w:szCs w:val="26"/>
         </w:rPr>
-        <w:t>經文說有幾匹火馬拉的一輛火戰車阻隔在他們師徒之間，象徵人間和永生國度的界線。又實際上以利亞是以活的肉身和靈魂被旋風提上天去，更讓我們明白肉體復活的必要性，就是有靈有肉才是完整的生命，且義人的生命要永遠生活在　神的國度中。所以，以利亞說若是以利沙能看見　神如何接他上去，就是讓他看見生命進入永生的形態和奧秘，就表示　神認可了以利沙的資格。最後是用以利亞的外衣再行一次相的神蹟，向先知的門徒們證明　神對以利沙的揀選。有人認為以利沙是打了第二次水才分開。又有人在想以利亞過到河東，是不是上了摩西最後死在上頭的那座山。還有先知門徒不信旋風能將人提到　神那裡，堅持要去找以利亞的屍體</w:t>
-      </w:r>
-      <w:r>
-        <w:rPr>
-          <w:rFonts w:ascii="Barlow Condensed Medium" w:eastAsia="華康細黑體" w:hAnsi="Barlow Condensed Medium" w:cs="微軟正黑體" w:hint="eastAsia"/>
-          <w:w w:val="72"/>
-          <w:sz w:val="26"/>
-          <w:szCs w:val="26"/>
-        </w:rPr>
-        <w:t>。不論如何，後來　神與以利沙同行和感動他所行的事才是最真實的證明。</w:t>
+        <w:t xml:space="preserve">　神的祝福或管教刑罰有個人的層次，也有集體的層次。個人就根據個人的行為好壞，而集體就是根據家族、國家或一個共同文化的群體的整體行為。又後者，文化集體性的行為是有群體感染性的，且是世代傳承又難以根除的。像以色列暗利王朝，就是亞哈家族，王室拜偶像的政策，導致由上到下的道德敗壞，且沾滿無辜人的鮮血。是王族的權勢帶百姓走入罪中，而國度性的權勢，只可能用對等的權勢來處理。不論是外部權勢的介入，或是內部勢力的叛變，都是出於　神的旨意，而　神的先知就在其中扮演重要的角色。先知去膏立新王或策動叛變，成了北國改朝換代的常態。因此個人獨善其身，並不能保證不受這集體性文化上的罪的牽連。所以，先知的心就是要救眾人離開這種集體的罪。</w:t>
       </w:r>
     </w:p>
     <w:p>
@@ -26459,7 +27105,7 @@
           <w:sz w:val="26"/>
           <w:szCs w:val="26"/>
         </w:rPr>
-        <w:t>渴慕靈的感動</w:t>
+        <w:t>偏見使人無知</w:t>
       </w:r>
       <w:r>
         <w:rPr>
@@ -26477,7 +27123,16 @@
           <w:sz w:val="26"/>
           <w:szCs w:val="26"/>
         </w:rPr>
-        <w:t>什麼是　神的靈的感動？簡單地說就是看見和領悟到　神的美善。比如耶穌說：「人為朋友捨命，人的愛心沒有比這個更大的了。」</w:t>
+        <w:t>聽到賈永婕賈董，作為一個公眾人物，願意用「偏見使人無知」來反省過去的自己，成為喚醒台灣的年輕世代好榜樣，實在令人感佩。這話反過來說也是正確的，就是「無知使人無法分辨偏見」。</w:t>
+      </w:r>
+      <w:r>
+        <w:rPr>
+          <w:rFonts w:ascii="Barlow Condensed Medium" w:eastAsia="華康細黑體" w:hAnsi="Barlow Condensed Medium" w:cs="微軟正黑體" w:hint="eastAsia"/>
+          <w:w w:val="72"/>
+          <w:sz w:val="26"/>
+          <w:szCs w:val="26"/>
+        </w:rPr>
+        <w:t>在今日的處境，台灣的民主發展至今，卻還有人活在早年白色恐怖的意識型態中。像政治明星的造神運動，政治是少數人的特權、是黑暗的，司法一定被政權操控，製造政治的仇恨等等。真有綠共、綠色恐怖和綠色獨裁這種事實嗎？這些都是製造仇恨的謊言。讓人民陷仇恨的罪中。我們的政權是由公民選出，公民授予，就有代表人民的高度和民主的價值。是不容藐視的。而那些藐視民主的價值，就等同於藐視　神的公義和良善；誰用權力圖利自己的，才是獨裁病的患者，自己卻不自知</w:t>
       </w:r>
       <w:r>
         <w:rPr>
@@ -26486,88 +27141,7 @@
           <w:sz w:val="26"/>
           <w:szCs w:val="26"/>
         </w:rPr>
-        <w:t>(</w:t>
-      </w:r>
-      <w:r>
-        <w:rPr>
-          <w:rFonts w:ascii="Cambria" w:eastAsia="華康細黑體" w:hAnsi="Cambria" w:cs="Cambria" w:hint="eastAsia"/>
-          <w:w w:val="72"/>
-          <w:sz w:val="26"/>
-          <w:szCs w:val="26"/>
-        </w:rPr>
-        <w:t>約</w:t>
-      </w:r>
-      <w:r>
-        <w:rPr>
-          <w:rFonts w:ascii="Cambria" w:eastAsia="華康細黑體" w:hAnsi="Cambria" w:cs="Cambria" w:hint="eastAsia"/>
-          <w:w w:val="72"/>
-          <w:sz w:val="26"/>
-          <w:szCs w:val="26"/>
-        </w:rPr>
-        <w:t>15:13)</w:t>
-      </w:r>
-      <w:r>
-        <w:rPr>
-          <w:rFonts w:ascii="Cambria" w:eastAsia="華康細黑體" w:hAnsi="Cambria" w:cs="Cambria" w:hint="eastAsia"/>
-          <w:w w:val="72"/>
-          <w:sz w:val="26"/>
-          <w:szCs w:val="26"/>
-        </w:rPr>
-        <w:t>而保羅再把這種犧牲的愛拉到最高點：「為義人死，是少有的；為仁人死，或者有敢做的。惟有基督在我們還作罪人的時候為我們死，神的愛就在此向我們顯明了。」</w:t>
-      </w:r>
-      <w:r>
-        <w:rPr>
-          <w:rFonts w:ascii="Cambria" w:eastAsia="華康細黑體" w:hAnsi="Cambria" w:cs="Cambria" w:hint="eastAsia"/>
-          <w:w w:val="72"/>
-          <w:sz w:val="26"/>
-          <w:szCs w:val="26"/>
-        </w:rPr>
-        <w:t>(5:7-8)</w:t>
-      </w:r>
-      <w:r>
-        <w:rPr>
-          <w:rFonts w:ascii="Cambria" w:eastAsia="華康細黑體" w:hAnsi="Cambria" w:cs="Cambria" w:hint="eastAsia"/>
-          <w:w w:val="72"/>
-          <w:sz w:val="26"/>
-          <w:szCs w:val="26"/>
-        </w:rPr>
-        <w:t>因為生命不能重來，所以為人犧牲自己的生命就使有靈</w:t>
-      </w:r>
-      <w:r>
-        <w:rPr>
-          <w:rFonts w:ascii="Cambria" w:eastAsia="華康細黑體" w:hAnsi="Cambria" w:cs="Cambria" w:hint="eastAsia"/>
-          <w:w w:val="72"/>
-          <w:sz w:val="26"/>
-          <w:szCs w:val="26"/>
-        </w:rPr>
-        <w:t>(</w:t>
-      </w:r>
-      <w:r>
-        <w:rPr>
-          <w:rFonts w:ascii="Cambria" w:eastAsia="華康細黑體" w:hAnsi="Cambria" w:cs="Cambria" w:hint="eastAsia"/>
-          <w:w w:val="72"/>
-          <w:sz w:val="26"/>
-          <w:szCs w:val="26"/>
-        </w:rPr>
-        <w:t>良知</w:t>
-      </w:r>
-      <w:r>
-        <w:rPr>
-          <w:rFonts w:ascii="Cambria" w:eastAsia="華康細黑體" w:hAnsi="Cambria" w:cs="Cambria" w:hint="eastAsia"/>
-          <w:w w:val="72"/>
-          <w:sz w:val="26"/>
-          <w:szCs w:val="26"/>
-        </w:rPr>
-        <w:t>)</w:t>
-      </w:r>
-      <w:r>
-        <w:rPr>
-          <w:rFonts w:ascii="Cambria" w:eastAsia="華康細黑體" w:hAnsi="Cambria" w:cs="Cambria" w:hint="eastAsia"/>
-          <w:w w:val="72"/>
-          <w:sz w:val="26"/>
-          <w:szCs w:val="26"/>
-        </w:rPr>
-        <w:t>的人感動。最近看了一部電影，說到一個人從不願意為拯救全人類而犧牲，到他和一個外星人竟然願意為彼此而犧牲。這是愛的老梗了，仍然令人感動落淚。才剛看完電影，就在網路上看到某大國強取人民器官的影片。有一輛救護車直接撞倒一個年輕外送員，立刻抬上車，送醫院。然後被宣告腦亡，捐了七個器官，表揚他的大愛。連愛都可以造假，實在令人心寒。相同的事，人的靈感受到巨大的惡，這也是出於　神良善的靈的感動。</w:t>
+        <w:t>。而不自知和自我感覺良好，就是文化性的意識型態的偏見產生的愚民效果。能認錯、能發現自己的不完美，就像先知為不能阻擋的惡哭了，其實是健康的心態，是依靠　神而能超越自我偏見的心。</w:t>
       </w:r>
     </w:p>
     <w:p>
@@ -26590,7 +27164,7 @@
           <w:sz w:val="26"/>
           <w:szCs w:val="26"/>
         </w:rPr>
-        <w:t>渴慕靈的感動是渴慕　神的本質的彰顯和參與在　神的工作。即有火戰車般的守護力量、如同父親的公義和慈愛，以及掌握永生、宇宙和未來的奧秘。</w:t>
+        <w:t>以利亞和以利沙的事奉，貫穿亞哈王朝，是北國以色列最強盛的時期，卻也是拜偶像的惡極大的時期。行的神蹟最多，卻從上到下都不信，先知因此落淚。</w:t>
       </w:r>
       <w:r>
         <w:rPr>
@@ -26599,7 +27173,7 @@
           <w:sz w:val="26"/>
           <w:szCs w:val="26"/>
         </w:rPr>
-        <w:t>渴慕　神是從生命和生活體驗而來的。以利沙追隨以利亞，從以利亞對　神的事奉看見　神的公義、愛和美善。因此追隨他的導師，把追尋這樣的　神也當作他的心志。也就是說，人看見自己的缺乏，渴慕從　神來得著豐盛，且是加倍的豐盛。就是一切的真理和生命能展現出的美善，就是　神完全的形像。</w:t>
+        <w:t>先知關心的是整體以色列文化因為偶像而敗壞的問題，然而使人從文化性的意識型態中悔改是極不容易的。要改變人的腦袋，不如直接砍掉比較快，這才是以利沙難過的地方，在　神的刑罰下，不論大國入侵的死傷，或是後來耶戶對偶教信徒的大屠殺，都是令人難過的。而我們珍惜生命，但是更應該分辨人所行的善惡；我們憐憫的眼淚要為受苦的義人和無辜的百姓而流，卻不是為說謊、自私自利、製造仇恨和背叛自己的人民和　神的公義的人而流。</w:t>
       </w:r>
       <w:r>
         <w:rPr>
@@ -26631,7 +27205,7 @@
 </file>
 
 <file path=word/endnotes.xml><?xml version="1.0" encoding="utf-8"?>
-<w:endnotes xmlns:wpc="http://schemas.microsoft.com/office/word/2010/wordprocessingCanvas" xmlns:cx="http://schemas.microsoft.com/office/drawing/2014/chartex" xmlns:cx1="http://schemas.microsoft.com/office/drawing/2015/9/8/chartex" xmlns:cx2="http://schemas.microsoft.com/office/drawing/2015/10/21/chartex" xmlns:cx3="http://schemas.microsoft.com/office/drawing/2016/5/9/chartex" xmlns:cx4="http://schemas.microsoft.com/office/drawing/2016/5/10/chartex" xmlns:cx5="http://schemas.microsoft.com/office/drawing/2016/5/11/chartex" xmlns:cx6="http://schemas.microsoft.com/office/drawing/2016/5/12/chartex" xmlns:cx7="http://schemas.microsoft.com/office/drawing/2016/5/13/chartex" xmlns:cx8="http://schemas.microsoft.com/office/drawing/2016/5/14/chartex" xmlns:mc="http://schemas.openxmlformats.org/markup-compatibility/2006" xmlns:aink="http://schemas.microsoft.com/office/drawing/2016/ink" xmlns:am3d="http://schemas.microsoft.com/office/drawing/2017/model3d" xmlns:o="urn:schemas-microsoft-com:office:office" xmlns:oel="http://schemas.microsoft.com/office/2019/extlst" xmlns:r="http://schemas.openxmlformats.org/officeDocument/2006/relationships" xmlns:m="http://schemas.openxmlformats.org/officeDocument/2006/math" xmlns:v="urn:schemas-microsoft-com:vml" xmlns:wp14="http://schemas.microsoft.com/office/word/2010/wordprocessingDrawing" xmlns:wp="http://schemas.openxmlformats.org/drawingml/2006/wordprocessingDrawing" xmlns:w10="urn:schemas-microsoft-com:office:word" xmlns:w="http://schemas.openxmlformats.org/wordprocessingml/2006/main" xmlns:w14="http://schemas.microsoft.com/office/word/2010/wordml" xmlns:w15="http://schemas.microsoft.com/office/word/2012/wordml" xmlns:w16cex="http://schemas.microsoft.com/office/word/2018/wordml/cex" xmlns:w16cid="http://schemas.microsoft.com/office/word/2016/wordml/cid" xmlns:w16="http://schemas.microsoft.com/office/word/2018/wordml" xmlns:w16sdtdh="http://schemas.microsoft.com/office/word/2020/wordml/sdtdatahash" xmlns:w16se="http://schemas.microsoft.com/office/word/2015/wordml/symex" xmlns:wpg="http://schemas.microsoft.com/office/word/2010/wordprocessingGroup" xmlns:wpi="http://schemas.microsoft.com/office/word/2010/wordprocessingInk" xmlns:wne="http://schemas.microsoft.com/office/word/2006/wordml" xmlns:wps="http://schemas.microsoft.com/office/word/2010/wordprocessingShape" mc:Ignorable="w14 w15 w16se w16cid w16 w16cex w16sdtdh wp14">
+<w:endnotes xmlns:wpc="http://schemas.microsoft.com/office/word/2010/wordprocessingCanvas" xmlns:mc="http://schemas.openxmlformats.org/markup-compatibility/2006" xmlns:o="urn:schemas-microsoft-com:office:office" xmlns:r="http://schemas.openxmlformats.org/officeDocument/2006/relationships" xmlns:m="http://schemas.openxmlformats.org/officeDocument/2006/math" xmlns:v="urn:schemas-microsoft-com:vml" xmlns:wp14="http://schemas.microsoft.com/office/word/2010/wordprocessingDrawing" xmlns:wp="http://schemas.openxmlformats.org/drawingml/2006/wordprocessingDrawing" xmlns:w10="urn:schemas-microsoft-com:office:word" xmlns:w="http://schemas.openxmlformats.org/wordprocessingml/2006/main" xmlns:w14="http://schemas.microsoft.com/office/word/2010/wordml" xmlns:w15="http://schemas.microsoft.com/office/word/2012/wordml" xmlns:wpg="http://schemas.microsoft.com/office/word/2010/wordprocessingGroup" xmlns:wpi="http://schemas.microsoft.com/office/word/2010/wordprocessingInk" xmlns:wne="http://schemas.microsoft.com/office/word/2006/wordml" xmlns:wps="http://schemas.microsoft.com/office/word/2010/wordprocessingShape" mc:Ignorable="w14 w15 wp14">
   <w:endnote w:type="separator" w:id="-1">
     <w:p>
       <w:r>
@@ -26650,7 +27224,7 @@
 </file>
 
 <file path=word/footnotes.xml><?xml version="1.0" encoding="utf-8"?>
-<w:footnotes xmlns:wpc="http://schemas.microsoft.com/office/word/2010/wordprocessingCanvas" xmlns:cx="http://schemas.microsoft.com/office/drawing/2014/chartex" xmlns:cx1="http://schemas.microsoft.com/office/drawing/2015/9/8/chartex" xmlns:cx2="http://schemas.microsoft.com/office/drawing/2015/10/21/chartex" xmlns:cx3="http://schemas.microsoft.com/office/drawing/2016/5/9/chartex" xmlns:cx4="http://schemas.microsoft.com/office/drawing/2016/5/10/chartex" xmlns:cx5="http://schemas.microsoft.com/office/drawing/2016/5/11/chartex" xmlns:cx6="http://schemas.microsoft.com/office/drawing/2016/5/12/chartex" xmlns:cx7="http://schemas.microsoft.com/office/drawing/2016/5/13/chartex" xmlns:cx8="http://schemas.microsoft.com/office/drawing/2016/5/14/chartex" xmlns:mc="http://schemas.openxmlformats.org/markup-compatibility/2006" xmlns:aink="http://schemas.microsoft.com/office/drawing/2016/ink" xmlns:am3d="http://schemas.microsoft.com/office/drawing/2017/model3d" xmlns:o="urn:schemas-microsoft-com:office:office" xmlns:oel="http://schemas.microsoft.com/office/2019/extlst" xmlns:r="http://schemas.openxmlformats.org/officeDocument/2006/relationships" xmlns:m="http://schemas.openxmlformats.org/officeDocument/2006/math" xmlns:v="urn:schemas-microsoft-com:vml" xmlns:wp14="http://schemas.microsoft.com/office/word/2010/wordprocessingDrawing" xmlns:wp="http://schemas.openxmlformats.org/drawingml/2006/wordprocessingDrawing" xmlns:w10="urn:schemas-microsoft-com:office:word" xmlns:w="http://schemas.openxmlformats.org/wordprocessingml/2006/main" xmlns:w14="http://schemas.microsoft.com/office/word/2010/wordml" xmlns:w15="http://schemas.microsoft.com/office/word/2012/wordml" xmlns:w16cex="http://schemas.microsoft.com/office/word/2018/wordml/cex" xmlns:w16cid="http://schemas.microsoft.com/office/word/2016/wordml/cid" xmlns:w16="http://schemas.microsoft.com/office/word/2018/wordml" xmlns:w16sdtdh="http://schemas.microsoft.com/office/word/2020/wordml/sdtdatahash" xmlns:w16se="http://schemas.microsoft.com/office/word/2015/wordml/symex" xmlns:wpg="http://schemas.microsoft.com/office/word/2010/wordprocessingGroup" xmlns:wpi="http://schemas.microsoft.com/office/word/2010/wordprocessingInk" xmlns:wne="http://schemas.microsoft.com/office/word/2006/wordml" xmlns:wps="http://schemas.microsoft.com/office/word/2010/wordprocessingShape" mc:Ignorable="w14 w15 w16se w16cid w16 w16cex w16sdtdh wp14">
+<w:footnotes xmlns:wpc="http://schemas.microsoft.com/office/word/2010/wordprocessingCanvas" xmlns:mc="http://schemas.openxmlformats.org/markup-compatibility/2006" xmlns:o="urn:schemas-microsoft-com:office:office" xmlns:r="http://schemas.openxmlformats.org/officeDocument/2006/relationships" xmlns:m="http://schemas.openxmlformats.org/officeDocument/2006/math" xmlns:v="urn:schemas-microsoft-com:vml" xmlns:wp14="http://schemas.microsoft.com/office/word/2010/wordprocessingDrawing" xmlns:wp="http://schemas.openxmlformats.org/drawingml/2006/wordprocessingDrawing" xmlns:w10="urn:schemas-microsoft-com:office:word" xmlns:w="http://schemas.openxmlformats.org/wordprocessingml/2006/main" xmlns:w14="http://schemas.microsoft.com/office/word/2010/wordml" xmlns:w15="http://schemas.microsoft.com/office/word/2012/wordml" xmlns:wpg="http://schemas.microsoft.com/office/word/2010/wordprocessingGroup" xmlns:wpi="http://schemas.microsoft.com/office/word/2010/wordprocessingInk" xmlns:wne="http://schemas.microsoft.com/office/word/2006/wordml" xmlns:wps="http://schemas.microsoft.com/office/word/2010/wordprocessingShape" mc:Ignorable="w14 w15 wp14">
   <w:footnote w:type="separator" w:id="-1">
     <w:p>
       <w:r>
@@ -26669,7 +27243,7 @@
 </file>
 
 <file path=word/header1.xml><?xml version="1.0" encoding="utf-8"?>
-<w:hdr xmlns:wpc="http://schemas.microsoft.com/office/word/2010/wordprocessingCanvas" xmlns:cx="http://schemas.microsoft.com/office/drawing/2014/chartex" xmlns:cx1="http://schemas.microsoft.com/office/drawing/2015/9/8/chartex" xmlns:cx2="http://schemas.microsoft.com/office/drawing/2015/10/21/chartex" xmlns:cx3="http://schemas.microsoft.com/office/drawing/2016/5/9/chartex" xmlns:cx4="http://schemas.microsoft.com/office/drawing/2016/5/10/chartex" xmlns:cx5="http://schemas.microsoft.com/office/drawing/2016/5/11/chartex" xmlns:cx6="http://schemas.microsoft.com/office/drawing/2016/5/12/chartex" xmlns:cx7="http://schemas.microsoft.com/office/drawing/2016/5/13/chartex" xmlns:cx8="http://schemas.microsoft.com/office/drawing/2016/5/14/chartex" xmlns:mc="http://schemas.openxmlformats.org/markup-compatibility/2006" xmlns:aink="http://schemas.microsoft.com/office/drawing/2016/ink" xmlns:am3d="http://schemas.microsoft.com/office/drawing/2017/model3d" xmlns:o="urn:schemas-microsoft-com:office:office" xmlns:oel="http://schemas.microsoft.com/office/2019/extlst" xmlns:r="http://schemas.openxmlformats.org/officeDocument/2006/relationships" xmlns:m="http://schemas.openxmlformats.org/officeDocument/2006/math" xmlns:v="urn:schemas-microsoft-com:vml" xmlns:wp14="http://schemas.microsoft.com/office/word/2010/wordprocessingDrawing" xmlns:wp="http://schemas.openxmlformats.org/drawingml/2006/wordprocessingDrawing" xmlns:w10="urn:schemas-microsoft-com:office:word" xmlns:w="http://schemas.openxmlformats.org/wordprocessingml/2006/main" xmlns:w14="http://schemas.microsoft.com/office/word/2010/wordml" xmlns:w15="http://schemas.microsoft.com/office/word/2012/wordml" xmlns:w16cex="http://schemas.microsoft.com/office/word/2018/wordml/cex" xmlns:w16cid="http://schemas.microsoft.com/office/word/2016/wordml/cid" xmlns:w16="http://schemas.microsoft.com/office/word/2018/wordml" xmlns:w16sdtdh="http://schemas.microsoft.com/office/word/2020/wordml/sdtdatahash" xmlns:w16se="http://schemas.microsoft.com/office/word/2015/wordml/symex" xmlns:wpg="http://schemas.microsoft.com/office/word/2010/wordprocessingGroup" xmlns:wpi="http://schemas.microsoft.com/office/word/2010/wordprocessingInk" xmlns:wne="http://schemas.microsoft.com/office/word/2006/wordml" xmlns:wps="http://schemas.microsoft.com/office/word/2010/wordprocessingShape" mc:Ignorable="w14 w15 w16se w16cid w16 w16cex w16sdtdh wp14">
+<w:hdr xmlns:wpc="http://schemas.microsoft.com/office/word/2010/wordprocessingCanvas" xmlns:mc="http://schemas.openxmlformats.org/markup-compatibility/2006" xmlns:o="urn:schemas-microsoft-com:office:office" xmlns:r="http://schemas.openxmlformats.org/officeDocument/2006/relationships" xmlns:m="http://schemas.openxmlformats.org/officeDocument/2006/math" xmlns:v="urn:schemas-microsoft-com:vml" xmlns:wp14="http://schemas.microsoft.com/office/word/2010/wordprocessingDrawing" xmlns:wp="http://schemas.openxmlformats.org/drawingml/2006/wordprocessingDrawing" xmlns:w10="urn:schemas-microsoft-com:office:word" xmlns:w="http://schemas.openxmlformats.org/wordprocessingml/2006/main" xmlns:w14="http://schemas.microsoft.com/office/word/2010/wordml" xmlns:w15="http://schemas.microsoft.com/office/word/2012/wordml" xmlns:wpg="http://schemas.microsoft.com/office/word/2010/wordprocessingGroup" xmlns:wpi="http://schemas.microsoft.com/office/word/2010/wordprocessingInk" xmlns:wne="http://schemas.microsoft.com/office/word/2006/wordml" xmlns:wps="http://schemas.microsoft.com/office/word/2010/wordprocessingShape" mc:Ignorable="w14 w15 wp14">
   <w:p>
     <w:pPr>
       <w:pStyle w:val="a4"/>
@@ -27127,7 +27701,7 @@
 </file>
 
 <file path=word/header2.xml><?xml version="1.0" encoding="utf-8"?>
-<w:hdr xmlns:wpc="http://schemas.microsoft.com/office/word/2010/wordprocessingCanvas" xmlns:cx="http://schemas.microsoft.com/office/drawing/2014/chartex" xmlns:cx1="http://schemas.microsoft.com/office/drawing/2015/9/8/chartex" xmlns:cx2="http://schemas.microsoft.com/office/drawing/2015/10/21/chartex" xmlns:cx3="http://schemas.microsoft.com/office/drawing/2016/5/9/chartex" xmlns:cx4="http://schemas.microsoft.com/office/drawing/2016/5/10/chartex" xmlns:cx5="http://schemas.microsoft.com/office/drawing/2016/5/11/chartex" xmlns:cx6="http://schemas.microsoft.com/office/drawing/2016/5/12/chartex" xmlns:cx7="http://schemas.microsoft.com/office/drawing/2016/5/13/chartex" xmlns:cx8="http://schemas.microsoft.com/office/drawing/2016/5/14/chartex" xmlns:mc="http://schemas.openxmlformats.org/markup-compatibility/2006" xmlns:aink="http://schemas.microsoft.com/office/drawing/2016/ink" xmlns:am3d="http://schemas.microsoft.com/office/drawing/2017/model3d" xmlns:o="urn:schemas-microsoft-com:office:office" xmlns:oel="http://schemas.microsoft.com/office/2019/extlst" xmlns:r="http://schemas.openxmlformats.org/officeDocument/2006/relationships" xmlns:m="http://schemas.openxmlformats.org/officeDocument/2006/math" xmlns:v="urn:schemas-microsoft-com:vml" xmlns:wp14="http://schemas.microsoft.com/office/word/2010/wordprocessingDrawing" xmlns:wp="http://schemas.openxmlformats.org/drawingml/2006/wordprocessingDrawing" xmlns:w10="urn:schemas-microsoft-com:office:word" xmlns:w="http://schemas.openxmlformats.org/wordprocessingml/2006/main" xmlns:w14="http://schemas.microsoft.com/office/word/2010/wordml" xmlns:w15="http://schemas.microsoft.com/office/word/2012/wordml" xmlns:w16cex="http://schemas.microsoft.com/office/word/2018/wordml/cex" xmlns:w16cid="http://schemas.microsoft.com/office/word/2016/wordml/cid" xmlns:w16="http://schemas.microsoft.com/office/word/2018/wordml" xmlns:w16sdtdh="http://schemas.microsoft.com/office/word/2020/wordml/sdtdatahash" xmlns:w16se="http://schemas.microsoft.com/office/word/2015/wordml/symex" xmlns:wpg="http://schemas.microsoft.com/office/word/2010/wordprocessingGroup" xmlns:wpi="http://schemas.microsoft.com/office/word/2010/wordprocessingInk" xmlns:wne="http://schemas.microsoft.com/office/word/2006/wordml" xmlns:wps="http://schemas.microsoft.com/office/word/2010/wordprocessingShape" mc:Ignorable="w14 w15 w16se w16cid w16 w16cex w16sdtdh wp14">
+<w:hdr xmlns:wpc="http://schemas.microsoft.com/office/word/2010/wordprocessingCanvas" xmlns:mc="http://schemas.openxmlformats.org/markup-compatibility/2006" xmlns:o="urn:schemas-microsoft-com:office:office" xmlns:r="http://schemas.openxmlformats.org/officeDocument/2006/relationships" xmlns:m="http://schemas.openxmlformats.org/officeDocument/2006/math" xmlns:v="urn:schemas-microsoft-com:vml" xmlns:wp14="http://schemas.microsoft.com/office/word/2010/wordprocessingDrawing" xmlns:wp="http://schemas.openxmlformats.org/drawingml/2006/wordprocessingDrawing" xmlns:w10="urn:schemas-microsoft-com:office:word" xmlns:w="http://schemas.openxmlformats.org/wordprocessingml/2006/main" xmlns:w14="http://schemas.microsoft.com/office/word/2010/wordml" xmlns:w15="http://schemas.microsoft.com/office/word/2012/wordml" xmlns:wpg="http://schemas.microsoft.com/office/word/2010/wordprocessingGroup" xmlns:wpi="http://schemas.microsoft.com/office/word/2010/wordprocessingInk" xmlns:wne="http://schemas.microsoft.com/office/word/2006/wordml" xmlns:wps="http://schemas.microsoft.com/office/word/2010/wordprocessingShape" mc:Ignorable="w14 w15 wp14">
   <w:p>
     <w:pPr>
       <w:pStyle w:val="a4"/>
@@ -27585,7 +28159,7 @@
 </file>
 
 <file path=word/header3.xml><?xml version="1.0" encoding="utf-8"?>
-<w:hdr xmlns:wpc="http://schemas.microsoft.com/office/word/2010/wordprocessingCanvas" xmlns:cx="http://schemas.microsoft.com/office/drawing/2014/chartex" xmlns:cx1="http://schemas.microsoft.com/office/drawing/2015/9/8/chartex" xmlns:cx2="http://schemas.microsoft.com/office/drawing/2015/10/21/chartex" xmlns:cx3="http://schemas.microsoft.com/office/drawing/2016/5/9/chartex" xmlns:cx4="http://schemas.microsoft.com/office/drawing/2016/5/10/chartex" xmlns:cx5="http://schemas.microsoft.com/office/drawing/2016/5/11/chartex" xmlns:cx6="http://schemas.microsoft.com/office/drawing/2016/5/12/chartex" xmlns:cx7="http://schemas.microsoft.com/office/drawing/2016/5/13/chartex" xmlns:cx8="http://schemas.microsoft.com/office/drawing/2016/5/14/chartex" xmlns:mc="http://schemas.openxmlformats.org/markup-compatibility/2006" xmlns:aink="http://schemas.microsoft.com/office/drawing/2016/ink" xmlns:am3d="http://schemas.microsoft.com/office/drawing/2017/model3d" xmlns:o="urn:schemas-microsoft-com:office:office" xmlns:oel="http://schemas.microsoft.com/office/2019/extlst" xmlns:r="http://schemas.openxmlformats.org/officeDocument/2006/relationships" xmlns:m="http://schemas.openxmlformats.org/officeDocument/2006/math" xmlns:v="urn:schemas-microsoft-com:vml" xmlns:wp14="http://schemas.microsoft.com/office/word/2010/wordprocessingDrawing" xmlns:wp="http://schemas.openxmlformats.org/drawingml/2006/wordprocessingDrawing" xmlns:w10="urn:schemas-microsoft-com:office:word" xmlns:w="http://schemas.openxmlformats.org/wordprocessingml/2006/main" xmlns:w14="http://schemas.microsoft.com/office/word/2010/wordml" xmlns:w15="http://schemas.microsoft.com/office/word/2012/wordml" xmlns:w16cex="http://schemas.microsoft.com/office/word/2018/wordml/cex" xmlns:w16cid="http://schemas.microsoft.com/office/word/2016/wordml/cid" xmlns:w16="http://schemas.microsoft.com/office/word/2018/wordml" xmlns:w16sdtdh="http://schemas.microsoft.com/office/word/2020/wordml/sdtdatahash" xmlns:w16se="http://schemas.microsoft.com/office/word/2015/wordml/symex" xmlns:wpg="http://schemas.microsoft.com/office/word/2010/wordprocessingGroup" xmlns:wpi="http://schemas.microsoft.com/office/word/2010/wordprocessingInk" xmlns:wne="http://schemas.microsoft.com/office/word/2006/wordml" xmlns:wps="http://schemas.microsoft.com/office/word/2010/wordprocessingShape" mc:Ignorable="w14 w15 w16se w16cid w16 w16cex w16sdtdh wp14">
+<w:hdr xmlns:wpc="http://schemas.microsoft.com/office/word/2010/wordprocessingCanvas" xmlns:mc="http://schemas.openxmlformats.org/markup-compatibility/2006" xmlns:o="urn:schemas-microsoft-com:office:office" xmlns:r="http://schemas.openxmlformats.org/officeDocument/2006/relationships" xmlns:m="http://schemas.openxmlformats.org/officeDocument/2006/math" xmlns:v="urn:schemas-microsoft-com:vml" xmlns:wp14="http://schemas.microsoft.com/office/word/2010/wordprocessingDrawing" xmlns:wp="http://schemas.openxmlformats.org/drawingml/2006/wordprocessingDrawing" xmlns:w10="urn:schemas-microsoft-com:office:word" xmlns:w="http://schemas.openxmlformats.org/wordprocessingml/2006/main" xmlns:w14="http://schemas.microsoft.com/office/word/2010/wordml" xmlns:w15="http://schemas.microsoft.com/office/word/2012/wordml" xmlns:wpg="http://schemas.microsoft.com/office/word/2010/wordprocessingGroup" xmlns:wpi="http://schemas.microsoft.com/office/word/2010/wordprocessingInk" xmlns:wne="http://schemas.microsoft.com/office/word/2006/wordml" xmlns:wps="http://schemas.microsoft.com/office/word/2010/wordprocessingShape" mc:Ignorable="w14 w15 wp14">
   <w:p>
     <w:pPr>
       <w:pStyle w:val="a4"/>
@@ -28043,7 +28617,7 @@
 </file>
 
 <file path=word/header4.xml><?xml version="1.0" encoding="utf-8"?>
-<w:hdr xmlns:wpc="http://schemas.microsoft.com/office/word/2010/wordprocessingCanvas" xmlns:cx="http://schemas.microsoft.com/office/drawing/2014/chartex" xmlns:cx1="http://schemas.microsoft.com/office/drawing/2015/9/8/chartex" xmlns:cx2="http://schemas.microsoft.com/office/drawing/2015/10/21/chartex" xmlns:cx3="http://schemas.microsoft.com/office/drawing/2016/5/9/chartex" xmlns:cx4="http://schemas.microsoft.com/office/drawing/2016/5/10/chartex" xmlns:cx5="http://schemas.microsoft.com/office/drawing/2016/5/11/chartex" xmlns:cx6="http://schemas.microsoft.com/office/drawing/2016/5/12/chartex" xmlns:cx7="http://schemas.microsoft.com/office/drawing/2016/5/13/chartex" xmlns:cx8="http://schemas.microsoft.com/office/drawing/2016/5/14/chartex" xmlns:mc="http://schemas.openxmlformats.org/markup-compatibility/2006" xmlns:aink="http://schemas.microsoft.com/office/drawing/2016/ink" xmlns:am3d="http://schemas.microsoft.com/office/drawing/2017/model3d" xmlns:o="urn:schemas-microsoft-com:office:office" xmlns:oel="http://schemas.microsoft.com/office/2019/extlst" xmlns:r="http://schemas.openxmlformats.org/officeDocument/2006/relationships" xmlns:m="http://schemas.openxmlformats.org/officeDocument/2006/math" xmlns:v="urn:schemas-microsoft-com:vml" xmlns:wp14="http://schemas.microsoft.com/office/word/2010/wordprocessingDrawing" xmlns:wp="http://schemas.openxmlformats.org/drawingml/2006/wordprocessingDrawing" xmlns:w10="urn:schemas-microsoft-com:office:word" xmlns:w="http://schemas.openxmlformats.org/wordprocessingml/2006/main" xmlns:w14="http://schemas.microsoft.com/office/word/2010/wordml" xmlns:w15="http://schemas.microsoft.com/office/word/2012/wordml" xmlns:w16cex="http://schemas.microsoft.com/office/word/2018/wordml/cex" xmlns:w16cid="http://schemas.microsoft.com/office/word/2016/wordml/cid" xmlns:w16="http://schemas.microsoft.com/office/word/2018/wordml" xmlns:w16sdtdh="http://schemas.microsoft.com/office/word/2020/wordml/sdtdatahash" xmlns:w16se="http://schemas.microsoft.com/office/word/2015/wordml/symex" xmlns:wpg="http://schemas.microsoft.com/office/word/2010/wordprocessingGroup" xmlns:wpi="http://schemas.microsoft.com/office/word/2010/wordprocessingInk" xmlns:wne="http://schemas.microsoft.com/office/word/2006/wordml" xmlns:wps="http://schemas.microsoft.com/office/word/2010/wordprocessingShape" mc:Ignorable="w14 w15 w16se w16cid w16 w16cex w16sdtdh wp14">
+<w:hdr xmlns:wpc="http://schemas.microsoft.com/office/word/2010/wordprocessingCanvas" xmlns:mc="http://schemas.openxmlformats.org/markup-compatibility/2006" xmlns:o="urn:schemas-microsoft-com:office:office" xmlns:r="http://schemas.openxmlformats.org/officeDocument/2006/relationships" xmlns:m="http://schemas.openxmlformats.org/officeDocument/2006/math" xmlns:v="urn:schemas-microsoft-com:vml" xmlns:wp14="http://schemas.microsoft.com/office/word/2010/wordprocessingDrawing" xmlns:wp="http://schemas.openxmlformats.org/drawingml/2006/wordprocessingDrawing" xmlns:w10="urn:schemas-microsoft-com:office:word" xmlns:w="http://schemas.openxmlformats.org/wordprocessingml/2006/main" xmlns:w14="http://schemas.microsoft.com/office/word/2010/wordml" xmlns:w15="http://schemas.microsoft.com/office/word/2012/wordml" xmlns:wpg="http://schemas.microsoft.com/office/word/2010/wordprocessingGroup" xmlns:wpi="http://schemas.microsoft.com/office/word/2010/wordprocessingInk" xmlns:wne="http://schemas.microsoft.com/office/word/2006/wordml" xmlns:wps="http://schemas.microsoft.com/office/word/2010/wordprocessingShape" mc:Ignorable="w14 w15 wp14">
   <w:p>
     <w:pPr>
       <w:pStyle w:val="a4"/>
@@ -28115,7 +28689,7 @@
         <w:b/>
         <w:noProof/>
       </w:rPr>
-      <w:t>2612</w:t>
+      <w:t>2613</w:t>
     </w:r>
     <w:r>
       <w:rPr>
@@ -28252,7 +28826,7 @@
         <w:b/>
         <w:noProof/>
       </w:rPr>
-      <w:t>22</w:t>
+      <w:t>29</w:t>
     </w:r>
     <w:r>
       <w:rPr>
@@ -28324,7 +28898,7 @@
         <w:b/>
         <w:noProof/>
       </w:rPr>
-      <w:t>2612</w:t>
+      <w:t>2613</w:t>
     </w:r>
     <w:r>
       <w:rPr>
@@ -28461,7 +29035,7 @@
         <w:b/>
         <w:noProof/>
       </w:rPr>
-      <w:t>22</w:t>
+      <w:t>29</w:t>
     </w:r>
     <w:r>
       <w:rPr>
@@ -28501,7 +29075,7 @@
 </file>
 
 <file path=word/numbering.xml><?xml version="1.0" encoding="utf-8"?>
-<w:numbering xmlns:wpc="http://schemas.microsoft.com/office/word/2010/wordprocessingCanvas" xmlns:cx="http://schemas.microsoft.com/office/drawing/2014/chartex" xmlns:cx1="http://schemas.microsoft.com/office/drawing/2015/9/8/chartex" xmlns:cx2="http://schemas.microsoft.com/office/drawing/2015/10/21/chartex" xmlns:cx3="http://schemas.microsoft.com/office/drawing/2016/5/9/chartex" xmlns:cx4="http://schemas.microsoft.com/office/drawing/2016/5/10/chartex" xmlns:cx5="http://schemas.microsoft.com/office/drawing/2016/5/11/chartex" xmlns:cx6="http://schemas.microsoft.com/office/drawing/2016/5/12/chartex" xmlns:cx7="http://schemas.microsoft.com/office/drawing/2016/5/13/chartex" xmlns:cx8="http://schemas.microsoft.com/office/drawing/2016/5/14/chartex" xmlns:mc="http://schemas.openxmlformats.org/markup-compatibility/2006" xmlns:aink="http://schemas.microsoft.com/office/drawing/2016/ink" xmlns:am3d="http://schemas.microsoft.com/office/drawing/2017/model3d" xmlns:o="urn:schemas-microsoft-com:office:office" xmlns:oel="http://schemas.microsoft.com/office/2019/extlst" xmlns:r="http://schemas.openxmlformats.org/officeDocument/2006/relationships" xmlns:m="http://schemas.openxmlformats.org/officeDocument/2006/math" xmlns:v="urn:schemas-microsoft-com:vml" xmlns:wp14="http://schemas.microsoft.com/office/word/2010/wordprocessingDrawing" xmlns:wp="http://schemas.openxmlformats.org/drawingml/2006/wordprocessingDrawing" xmlns:w10="urn:schemas-microsoft-com:office:word" xmlns:w="http://schemas.openxmlformats.org/wordprocessingml/2006/main" xmlns:w14="http://schemas.microsoft.com/office/word/2010/wordml" xmlns:w15="http://schemas.microsoft.com/office/word/2012/wordml" xmlns:w16cex="http://schemas.microsoft.com/office/word/2018/wordml/cex" xmlns:w16cid="http://schemas.microsoft.com/office/word/2016/wordml/cid" xmlns:w16="http://schemas.microsoft.com/office/word/2018/wordml" xmlns:w16sdtdh="http://schemas.microsoft.com/office/word/2020/wordml/sdtdatahash" xmlns:w16se="http://schemas.microsoft.com/office/word/2015/wordml/symex" xmlns:wpg="http://schemas.microsoft.com/office/word/2010/wordprocessingGroup" xmlns:wpi="http://schemas.microsoft.com/office/word/2010/wordprocessingInk" xmlns:wne="http://schemas.microsoft.com/office/word/2006/wordml" xmlns:wps="http://schemas.microsoft.com/office/word/2010/wordprocessingShape" mc:Ignorable="w14 w15 w16se w16cid w16 w16cex w16sdtdh wp14">
+<w:numbering xmlns:wpc="http://schemas.microsoft.com/office/word/2010/wordprocessingCanvas" xmlns:mc="http://schemas.openxmlformats.org/markup-compatibility/2006" xmlns:o="urn:schemas-microsoft-com:office:office" xmlns:r="http://schemas.openxmlformats.org/officeDocument/2006/relationships" xmlns:m="http://schemas.openxmlformats.org/officeDocument/2006/math" xmlns:v="urn:schemas-microsoft-com:vml" xmlns:wp14="http://schemas.microsoft.com/office/word/2010/wordprocessingDrawing" xmlns:wp="http://schemas.openxmlformats.org/drawingml/2006/wordprocessingDrawing" xmlns:w10="urn:schemas-microsoft-com:office:word" xmlns:w="http://schemas.openxmlformats.org/wordprocessingml/2006/main" xmlns:w14="http://schemas.microsoft.com/office/word/2010/wordml" xmlns:w15="http://schemas.microsoft.com/office/word/2012/wordml" xmlns:wpg="http://schemas.microsoft.com/office/word/2010/wordprocessingGroup" xmlns:wpi="http://schemas.microsoft.com/office/word/2010/wordprocessingInk" xmlns:wne="http://schemas.microsoft.com/office/word/2006/wordml" xmlns:wps="http://schemas.microsoft.com/office/word/2010/wordprocessingShape" mc:Ignorable="w14 w15 wp14">
   <w:abstractNum w:abstractNumId="0" w15:restartNumberingAfterBreak="0">
     <w:nsid w:val="0397573A"/>
     <w:multiLevelType w:val="hybridMultilevel"/>
@@ -29926,59 +30500,59 @@
       </w:pPr>
     </w:lvl>
   </w:abstractNum>
-  <w:num w:numId="1" w16cid:durableId="300816891">
+  <w:num w:numId="1">
     <w:abstractNumId w:val="15"/>
   </w:num>
-  <w:num w:numId="2" w16cid:durableId="584191129">
+  <w:num w:numId="2">
     <w:abstractNumId w:val="5"/>
   </w:num>
-  <w:num w:numId="3" w16cid:durableId="1740054270">
+  <w:num w:numId="3">
     <w:abstractNumId w:val="7"/>
   </w:num>
-  <w:num w:numId="4" w16cid:durableId="1713724159">
+  <w:num w:numId="4">
     <w:abstractNumId w:val="3"/>
   </w:num>
-  <w:num w:numId="5" w16cid:durableId="361320684">
+  <w:num w:numId="5">
     <w:abstractNumId w:val="8"/>
   </w:num>
-  <w:num w:numId="6" w16cid:durableId="1538659282">
+  <w:num w:numId="6">
     <w:abstractNumId w:val="14"/>
   </w:num>
-  <w:num w:numId="7" w16cid:durableId="2039549527">
+  <w:num w:numId="7">
     <w:abstractNumId w:val="13"/>
   </w:num>
-  <w:num w:numId="8" w16cid:durableId="1560827106">
+  <w:num w:numId="8">
     <w:abstractNumId w:val="6"/>
   </w:num>
-  <w:num w:numId="9" w16cid:durableId="932978073">
+  <w:num w:numId="9">
     <w:abstractNumId w:val="12"/>
   </w:num>
-  <w:num w:numId="10" w16cid:durableId="1297372763">
+  <w:num w:numId="10">
     <w:abstractNumId w:val="4"/>
   </w:num>
-  <w:num w:numId="11" w16cid:durableId="1740901974">
+  <w:num w:numId="11">
     <w:abstractNumId w:val="9"/>
   </w:num>
-  <w:num w:numId="12" w16cid:durableId="95517349">
+  <w:num w:numId="12">
     <w:abstractNumId w:val="2"/>
   </w:num>
-  <w:num w:numId="13" w16cid:durableId="828865069">
+  <w:num w:numId="13">
     <w:abstractNumId w:val="10"/>
   </w:num>
-  <w:num w:numId="14" w16cid:durableId="1751922333">
+  <w:num w:numId="14">
     <w:abstractNumId w:val="11"/>
   </w:num>
-  <w:num w:numId="15" w16cid:durableId="1815101501">
+  <w:num w:numId="15">
     <w:abstractNumId w:val="1"/>
   </w:num>
-  <w:num w:numId="16" w16cid:durableId="1054695040">
+  <w:num w:numId="16">
     <w:abstractNumId w:val="0"/>
   </w:num>
 </w:numbering>
 </file>
 
 <file path=word/styles.xml><?xml version="1.0" encoding="utf-8"?>
-<w:styles xmlns:mc="http://schemas.openxmlformats.org/markup-compatibility/2006" xmlns:r="http://schemas.openxmlformats.org/officeDocument/2006/relationships" xmlns:w="http://schemas.openxmlformats.org/wordprocessingml/2006/main" xmlns:w14="http://schemas.microsoft.com/office/word/2010/wordml" xmlns:w15="http://schemas.microsoft.com/office/word/2012/wordml" xmlns:w16cex="http://schemas.microsoft.com/office/word/2018/wordml/cex" xmlns:w16cid="http://schemas.microsoft.com/office/word/2016/wordml/cid" xmlns:w16="http://schemas.microsoft.com/office/word/2018/wordml" xmlns:w16sdtdh="http://schemas.microsoft.com/office/word/2020/wordml/sdtdatahash" xmlns:w16se="http://schemas.microsoft.com/office/word/2015/wordml/symex" mc:Ignorable="w14 w15 w16se w16cid w16 w16cex w16sdtdh">
+<w:styles xmlns:mc="http://schemas.openxmlformats.org/markup-compatibility/2006" xmlns:r="http://schemas.openxmlformats.org/officeDocument/2006/relationships" xmlns:w="http://schemas.openxmlformats.org/wordprocessingml/2006/main" xmlns:w14="http://schemas.microsoft.com/office/word/2010/wordml" xmlns:w15="http://schemas.microsoft.com/office/word/2012/wordml" mc:Ignorable="w14 w15">
   <w:docDefaults>
     <w:rPrDefault>
       <w:rPr>
@@ -29991,7 +30565,7 @@
     </w:rPrDefault>
     <w:pPrDefault/>
   </w:docDefaults>
-  <w:latentStyles w:defLockedState="0" w:defUIPriority="99" w:defSemiHidden="0" w:defUnhideWhenUsed="0" w:defQFormat="0" w:count="376">
+  <w:latentStyles w:defLockedState="0" w:defUIPriority="99" w:defSemiHidden="0" w:defUnhideWhenUsed="0" w:defQFormat="0" w:count="371">
     <w:lsdException w:name="Normal" w:uiPriority="0" w:qFormat="1"/>
     <w:lsdException w:name="heading 1" w:uiPriority="9" w:qFormat="1"/>
     <w:lsdException w:name="heading 2" w:semiHidden="1" w:uiPriority="9" w:unhideWhenUsed="1" w:qFormat="1"/>
@@ -30363,11 +30937,6 @@
     <w:lsdException w:name="List Table 5 Dark Accent 6" w:uiPriority="50"/>
     <w:lsdException w:name="List Table 6 Colorful Accent 6" w:uiPriority="51"/>
     <w:lsdException w:name="List Table 7 Colorful Accent 6" w:uiPriority="52"/>
-    <w:lsdException w:name="Mention" w:semiHidden="1" w:unhideWhenUsed="1"/>
-    <w:lsdException w:name="Smart Hyperlink" w:semiHidden="1" w:unhideWhenUsed="1"/>
-    <w:lsdException w:name="Hashtag" w:semiHidden="1" w:unhideWhenUsed="1"/>
-    <w:lsdException w:name="Unresolved Mention" w:semiHidden="1" w:unhideWhenUsed="1"/>
-    <w:lsdException w:name="Smart Link" w:semiHidden="1" w:unhideWhenUsed="1"/>
   </w:latentStyles>
   <w:style w:type="paragraph" w:default="1" w:styleId="a">
     <w:name w:val="Normal"/>
@@ -31023,7 +31592,7 @@
 </file>
 
 <file path=customXml/itemProps1.xml><?xml version="1.0" encoding="utf-8"?>
-<ds:datastoreItem xmlns:ds="http://schemas.openxmlformats.org/officeDocument/2006/customXml" ds:itemID="{24EAA3B9-6697-4A5A-9F87-E441D51893C6}">
+<ds:datastoreItem xmlns:ds="http://schemas.openxmlformats.org/officeDocument/2006/customXml" ds:itemID="{3F976DCA-E1EC-4A95-9C3A-35081DD9799E}">
   <ds:schemaRefs>
     <ds:schemaRef ds:uri="http://schemas.openxmlformats.org/officeDocument/2006/bibliography"/>
   </ds:schemaRefs>
